--- a/Fájlok/Teljes.docx
+++ b/Fájlok/Teljes.docx
@@ -6931,15 +6931,11 @@
     </w:p>
     <w:p>
       <w:r>
-        <w:rPr>
-          <w:noProof/>
-          <w:lang w:eastAsia="hu-HU"/>
-        </w:rPr>
         <w:drawing>
-          <wp:inline distT="0" distB="0" distL="0" distR="0" wp14:anchorId="6BEDF520" wp14:editId="6902A587">
-            <wp:extent cx="5287707" cy="1866900"/>
-            <wp:effectExtent l="0" t="0" r="8255" b="0"/>
-            <wp:docPr id="11" name="Kép 11"/>
+          <wp:inline distT="0" distB="0" distL="0" distR="0" wp14:anchorId="53F7BC93" wp14:editId="2859AE72">
+            <wp:extent cx="5760720" cy="1852295"/>
+            <wp:effectExtent l="0" t="0" r="0" b="0"/>
+            <wp:docPr id="13" name="Kép 13"/>
             <wp:cNvGraphicFramePr>
               <a:graphicFrameLocks xmlns:a="http://schemas.openxmlformats.org/drawingml/2006/main" noChangeAspect="1"/>
             </wp:cNvGraphicFramePr>
@@ -6959,7 +6955,7 @@
                   <pic:spPr>
                     <a:xfrm>
                       <a:off x="0" y="0"/>
-                      <a:ext cx="5343562" cy="1886620"/>
+                      <a:ext cx="5760720" cy="1852295"/>
                     </a:xfrm>
                     <a:prstGeom prst="rect">
                       <a:avLst/>
@@ -6980,7 +6976,7 @@
         </w:rPr>
         <w:lastRenderedPageBreak/>
         <w:drawing>
-          <wp:inline distT="0" distB="0" distL="0" distR="0" wp14:anchorId="4F455B0C" wp14:editId="32C2B99F">
+          <wp:inline distT="0" distB="0" distL="0" distR="0" wp14:anchorId="4F455B0C" wp14:editId="2BA5721D">
             <wp:extent cx="5760720" cy="1700530"/>
             <wp:effectExtent l="0" t="0" r="0" b="0"/>
             <wp:docPr id="16" name="Kép 16"/>
@@ -7017,6 +7013,82 @@
       </w:r>
     </w:p>
     <w:p>
+      <w:r>
+        <w:drawing>
+          <wp:anchor distT="0" distB="0" distL="114300" distR="114300" simplePos="0" relativeHeight="251671040" behindDoc="0" locked="0" layoutInCell="1" allowOverlap="1" wp14:anchorId="5A120B5D" wp14:editId="6474AD79">
+            <wp:simplePos x="0" y="0"/>
+            <wp:positionH relativeFrom="margin">
+              <wp:align>right</wp:align>
+            </wp:positionH>
+            <wp:positionV relativeFrom="paragraph">
+              <wp:posOffset>301625</wp:posOffset>
+            </wp:positionV>
+            <wp:extent cx="5759450" cy="1482725"/>
+            <wp:effectExtent l="0" t="0" r="0" b="3175"/>
+            <wp:wrapSquare wrapText="bothSides"/>
+            <wp:docPr id="21" name="Kép 21"/>
+            <wp:cNvGraphicFramePr>
+              <a:graphicFrameLocks xmlns:a="http://schemas.openxmlformats.org/drawingml/2006/main" noChangeAspect="1"/>
+            </wp:cNvGraphicFramePr>
+            <a:graphic xmlns:a="http://schemas.openxmlformats.org/drawingml/2006/main">
+              <a:graphicData uri="http://schemas.openxmlformats.org/drawingml/2006/picture">
+                <pic:pic xmlns:pic="http://schemas.openxmlformats.org/drawingml/2006/picture">
+                  <pic:nvPicPr>
+                    <pic:cNvPr id="1" name=""/>
+                    <pic:cNvPicPr/>
+                  </pic:nvPicPr>
+                  <pic:blipFill rotWithShape="1">
+                    <a:blip r:embed="rId16" cstate="print">
+                      <a:extLst>
+                        <a:ext uri="{28A0092B-C50C-407E-A947-70E740481C1C}">
+                          <a14:useLocalDpi xmlns:a14="http://schemas.microsoft.com/office/drawing/2010/main" val="0"/>
+                        </a:ext>
+                      </a:extLst>
+                    </a:blip>
+                    <a:srcRect r="21131"/>
+                    <a:stretch/>
+                  </pic:blipFill>
+                  <pic:spPr bwMode="auto">
+                    <a:xfrm>
+                      <a:off x="0" y="0"/>
+                      <a:ext cx="5759450" cy="1482725"/>
+                    </a:xfrm>
+                    <a:prstGeom prst="rect">
+                      <a:avLst/>
+                    </a:prstGeom>
+                    <a:ln>
+                      <a:noFill/>
+                    </a:ln>
+                    <a:extLst>
+                      <a:ext uri="{53640926-AAD7-44D8-BBD7-CCE9431645EC}">
+                        <a14:shadowObscured xmlns:a14="http://schemas.microsoft.com/office/drawing/2010/main"/>
+                      </a:ext>
+                    </a:extLst>
+                  </pic:spPr>
+                </pic:pic>
+              </a:graphicData>
+            </a:graphic>
+            <wp14:sizeRelH relativeFrom="page">
+              <wp14:pctWidth>0</wp14:pctWidth>
+            </wp14:sizeRelH>
+            <wp14:sizeRelV relativeFrom="page">
+              <wp14:pctHeight>0</wp14:pctHeight>
+            </wp14:sizeRelV>
+          </wp:anchor>
+        </w:drawing>
+      </w:r>
+      <w:r>
+        <w:t xml:space="preserve">Moderátori felület (korlátozott </w:t>
+      </w:r>
+      <w:r>
+        <w:t>jogosultsággal</w:t>
+      </w:r>
+      <w:r>
+        <w:t>):</w:t>
+      </w:r>
+    </w:p>
+    <w:p/>
+    <w:p>
       <w:pPr>
         <w:pStyle w:val="Stlus2"/>
       </w:pPr>
@@ -7035,16 +7107,16 @@
           <w:lang w:eastAsia="hu-HU"/>
         </w:rPr>
         <w:drawing>
-          <wp:anchor distT="0" distB="0" distL="114300" distR="114300" simplePos="0" relativeHeight="251666944" behindDoc="0" locked="0" layoutInCell="1" allowOverlap="1" wp14:anchorId="23C971C1" wp14:editId="2C0D7F43">
+          <wp:anchor distT="0" distB="0" distL="114300" distR="114300" simplePos="0" relativeHeight="251666944" behindDoc="0" locked="0" layoutInCell="1" allowOverlap="1" wp14:anchorId="23C971C1" wp14:editId="0BEA651C">
             <wp:simplePos x="0" y="0"/>
             <wp:positionH relativeFrom="margin">
-              <wp:posOffset>4074160</wp:posOffset>
+              <wp:posOffset>4262755</wp:posOffset>
             </wp:positionH>
             <wp:positionV relativeFrom="paragraph">
-              <wp:posOffset>7620</wp:posOffset>
+              <wp:posOffset>-13336</wp:posOffset>
             </wp:positionV>
-            <wp:extent cx="1778000" cy="5478780"/>
-            <wp:effectExtent l="0" t="0" r="0" b="7620"/>
+            <wp:extent cx="1504315" cy="4640453"/>
+            <wp:effectExtent l="0" t="0" r="635" b="8255"/>
             <wp:wrapSquare wrapText="bothSides"/>
             <wp:docPr id="10" name="Kép 10"/>
             <wp:cNvGraphicFramePr>
@@ -7058,7 +7130,7 @@
                     <pic:cNvPicPr/>
                   </pic:nvPicPr>
                   <pic:blipFill>
-                    <a:blip r:embed="rId16">
+                    <a:blip r:embed="rId17">
                       <a:extLst>
                         <a:ext uri="{28A0092B-C50C-407E-A947-70E740481C1C}">
                           <a14:useLocalDpi xmlns:a14="http://schemas.microsoft.com/office/drawing/2010/main" val="0"/>
@@ -7072,7 +7144,7 @@
                   <pic:spPr>
                     <a:xfrm>
                       <a:off x="0" y="0"/>
-                      <a:ext cx="1778000" cy="5478780"/>
+                      <a:ext cx="1505168" cy="4643085"/>
                     </a:xfrm>
                     <a:prstGeom prst="rect">
                       <a:avLst/>
@@ -7174,6 +7246,7 @@
     </w:p>
     <w:p>
       <w:r>
+        <w:lastRenderedPageBreak/>
         <w:t>Az oldalon egyszerre megjeleníthető termékek száma (12, 24 vagy 48) a lapozó sorban állítható. Ha több oldalra oszlanak a találatok, a lapozó gombok segítségével lehet közöttük navigálni.</w:t>
       </w:r>
     </w:p>
@@ -7188,7 +7261,6 @@
           <w:noProof/>
           <w:lang w:eastAsia="hu-HU"/>
         </w:rPr>
-        <w:lastRenderedPageBreak/>
         <w:drawing>
           <wp:anchor distT="0" distB="0" distL="114300" distR="114300" simplePos="0" relativeHeight="251665920" behindDoc="0" locked="0" layoutInCell="1" allowOverlap="1" wp14:anchorId="6CC8AE2F" wp14:editId="4DE6D345">
             <wp:simplePos x="0" y="0"/>
@@ -7213,7 +7285,7 @@
                     <pic:cNvPicPr/>
                   </pic:nvPicPr>
                   <pic:blipFill>
-                    <a:blip r:embed="rId17" cstate="print">
+                    <a:blip r:embed="rId18" cstate="print">
                       <a:extLst>
                         <a:ext uri="{28A0092B-C50C-407E-A947-70E740481C1C}">
                           <a14:useLocalDpi xmlns:a14="http://schemas.microsoft.com/office/drawing/2010/main" val="0"/>
@@ -7425,7 +7497,7 @@
                     <pic:cNvPicPr/>
                   </pic:nvPicPr>
                   <pic:blipFill>
-                    <a:blip r:embed="rId18"/>
+                    <a:blip r:embed="rId19"/>
                     <a:stretch>
                       <a:fillRect/>
                     </a:stretch>
@@ -7477,7 +7549,7 @@
                     <pic:cNvPicPr/>
                   </pic:nvPicPr>
                   <pic:blipFill>
-                    <a:blip r:embed="rId19">
+                    <a:blip r:embed="rId20">
                       <a:extLst>
                         <a:ext uri="{28A0092B-C50C-407E-A947-70E740481C1C}">
                           <a14:useLocalDpi xmlns:a14="http://schemas.microsoft.com/office/drawing/2010/main" val="0"/>
@@ -7530,7 +7602,7 @@
                     <pic:cNvPicPr/>
                   </pic:nvPicPr>
                   <pic:blipFill>
-                    <a:blip r:embed="rId20">
+                    <a:blip r:embed="rId21">
                       <a:extLst>
                         <a:ext uri="{28A0092B-C50C-407E-A947-70E740481C1C}">
                           <a14:useLocalDpi xmlns:a14="http://schemas.microsoft.com/office/drawing/2010/main" val="0"/>
@@ -7605,7 +7677,7 @@
                     <pic:cNvPicPr/>
                   </pic:nvPicPr>
                   <pic:blipFill>
-                    <a:blip r:embed="rId21" cstate="print">
+                    <a:blip r:embed="rId22" cstate="print">
                       <a:extLst>
                         <a:ext uri="{28A0092B-C50C-407E-A947-70E740481C1C}">
                           <a14:useLocalDpi xmlns:a14="http://schemas.microsoft.com/office/drawing/2010/main" val="0"/>
@@ -7829,7 +7901,7 @@
                     <pic:cNvPicPr/>
                   </pic:nvPicPr>
                   <pic:blipFill>
-                    <a:blip r:embed="rId22"/>
+                    <a:blip r:embed="rId23"/>
                     <a:stretch>
                       <a:fillRect/>
                     </a:stretch>
@@ -7861,174 +7933,6 @@
             <wp:extent cx="2644140" cy="3270384"/>
             <wp:effectExtent l="0" t="0" r="3810" b="6350"/>
             <wp:docPr id="9" name="Kép 9"/>
-            <wp:cNvGraphicFramePr>
-              <a:graphicFrameLocks xmlns:a="http://schemas.openxmlformats.org/drawingml/2006/main" noChangeAspect="1"/>
-            </wp:cNvGraphicFramePr>
-            <a:graphic xmlns:a="http://schemas.openxmlformats.org/drawingml/2006/main">
-              <a:graphicData uri="http://schemas.openxmlformats.org/drawingml/2006/picture">
-                <pic:pic xmlns:pic="http://schemas.openxmlformats.org/drawingml/2006/picture">
-                  <pic:nvPicPr>
-                    <pic:cNvPr id="1" name=""/>
-                    <pic:cNvPicPr/>
-                  </pic:nvPicPr>
-                  <pic:blipFill>
-                    <a:blip r:embed="rId23"/>
-                    <a:stretch>
-                      <a:fillRect/>
-                    </a:stretch>
-                  </pic:blipFill>
-                  <pic:spPr>
-                    <a:xfrm>
-                      <a:off x="0" y="0"/>
-                      <a:ext cx="2668426" cy="3300422"/>
-                    </a:xfrm>
-                    <a:prstGeom prst="rect">
-                      <a:avLst/>
-                    </a:prstGeom>
-                  </pic:spPr>
-                </pic:pic>
-              </a:graphicData>
-            </a:graphic>
-          </wp:inline>
-        </w:drawing>
-      </w:r>
-    </w:p>
-    <w:p>
-      <w:pPr>
-        <w:pStyle w:val="Stlus3"/>
-      </w:pPr>
-      <w:bookmarkStart w:id="25" w:name="_Toc225851172"/>
-      <w:bookmarkStart w:id="26" w:name="_Toc227149910"/>
-      <w:r>
-        <w:lastRenderedPageBreak/>
-        <w:t>Poszt megjelenítése</w:t>
-      </w:r>
-      <w:bookmarkEnd w:id="25"/>
-      <w:bookmarkEnd w:id="26"/>
-    </w:p>
-    <w:p>
-      <w:r>
-        <w:t>Egy blogbejegyzésre kattintva annak teljes tartalma jelenik meg. A poszt részletes oldalán látható:</w:t>
-      </w:r>
-    </w:p>
-    <w:p>
-      <w:pPr>
-        <w:pStyle w:val="Listaszerbekezds"/>
-        <w:numPr>
-          <w:ilvl w:val="0"/>
-          <w:numId w:val="19"/>
-        </w:numPr>
-      </w:pPr>
-      <w:r>
-        <w:t>A poszt borítóképe</w:t>
-      </w:r>
-    </w:p>
-    <w:p>
-      <w:pPr>
-        <w:pStyle w:val="Listaszerbekezds"/>
-        <w:numPr>
-          <w:ilvl w:val="0"/>
-          <w:numId w:val="19"/>
-        </w:numPr>
-      </w:pPr>
-      <w:r>
-        <w:t>Cím,</w:t>
-      </w:r>
-      <w:r>
-        <w:t xml:space="preserve"> szerző neve, közzététel dátuma</w:t>
-      </w:r>
-    </w:p>
-    <w:p>
-      <w:pPr>
-        <w:pStyle w:val="Listaszerbekezds"/>
-        <w:numPr>
-          <w:ilvl w:val="0"/>
-          <w:numId w:val="19"/>
-        </w:numPr>
-      </w:pPr>
-      <w:r>
-        <w:t>Becsült olvasási idő (a tartalom hossza alapján automatiku</w:t>
-      </w:r>
-      <w:r>
-        <w:t>san kiszámítva)</w:t>
-      </w:r>
-    </w:p>
-    <w:p>
-      <w:pPr>
-        <w:pStyle w:val="Listaszerbekezds"/>
-        <w:numPr>
-          <w:ilvl w:val="0"/>
-          <w:numId w:val="19"/>
-        </w:numPr>
-      </w:pPr>
-      <w:r>
-        <w:t>A formázott szöveges tartalo</w:t>
-      </w:r>
-      <w:r>
-        <w:t>m (félkövér, dőlt, linkek stb.)</w:t>
-      </w:r>
-    </w:p>
-    <w:p>
-      <w:pPr>
-        <w:pStyle w:val="Listaszerbekezds"/>
-        <w:numPr>
-          <w:ilvl w:val="0"/>
-          <w:numId w:val="19"/>
-        </w:numPr>
-      </w:pPr>
-      <w:r>
-        <w:t>Hozzáren</w:t>
-      </w:r>
-      <w:r>
-        <w:t>delt címkék # előtaggal jelölve</w:t>
-      </w:r>
-    </w:p>
-    <w:p>
-      <w:pPr>
-        <w:pStyle w:val="Listaszerbekezds"/>
-        <w:numPr>
-          <w:ilvl w:val="0"/>
-          <w:numId w:val="19"/>
-        </w:numPr>
-      </w:pPr>
-      <w:r>
-        <w:t>Opcionális képgaléria: ha a poszthoz több kép is tartozik, azok rácsban jelennek meg, és előnézeti módba</w:t>
-      </w:r>
-      <w:r>
-        <w:t>n, kinagyítva is megtekinthetők</w:t>
-      </w:r>
-    </w:p>
-    <w:p>
-      <w:pPr>
-        <w:pStyle w:val="Listaszerbekezds"/>
-        <w:numPr>
-          <w:ilvl w:val="0"/>
-          <w:numId w:val="19"/>
-        </w:numPr>
-      </w:pPr>
-      <w:r>
-        <w:t>Jobb felső sarokban e</w:t>
-      </w:r>
-      <w:r>
-        <w:t>gy bejelentési gomb is elérhető, saját poszt megtekintés esetén szerkesztés gombbá módosul</w:t>
-      </w:r>
-    </w:p>
-    <w:p>
-      <w:r>
-        <w:t>A „Vissza a bloghoz" gombbal az előző oldalra lehet visszatérni.</w:t>
-      </w:r>
-    </w:p>
-    <w:p>
-      <w:r>
-        <w:rPr>
-          <w:noProof/>
-          <w:lang w:eastAsia="hu-HU"/>
-        </w:rPr>
-        <w:drawing>
-          <wp:inline distT="0" distB="0" distL="0" distR="0" wp14:anchorId="32B2E90C" wp14:editId="14A33E3D">
-            <wp:extent cx="5760720" cy="3482975"/>
-            <wp:effectExtent l="0" t="0" r="0" b="3175"/>
-            <wp:docPr id="24" name="Kép 24"/>
             <wp:cNvGraphicFramePr>
               <a:graphicFrameLocks xmlns:a="http://schemas.openxmlformats.org/drawingml/2006/main" noChangeAspect="1"/>
             </wp:cNvGraphicFramePr>
@@ -8048,6 +7952,174 @@
                   <pic:spPr>
                     <a:xfrm>
                       <a:off x="0" y="0"/>
+                      <a:ext cx="2668426" cy="3300422"/>
+                    </a:xfrm>
+                    <a:prstGeom prst="rect">
+                      <a:avLst/>
+                    </a:prstGeom>
+                  </pic:spPr>
+                </pic:pic>
+              </a:graphicData>
+            </a:graphic>
+          </wp:inline>
+        </w:drawing>
+      </w:r>
+    </w:p>
+    <w:p>
+      <w:pPr>
+        <w:pStyle w:val="Stlus3"/>
+      </w:pPr>
+      <w:bookmarkStart w:id="25" w:name="_Toc225851172"/>
+      <w:bookmarkStart w:id="26" w:name="_Toc227149910"/>
+      <w:r>
+        <w:lastRenderedPageBreak/>
+        <w:t>Poszt megjelenítése</w:t>
+      </w:r>
+      <w:bookmarkEnd w:id="25"/>
+      <w:bookmarkEnd w:id="26"/>
+    </w:p>
+    <w:p>
+      <w:r>
+        <w:t>Egy blogbejegyzésre kattintva annak teljes tartalma jelenik meg. A poszt részletes oldalán látható:</w:t>
+      </w:r>
+    </w:p>
+    <w:p>
+      <w:pPr>
+        <w:pStyle w:val="Listaszerbekezds"/>
+        <w:numPr>
+          <w:ilvl w:val="0"/>
+          <w:numId w:val="19"/>
+        </w:numPr>
+      </w:pPr>
+      <w:r>
+        <w:t>A poszt borítóképe</w:t>
+      </w:r>
+    </w:p>
+    <w:p>
+      <w:pPr>
+        <w:pStyle w:val="Listaszerbekezds"/>
+        <w:numPr>
+          <w:ilvl w:val="0"/>
+          <w:numId w:val="19"/>
+        </w:numPr>
+      </w:pPr>
+      <w:r>
+        <w:t>Cím,</w:t>
+      </w:r>
+      <w:r>
+        <w:t xml:space="preserve"> szerző neve, közzététel dátuma</w:t>
+      </w:r>
+    </w:p>
+    <w:p>
+      <w:pPr>
+        <w:pStyle w:val="Listaszerbekezds"/>
+        <w:numPr>
+          <w:ilvl w:val="0"/>
+          <w:numId w:val="19"/>
+        </w:numPr>
+      </w:pPr>
+      <w:r>
+        <w:t>Becsült olvasási idő (a tartalom hossza alapján automatiku</w:t>
+      </w:r>
+      <w:r>
+        <w:t>san kiszámítva)</w:t>
+      </w:r>
+    </w:p>
+    <w:p>
+      <w:pPr>
+        <w:pStyle w:val="Listaszerbekezds"/>
+        <w:numPr>
+          <w:ilvl w:val="0"/>
+          <w:numId w:val="19"/>
+        </w:numPr>
+      </w:pPr>
+      <w:r>
+        <w:t>A formázott szöveges tartalo</w:t>
+      </w:r>
+      <w:r>
+        <w:t>m (félkövér, dőlt, linkek stb.)</w:t>
+      </w:r>
+    </w:p>
+    <w:p>
+      <w:pPr>
+        <w:pStyle w:val="Listaszerbekezds"/>
+        <w:numPr>
+          <w:ilvl w:val="0"/>
+          <w:numId w:val="19"/>
+        </w:numPr>
+      </w:pPr>
+      <w:r>
+        <w:t>Hozzáren</w:t>
+      </w:r>
+      <w:r>
+        <w:t>delt címkék # előtaggal jelölve</w:t>
+      </w:r>
+    </w:p>
+    <w:p>
+      <w:pPr>
+        <w:pStyle w:val="Listaszerbekezds"/>
+        <w:numPr>
+          <w:ilvl w:val="0"/>
+          <w:numId w:val="19"/>
+        </w:numPr>
+      </w:pPr>
+      <w:r>
+        <w:t>Opcionális képgaléria: ha a poszthoz több kép is tartozik, azok rácsban jelennek meg, és előnézeti módba</w:t>
+      </w:r>
+      <w:r>
+        <w:t>n, kinagyítva is megtekinthetők</w:t>
+      </w:r>
+    </w:p>
+    <w:p>
+      <w:pPr>
+        <w:pStyle w:val="Listaszerbekezds"/>
+        <w:numPr>
+          <w:ilvl w:val="0"/>
+          <w:numId w:val="19"/>
+        </w:numPr>
+      </w:pPr>
+      <w:r>
+        <w:t>Jobb felső sarokban e</w:t>
+      </w:r>
+      <w:r>
+        <w:t>gy bejelentési gomb is elérhető, saját poszt megtekintés esetén szerkesztés gombbá módosul</w:t>
+      </w:r>
+    </w:p>
+    <w:p>
+      <w:r>
+        <w:t>A „Vissza a bloghoz" gombbal az előző oldalra lehet visszatérni.</w:t>
+      </w:r>
+    </w:p>
+    <w:p>
+      <w:r>
+        <w:rPr>
+          <w:noProof/>
+          <w:lang w:eastAsia="hu-HU"/>
+        </w:rPr>
+        <w:drawing>
+          <wp:inline distT="0" distB="0" distL="0" distR="0" wp14:anchorId="32B2E90C" wp14:editId="14A33E3D">
+            <wp:extent cx="5760720" cy="3482975"/>
+            <wp:effectExtent l="0" t="0" r="0" b="3175"/>
+            <wp:docPr id="24" name="Kép 24"/>
+            <wp:cNvGraphicFramePr>
+              <a:graphicFrameLocks xmlns:a="http://schemas.openxmlformats.org/drawingml/2006/main" noChangeAspect="1"/>
+            </wp:cNvGraphicFramePr>
+            <a:graphic xmlns:a="http://schemas.openxmlformats.org/drawingml/2006/main">
+              <a:graphicData uri="http://schemas.openxmlformats.org/drawingml/2006/picture">
+                <pic:pic xmlns:pic="http://schemas.openxmlformats.org/drawingml/2006/picture">
+                  <pic:nvPicPr>
+                    <pic:cNvPr id="1" name=""/>
+                    <pic:cNvPicPr/>
+                  </pic:nvPicPr>
+                  <pic:blipFill>
+                    <a:blip r:embed="rId25"/>
+                    <a:stretch>
+                      <a:fillRect/>
+                    </a:stretch>
+                  </pic:blipFill>
+                  <pic:spPr>
+                    <a:xfrm>
+                      <a:off x="0" y="0"/>
                       <a:ext cx="5760720" cy="3482975"/>
                     </a:xfrm>
                     <a:prstGeom prst="rect">
@@ -8111,7 +8183,7 @@
                     <pic:cNvPicPr/>
                   </pic:nvPicPr>
                   <pic:blipFill rotWithShape="1">
-                    <a:blip r:embed="rId25"/>
+                    <a:blip r:embed="rId26"/>
                     <a:srcRect b="15732"/>
                     <a:stretch/>
                   </pic:blipFill>
@@ -8253,7 +8325,7 @@
                     <pic:cNvPicPr/>
                   </pic:nvPicPr>
                   <pic:blipFill>
-                    <a:blip r:embed="rId26"/>
+                    <a:blip r:embed="rId27"/>
                     <a:stretch>
                       <a:fillRect/>
                     </a:stretch>
@@ -8286,49 +8358,6 @@
             <wp:extent cx="5760720" cy="2695575"/>
             <wp:effectExtent l="0" t="0" r="0" b="9525"/>
             <wp:docPr id="4" name="Kép 4"/>
-            <wp:cNvGraphicFramePr>
-              <a:graphicFrameLocks xmlns:a="http://schemas.openxmlformats.org/drawingml/2006/main" noChangeAspect="1"/>
-            </wp:cNvGraphicFramePr>
-            <a:graphic xmlns:a="http://schemas.openxmlformats.org/drawingml/2006/main">
-              <a:graphicData uri="http://schemas.openxmlformats.org/drawingml/2006/picture">
-                <pic:pic xmlns:pic="http://schemas.openxmlformats.org/drawingml/2006/picture">
-                  <pic:nvPicPr>
-                    <pic:cNvPr id="1" name=""/>
-                    <pic:cNvPicPr/>
-                  </pic:nvPicPr>
-                  <pic:blipFill>
-                    <a:blip r:embed="rId27"/>
-                    <a:stretch>
-                      <a:fillRect/>
-                    </a:stretch>
-                  </pic:blipFill>
-                  <pic:spPr>
-                    <a:xfrm>
-                      <a:off x="0" y="0"/>
-                      <a:ext cx="5760720" cy="2695575"/>
-                    </a:xfrm>
-                    <a:prstGeom prst="rect">
-                      <a:avLst/>
-                    </a:prstGeom>
-                  </pic:spPr>
-                </pic:pic>
-              </a:graphicData>
-            </a:graphic>
-          </wp:inline>
-        </w:drawing>
-      </w:r>
-    </w:p>
-    <w:p>
-      <w:r>
-        <w:rPr>
-          <w:noProof/>
-          <w:lang w:eastAsia="hu-HU"/>
-        </w:rPr>
-        <w:drawing>
-          <wp:inline distT="0" distB="0" distL="0" distR="0" wp14:anchorId="5701ED8B" wp14:editId="0002D6C6">
-            <wp:extent cx="2280601" cy="2338705"/>
-            <wp:effectExtent l="0" t="0" r="5715" b="4445"/>
-            <wp:docPr id="5" name="Kép 5"/>
             <wp:cNvGraphicFramePr>
               <a:graphicFrameLocks xmlns:a="http://schemas.openxmlformats.org/drawingml/2006/main" noChangeAspect="1"/>
             </wp:cNvGraphicFramePr>
@@ -8348,6 +8377,49 @@
                   <pic:spPr>
                     <a:xfrm>
                       <a:off x="0" y="0"/>
+                      <a:ext cx="5760720" cy="2695575"/>
+                    </a:xfrm>
+                    <a:prstGeom prst="rect">
+                      <a:avLst/>
+                    </a:prstGeom>
+                  </pic:spPr>
+                </pic:pic>
+              </a:graphicData>
+            </a:graphic>
+          </wp:inline>
+        </w:drawing>
+      </w:r>
+    </w:p>
+    <w:p>
+      <w:r>
+        <w:rPr>
+          <w:noProof/>
+          <w:lang w:eastAsia="hu-HU"/>
+        </w:rPr>
+        <w:drawing>
+          <wp:inline distT="0" distB="0" distL="0" distR="0" wp14:anchorId="5701ED8B" wp14:editId="0002D6C6">
+            <wp:extent cx="2280601" cy="2338705"/>
+            <wp:effectExtent l="0" t="0" r="5715" b="4445"/>
+            <wp:docPr id="5" name="Kép 5"/>
+            <wp:cNvGraphicFramePr>
+              <a:graphicFrameLocks xmlns:a="http://schemas.openxmlformats.org/drawingml/2006/main" noChangeAspect="1"/>
+            </wp:cNvGraphicFramePr>
+            <a:graphic xmlns:a="http://schemas.openxmlformats.org/drawingml/2006/main">
+              <a:graphicData uri="http://schemas.openxmlformats.org/drawingml/2006/picture">
+                <pic:pic xmlns:pic="http://schemas.openxmlformats.org/drawingml/2006/picture">
+                  <pic:nvPicPr>
+                    <pic:cNvPr id="1" name=""/>
+                    <pic:cNvPicPr/>
+                  </pic:nvPicPr>
+                  <pic:blipFill>
+                    <a:blip r:embed="rId29"/>
+                    <a:stretch>
+                      <a:fillRect/>
+                    </a:stretch>
+                  </pic:blipFill>
+                  <pic:spPr>
+                    <a:xfrm>
+                      <a:off x="0" y="0"/>
                       <a:ext cx="2292582" cy="2350991"/>
                     </a:xfrm>
                     <a:prstGeom prst="rect">
@@ -8381,7 +8453,7 @@
                     <pic:cNvPicPr/>
                   </pic:nvPicPr>
                   <pic:blipFill>
-                    <a:blip r:embed="rId29"/>
+                    <a:blip r:embed="rId30"/>
                     <a:stretch>
                       <a:fillRect/>
                     </a:stretch>
@@ -8669,7 +8741,7 @@
                     <pic:cNvPicPr/>
                   </pic:nvPicPr>
                   <pic:blipFill>
-                    <a:blip r:embed="rId30">
+                    <a:blip r:embed="rId31">
                       <a:extLst>
                         <a:ext uri="{28A0092B-C50C-407E-A947-70E740481C1C}">
                           <a14:useLocalDpi xmlns:a14="http://schemas.microsoft.com/office/drawing/2010/main" val="0"/>
@@ -8941,7 +9013,7 @@
                     <pic:cNvPicPr/>
                   </pic:nvPicPr>
                   <pic:blipFill>
-                    <a:blip r:embed="rId31">
+                    <a:blip r:embed="rId32">
                       <a:extLst>
                         <a:ext uri="{28A0092B-C50C-407E-A947-70E740481C1C}">
                           <a14:useLocalDpi xmlns:a14="http://schemas.microsoft.com/office/drawing/2010/main" val="0"/>
@@ -9174,7 +9246,7 @@
                     <pic:cNvPicPr/>
                   </pic:nvPicPr>
                   <pic:blipFill>
-                    <a:blip r:embed="rId32">
+                    <a:blip r:embed="rId33">
                       <a:extLst>
                         <a:ext uri="{28A0092B-C50C-407E-A947-70E740481C1C}">
                           <a14:useLocalDpi xmlns:a14="http://schemas.microsoft.com/office/drawing/2010/main" val="0"/>
@@ -9344,7 +9416,7 @@
                     <pic:cNvPicPr/>
                   </pic:nvPicPr>
                   <pic:blipFill>
-                    <a:blip r:embed="rId33">
+                    <a:blip r:embed="rId34">
                       <a:extLst>
                         <a:ext uri="{28A0092B-C50C-407E-A947-70E740481C1C}">
                           <a14:useLocalDpi xmlns:a14="http://schemas.microsoft.com/office/drawing/2010/main" val="0"/>
@@ -9407,7 +9479,7 @@
                     </pic:cNvPicPr>
                   </pic:nvPicPr>
                   <pic:blipFill>
-                    <a:blip r:embed="rId34">
+                    <a:blip r:embed="rId35">
                       <a:extLst>
                         <a:ext uri="{28A0092B-C50C-407E-A947-70E740481C1C}">
                           <a14:useLocalDpi xmlns:a14="http://schemas.microsoft.com/office/drawing/2010/main" val="0"/>
@@ -9565,7 +9637,7 @@
                     </pic:cNvPicPr>
                   </pic:nvPicPr>
                   <pic:blipFill>
-                    <a:blip r:embed="rId35">
+                    <a:blip r:embed="rId36">
                       <a:extLst>
                         <a:ext uri="{28A0092B-C50C-407E-A947-70E740481C1C}">
                           <a14:useLocalDpi xmlns:a14="http://schemas.microsoft.com/office/drawing/2010/main" val="0"/>
@@ -9622,7 +9694,7 @@
                     </pic:cNvPicPr>
                   </pic:nvPicPr>
                   <pic:blipFill>
-                    <a:blip r:embed="rId36">
+                    <a:blip r:embed="rId37">
                       <a:extLst>
                         <a:ext uri="{28A0092B-C50C-407E-A947-70E740481C1C}">
                           <a14:useLocalDpi xmlns:a14="http://schemas.microsoft.com/office/drawing/2010/main" val="0"/>
@@ -9709,7 +9781,7 @@
                     <pic:cNvPicPr/>
                   </pic:nvPicPr>
                   <pic:blipFill>
-                    <a:blip r:embed="rId37">
+                    <a:blip r:embed="rId38">
                       <a:extLst>
                         <a:ext uri="{28A0092B-C50C-407E-A947-70E740481C1C}">
                           <a14:useLocalDpi xmlns:a14="http://schemas.microsoft.com/office/drawing/2010/main" val="0"/>
@@ -9856,7 +9928,7 @@
                     </pic:cNvPicPr>
                   </pic:nvPicPr>
                   <pic:blipFill>
-                    <a:blip r:embed="rId38">
+                    <a:blip r:embed="rId39">
                       <a:extLst>
                         <a:ext uri="{28A0092B-C50C-407E-A947-70E740481C1C}">
                           <a14:useLocalDpi xmlns:a14="http://schemas.microsoft.com/office/drawing/2010/main" val="0"/>
@@ -9989,7 +10061,7 @@
                     </pic:cNvPicPr>
                   </pic:nvPicPr>
                   <pic:blipFill>
-                    <a:blip r:embed="rId39">
+                    <a:blip r:embed="rId40">
                       <a:extLst>
                         <a:ext uri="{28A0092B-C50C-407E-A947-70E740481C1C}">
                           <a14:useLocalDpi xmlns:a14="http://schemas.microsoft.com/office/drawing/2010/main" val="0"/>
@@ -10209,7 +10281,7 @@
                     </pic:cNvPicPr>
                   </pic:nvPicPr>
                   <pic:blipFill>
-                    <a:blip r:embed="rId40">
+                    <a:blip r:embed="rId41">
                       <a:extLst>
                         <a:ext uri="{28A0092B-C50C-407E-A947-70E740481C1C}">
                           <a14:useLocalDpi xmlns:a14="http://schemas.microsoft.com/office/drawing/2010/main" val="0"/>
@@ -10365,7 +10437,7 @@
                     </pic:cNvPicPr>
                   </pic:nvPicPr>
                   <pic:blipFill>
-                    <a:blip r:embed="rId41">
+                    <a:blip r:embed="rId42">
                       <a:extLst>
                         <a:ext uri="{28A0092B-C50C-407E-A947-70E740481C1C}">
                           <a14:useLocalDpi xmlns:a14="http://schemas.microsoft.com/office/drawing/2010/main" val="0"/>
@@ -10472,7 +10544,7 @@
                     <pic:cNvPicPr/>
                   </pic:nvPicPr>
                   <pic:blipFill>
-                    <a:blip r:embed="rId42">
+                    <a:blip r:embed="rId43">
                       <a:extLst>
                         <a:ext uri="{28A0092B-C50C-407E-A947-70E740481C1C}">
                           <a14:useLocalDpi xmlns:a14="http://schemas.microsoft.com/office/drawing/2010/main" val="0"/>
@@ -10535,7 +10607,7 @@
                     </pic:cNvPicPr>
                   </pic:nvPicPr>
                   <pic:blipFill>
-                    <a:blip r:embed="rId43">
+                    <a:blip r:embed="rId44">
                       <a:extLst>
                         <a:ext uri="{28A0092B-C50C-407E-A947-70E740481C1C}">
                           <a14:useLocalDpi xmlns:a14="http://schemas.microsoft.com/office/drawing/2010/main" val="0"/>
@@ -10724,7 +10796,7 @@
                     </pic:cNvPicPr>
                   </pic:nvPicPr>
                   <pic:blipFill>
-                    <a:blip r:embed="rId44">
+                    <a:blip r:embed="rId45">
                       <a:extLst>
                         <a:ext uri="{28A0092B-C50C-407E-A947-70E740481C1C}">
                           <a14:useLocalDpi xmlns:a14="http://schemas.microsoft.com/office/drawing/2010/main" val="0"/>
@@ -10769,15 +10841,7 @@
         <w:t>id</w:t>
       </w:r>
       <w:r>
-        <w:t>-</w:t>
-      </w:r>
-      <w:proofErr w:type="spellStart"/>
-      <w:r>
-        <w:t>ra</w:t>
-      </w:r>
-      <w:proofErr w:type="spellEnd"/>
-      <w:r>
-        <w:t xml:space="preserve"> hivatkozunk, így az összekötés után le tudjuk kérni a címke nevét, és azt jelenítjük meg a termékeknél és a posztoknál is.</w:t>
+        <w:t>-ra hivatkozunk, így az összekötés után le tudjuk kérni a címke nevét, és azt jelenítjük meg a termékeknél és a posztoknál is.</w:t>
       </w:r>
     </w:p>
     <w:p>
@@ -10827,7 +10891,7 @@
                     </pic:cNvPicPr>
                   </pic:nvPicPr>
                   <pic:blipFill>
-                    <a:blip r:embed="rId45">
+                    <a:blip r:embed="rId46">
                       <a:extLst>
                         <a:ext uri="{28A0092B-C50C-407E-A947-70E740481C1C}">
                           <a14:useLocalDpi xmlns:a14="http://schemas.microsoft.com/office/drawing/2010/main" val="0"/>
@@ -10915,7 +10979,7 @@
                     </pic:cNvPicPr>
                   </pic:nvPicPr>
                   <pic:blipFill>
-                    <a:blip r:embed="rId46">
+                    <a:blip r:embed="rId47">
                       <a:extLst>
                         <a:ext uri="{28A0092B-C50C-407E-A947-70E740481C1C}">
                           <a14:useLocalDpi xmlns:a14="http://schemas.microsoft.com/office/drawing/2010/main" val="0"/>
@@ -11011,7 +11075,7 @@
                     </pic:cNvPicPr>
                   </pic:nvPicPr>
                   <pic:blipFill>
-                    <a:blip r:embed="rId47">
+                    <a:blip r:embed="rId48">
                       <a:extLst>
                         <a:ext uri="{28A0092B-C50C-407E-A947-70E740481C1C}">
                           <a14:useLocalDpi xmlns:a14="http://schemas.microsoft.com/office/drawing/2010/main" val="0"/>
@@ -11074,7 +11138,7 @@
                     <pic:cNvPicPr/>
                   </pic:nvPicPr>
                   <pic:blipFill>
-                    <a:blip r:embed="rId48">
+                    <a:blip r:embed="rId49">
                       <a:extLst>
                         <a:ext uri="{28A0092B-C50C-407E-A947-70E740481C1C}">
                           <a14:useLocalDpi xmlns:a14="http://schemas.microsoft.com/office/drawing/2010/main" val="0"/>
@@ -11218,7 +11282,7 @@
                     <pic:cNvPicPr/>
                   </pic:nvPicPr>
                   <pic:blipFill>
-                    <a:blip r:embed="rId49">
+                    <a:blip r:embed="rId50">
                       <a:extLst>
                         <a:ext uri="{28A0092B-C50C-407E-A947-70E740481C1C}">
                           <a14:useLocalDpi xmlns:a14="http://schemas.microsoft.com/office/drawing/2010/main" val="0"/>
@@ -14856,7 +14920,7 @@
       <w:r>
         <w:t xml:space="preserve">A táblázat tartalmazza, hogy a teszt a felsoroltak közül melyik csoportba tartozik, pontosan milyen tesztet végeztünk, milyen metódust milyen elérési úton használtunk (ezek mindig </w:t>
       </w:r>
-      <w:hyperlink r:id="rId50" w:history="1">
+      <w:hyperlink r:id="rId51" w:history="1">
         <w:r>
           <w:rPr>
             <w:rStyle w:val="Hiperhivatkozs"/>
@@ -14930,6 +14994,10 @@
               <w:jc w:val="center"/>
             </w:pPr>
             <w:r>
+              <w:rPr>
+                <w:sz w:val="24"/>
+                <w:szCs w:val="20"/>
+              </w:rPr>
               <w:t>Teszt csoportja, leírás</w:t>
             </w:r>
           </w:p>
@@ -15013,12 +15081,12 @@
               <w:jc w:val="center"/>
               <w:cnfStyle w:val="100000000000" w:firstRow="1" w:lastRow="0" w:firstColumn="0" w:lastColumn="0" w:oddVBand="0" w:evenVBand="0" w:oddHBand="0" w:evenHBand="0" w:firstRowFirstColumn="0" w:firstRowLastColumn="0" w:lastRowFirstColumn="0" w:lastRowLastColumn="0"/>
               <w:rPr>
-                <w:sz w:val="22"/>
+                <w:szCs w:val="26"/>
               </w:rPr>
             </w:pPr>
             <w:r>
               <w:rPr>
-                <w:sz w:val="22"/>
+                <w:szCs w:val="26"/>
               </w:rPr>
               <w:t>Eredmény</w:t>
             </w:r>
@@ -15134,8 +15202,16 @@
             <w:pPr>
               <w:jc w:val="left"/>
               <w:cnfStyle w:val="000000000000" w:firstRow="0" w:lastRow="0" w:firstColumn="0" w:lastColumn="0" w:oddVBand="0" w:evenVBand="0" w:oddHBand="0" w:evenHBand="0" w:firstRowFirstColumn="0" w:firstRowLastColumn="0" w:lastRowFirstColumn="0" w:lastRowLastColumn="0"/>
+              <w:rPr>
+                <w:sz w:val="24"/>
+                <w:szCs w:val="20"/>
+              </w:rPr>
             </w:pPr>
             <w:r>
+              <w:rPr>
+                <w:sz w:val="24"/>
+                <w:szCs w:val="20"/>
+              </w:rPr>
               <w:t>POST - /login</w:t>
             </w:r>
           </w:p>
@@ -15342,8 +15418,16 @@
             <w:pPr>
               <w:jc w:val="left"/>
               <w:cnfStyle w:val="000000000000" w:firstRow="0" w:lastRow="0" w:firstColumn="0" w:lastColumn="0" w:oddVBand="0" w:evenVBand="0" w:oddHBand="0" w:evenHBand="0" w:firstRowFirstColumn="0" w:firstRowLastColumn="0" w:lastRowFirstColumn="0" w:lastRowLastColumn="0"/>
+              <w:rPr>
+                <w:sz w:val="24"/>
+                <w:szCs w:val="20"/>
+              </w:rPr>
             </w:pPr>
             <w:r>
+              <w:rPr>
+                <w:sz w:val="24"/>
+                <w:szCs w:val="20"/>
+              </w:rPr>
               <w:t>POST - /login</w:t>
             </w:r>
           </w:p>
@@ -15606,8 +15690,16 @@
             <w:pPr>
               <w:jc w:val="left"/>
               <w:cnfStyle w:val="000000000000" w:firstRow="0" w:lastRow="0" w:firstColumn="0" w:lastColumn="0" w:oddVBand="0" w:evenVBand="0" w:oddHBand="0" w:evenHBand="0" w:firstRowFirstColumn="0" w:firstRowLastColumn="0" w:lastRowFirstColumn="0" w:lastRowLastColumn="0"/>
+              <w:rPr>
+                <w:sz w:val="24"/>
+                <w:szCs w:val="20"/>
+              </w:rPr>
             </w:pPr>
             <w:r>
+              <w:rPr>
+                <w:sz w:val="24"/>
+                <w:szCs w:val="20"/>
+              </w:rPr>
               <w:t>POST - /register</w:t>
             </w:r>
           </w:p>
@@ -15844,7 +15936,6 @@
                 <w:szCs w:val="18"/>
                 <w:lang w:eastAsia="hu-HU"/>
               </w:rPr>
-              <w:lastRenderedPageBreak/>
               <w:t>"password_confirmation"</w:t>
             </w:r>
             <w:r>
@@ -15896,7 +15987,6 @@
               <w:rPr>
                 <w:sz w:val="22"/>
               </w:rPr>
-              <w:lastRenderedPageBreak/>
               <w:t>201 - Created</w:t>
             </w:r>
           </w:p>
@@ -15944,8 +16034,16 @@
             <w:pPr>
               <w:jc w:val="left"/>
               <w:cnfStyle w:val="000000000000" w:firstRow="0" w:lastRow="0" w:firstColumn="0" w:lastColumn="0" w:oddVBand="0" w:evenVBand="0" w:oddHBand="0" w:evenHBand="0" w:firstRowFirstColumn="0" w:firstRowLastColumn="0" w:lastRowFirstColumn="0" w:lastRowLastColumn="0"/>
+              <w:rPr>
+                <w:sz w:val="24"/>
+                <w:szCs w:val="20"/>
+              </w:rPr>
             </w:pPr>
             <w:r>
+              <w:rPr>
+                <w:sz w:val="24"/>
+                <w:szCs w:val="20"/>
+              </w:rPr>
               <w:t>POST - /register</w:t>
             </w:r>
           </w:p>
@@ -16396,8 +16494,16 @@
             <w:pPr>
               <w:jc w:val="left"/>
               <w:cnfStyle w:val="000000000000" w:firstRow="0" w:lastRow="0" w:firstColumn="0" w:lastColumn="0" w:oddVBand="0" w:evenVBand="0" w:oddHBand="0" w:evenHBand="0" w:firstRowFirstColumn="0" w:firstRowLastColumn="0" w:lastRowFirstColumn="0" w:lastRowLastColumn="0"/>
+              <w:rPr>
+                <w:sz w:val="24"/>
+                <w:szCs w:val="20"/>
+              </w:rPr>
             </w:pPr>
             <w:r>
+              <w:rPr>
+                <w:sz w:val="24"/>
+                <w:szCs w:val="20"/>
+              </w:rPr>
               <w:t>POST - /forgot-password</w:t>
             </w:r>
           </w:p>
@@ -16654,8 +16760,16 @@
             <w:pPr>
               <w:jc w:val="left"/>
               <w:cnfStyle w:val="000000000000" w:firstRow="0" w:lastRow="0" w:firstColumn="0" w:lastColumn="0" w:oddVBand="0" w:evenVBand="0" w:oddHBand="0" w:evenHBand="0" w:firstRowFirstColumn="0" w:firstRowLastColumn="0" w:lastRowFirstColumn="0" w:lastRowLastColumn="0"/>
+              <w:rPr>
+                <w:sz w:val="24"/>
+                <w:szCs w:val="20"/>
+              </w:rPr>
             </w:pPr>
             <w:r>
+              <w:rPr>
+                <w:sz w:val="24"/>
+                <w:szCs w:val="20"/>
+              </w:rPr>
               <w:t>POST - /logout</w:t>
             </w:r>
           </w:p>
@@ -16837,8 +16951,16 @@
             <w:pPr>
               <w:jc w:val="left"/>
               <w:cnfStyle w:val="000000000000" w:firstRow="0" w:lastRow="0" w:firstColumn="0" w:lastColumn="0" w:oddVBand="0" w:evenVBand="0" w:oddHBand="0" w:evenHBand="0" w:firstRowFirstColumn="0" w:firstRowLastColumn="0" w:lastRowFirstColumn="0" w:lastRowLastColumn="0"/>
+              <w:rPr>
+                <w:sz w:val="24"/>
+                <w:szCs w:val="20"/>
+              </w:rPr>
             </w:pPr>
             <w:r>
+              <w:rPr>
+                <w:sz w:val="24"/>
+                <w:szCs w:val="20"/>
+              </w:rPr>
               <w:t>GET - /blog</w:t>
             </w:r>
           </w:p>
@@ -16922,8 +17044,16 @@
             <w:pPr>
               <w:jc w:val="left"/>
               <w:cnfStyle w:val="000000000000" w:firstRow="0" w:lastRow="0" w:firstColumn="0" w:lastColumn="0" w:oddVBand="0" w:evenVBand="0" w:oddHBand="0" w:evenHBand="0" w:firstRowFirstColumn="0" w:firstRowLastColumn="0" w:lastRowFirstColumn="0" w:lastRowLastColumn="0"/>
+              <w:rPr>
+                <w:sz w:val="24"/>
+                <w:szCs w:val="20"/>
+              </w:rPr>
             </w:pPr>
             <w:r>
+              <w:rPr>
+                <w:sz w:val="24"/>
+                <w:szCs w:val="20"/>
+              </w:rPr>
               <w:t>GET – /blog/main</w:t>
             </w:r>
           </w:p>
@@ -17013,8 +17143,16 @@
             <w:pPr>
               <w:jc w:val="left"/>
               <w:cnfStyle w:val="000000000000" w:firstRow="0" w:lastRow="0" w:firstColumn="0" w:lastColumn="0" w:oddVBand="0" w:evenVBand="0" w:oddHBand="0" w:evenHBand="0" w:firstRowFirstColumn="0" w:firstRowLastColumn="0" w:lastRowFirstColumn="0" w:lastRowLastColumn="0"/>
+              <w:rPr>
+                <w:sz w:val="24"/>
+                <w:szCs w:val="20"/>
+              </w:rPr>
             </w:pPr>
             <w:r>
+              <w:rPr>
+                <w:sz w:val="24"/>
+                <w:szCs w:val="20"/>
+              </w:rPr>
               <w:t>GET - /user/posts</w:t>
             </w:r>
           </w:p>
@@ -17098,8 +17236,16 @@
             <w:pPr>
               <w:jc w:val="left"/>
               <w:cnfStyle w:val="000000000000" w:firstRow="0" w:lastRow="0" w:firstColumn="0" w:lastColumn="0" w:oddVBand="0" w:evenVBand="0" w:oddHBand="0" w:evenHBand="0" w:firstRowFirstColumn="0" w:firstRowLastColumn="0" w:lastRowFirstColumn="0" w:lastRowLastColumn="0"/>
+              <w:rPr>
+                <w:sz w:val="24"/>
+                <w:szCs w:val="20"/>
+              </w:rPr>
             </w:pPr>
             <w:r>
+              <w:rPr>
+                <w:sz w:val="24"/>
+                <w:szCs w:val="20"/>
+              </w:rPr>
               <w:t>POST - /blog/{{id}}</w:t>
             </w:r>
           </w:p>
@@ -17107,8 +17253,16 @@
             <w:pPr>
               <w:jc w:val="left"/>
               <w:cnfStyle w:val="000000000000" w:firstRow="0" w:lastRow="0" w:firstColumn="0" w:lastColumn="0" w:oddVBand="0" w:evenVBand="0" w:oddHBand="0" w:evenHBand="0" w:firstRowFirstColumn="0" w:firstRowLastColumn="0" w:lastRowFirstColumn="0" w:lastRowLastColumn="0"/>
+              <w:rPr>
+                <w:sz w:val="24"/>
+                <w:szCs w:val="20"/>
+              </w:rPr>
             </w:pPr>
             <w:r>
+              <w:rPr>
+                <w:sz w:val="24"/>
+                <w:szCs w:val="20"/>
+              </w:rPr>
               <w:t>/comments</w:t>
             </w:r>
           </w:p>
@@ -17248,8 +17402,16 @@
             <w:pPr>
               <w:jc w:val="left"/>
               <w:cnfStyle w:val="000000000000" w:firstRow="0" w:lastRow="0" w:firstColumn="0" w:lastColumn="0" w:oddVBand="0" w:evenVBand="0" w:oddHBand="0" w:evenHBand="0" w:firstRowFirstColumn="0" w:firstRowLastColumn="0" w:lastRowFirstColumn="0" w:lastRowLastColumn="0"/>
+              <w:rPr>
+                <w:sz w:val="24"/>
+                <w:szCs w:val="20"/>
+              </w:rPr>
             </w:pPr>
             <w:r>
+              <w:rPr>
+                <w:sz w:val="24"/>
+                <w:szCs w:val="20"/>
+              </w:rPr>
               <w:t>DELETE - /comments</w:t>
             </w:r>
           </w:p>
@@ -17257,8 +17419,16 @@
             <w:pPr>
               <w:jc w:val="left"/>
               <w:cnfStyle w:val="000000000000" w:firstRow="0" w:lastRow="0" w:firstColumn="0" w:lastColumn="0" w:oddVBand="0" w:evenVBand="0" w:oddHBand="0" w:evenHBand="0" w:firstRowFirstColumn="0" w:firstRowLastColumn="0" w:lastRowFirstColumn="0" w:lastRowLastColumn="0"/>
+              <w:rPr>
+                <w:sz w:val="24"/>
+                <w:szCs w:val="20"/>
+              </w:rPr>
             </w:pPr>
             <w:r>
+              <w:rPr>
+                <w:sz w:val="24"/>
+                <w:szCs w:val="20"/>
+              </w:rPr>
               <w:t>/{{id}}</w:t>
             </w:r>
           </w:p>
@@ -17417,8 +17587,16 @@
             <w:pPr>
               <w:jc w:val="left"/>
               <w:cnfStyle w:val="000000000000" w:firstRow="0" w:lastRow="0" w:firstColumn="0" w:lastColumn="0" w:oddVBand="0" w:evenVBand="0" w:oddHBand="0" w:evenHBand="0" w:firstRowFirstColumn="0" w:firstRowLastColumn="0" w:lastRowFirstColumn="0" w:lastRowLastColumn="0"/>
+              <w:rPr>
+                <w:sz w:val="24"/>
+                <w:szCs w:val="20"/>
+              </w:rPr>
             </w:pPr>
             <w:r>
+              <w:rPr>
+                <w:sz w:val="24"/>
+                <w:szCs w:val="20"/>
+              </w:rPr>
               <w:t>POST - /upload-images</w:t>
             </w:r>
           </w:p>
@@ -17788,8 +17966,16 @@
             <w:pPr>
               <w:jc w:val="left"/>
               <w:cnfStyle w:val="000000000000" w:firstRow="0" w:lastRow="0" w:firstColumn="0" w:lastColumn="0" w:oddVBand="0" w:evenVBand="0" w:oddHBand="0" w:evenHBand="0" w:firstRowFirstColumn="0" w:firstRowLastColumn="0" w:lastRowFirstColumn="0" w:lastRowLastColumn="0"/>
+              <w:rPr>
+                <w:sz w:val="24"/>
+                <w:szCs w:val="20"/>
+              </w:rPr>
             </w:pPr>
             <w:r>
+              <w:rPr>
+                <w:sz w:val="24"/>
+                <w:szCs w:val="20"/>
+              </w:rPr>
               <w:t>POST - /posts</w:t>
             </w:r>
           </w:p>
@@ -18209,8 +18395,16 @@
             <w:pPr>
               <w:jc w:val="left"/>
               <w:cnfStyle w:val="000000000000" w:firstRow="0" w:lastRow="0" w:firstColumn="0" w:lastColumn="0" w:oddVBand="0" w:evenVBand="0" w:oddHBand="0" w:evenHBand="0" w:firstRowFirstColumn="0" w:firstRowLastColumn="0" w:lastRowFirstColumn="0" w:lastRowLastColumn="0"/>
+              <w:rPr>
+                <w:sz w:val="24"/>
+                <w:szCs w:val="20"/>
+              </w:rPr>
             </w:pPr>
             <w:r>
+              <w:rPr>
+                <w:sz w:val="24"/>
+                <w:szCs w:val="20"/>
+              </w:rPr>
               <w:t xml:space="preserve">PUT – </w:t>
             </w:r>
           </w:p>
@@ -18218,8 +18412,16 @@
             <w:pPr>
               <w:jc w:val="left"/>
               <w:cnfStyle w:val="000000000000" w:firstRow="0" w:lastRow="0" w:firstColumn="0" w:lastColumn="0" w:oddVBand="0" w:evenVBand="0" w:oddHBand="0" w:evenHBand="0" w:firstRowFirstColumn="0" w:firstRowLastColumn="0" w:lastRowFirstColumn="0" w:lastRowLastColumn="0"/>
+              <w:rPr>
+                <w:sz w:val="24"/>
+                <w:szCs w:val="20"/>
+              </w:rPr>
             </w:pPr>
             <w:r>
+              <w:rPr>
+                <w:sz w:val="24"/>
+                <w:szCs w:val="20"/>
+              </w:rPr>
               <w:t>/posts/{{id}}</w:t>
             </w:r>
           </w:p>
@@ -18542,8 +18744,16 @@
             <w:pPr>
               <w:jc w:val="left"/>
               <w:cnfStyle w:val="000000000000" w:firstRow="0" w:lastRow="0" w:firstColumn="0" w:lastColumn="0" w:oddVBand="0" w:evenVBand="0" w:oddHBand="0" w:evenHBand="0" w:firstRowFirstColumn="0" w:firstRowLastColumn="0" w:lastRowFirstColumn="0" w:lastRowLastColumn="0"/>
+              <w:rPr>
+                <w:sz w:val="24"/>
+                <w:szCs w:val="20"/>
+              </w:rPr>
             </w:pPr>
             <w:r>
+              <w:rPr>
+                <w:sz w:val="24"/>
+                <w:szCs w:val="20"/>
+              </w:rPr>
               <w:t>GET - /termekek</w:t>
             </w:r>
           </w:p>
@@ -18643,8 +18853,16 @@
             <w:pPr>
               <w:jc w:val="left"/>
               <w:cnfStyle w:val="000000000000" w:firstRow="0" w:lastRow="0" w:firstColumn="0" w:lastColumn="0" w:oddVBand="0" w:evenVBand="0" w:oddHBand="0" w:evenHBand="0" w:firstRowFirstColumn="0" w:firstRowLastColumn="0" w:lastRowFirstColumn="0" w:lastRowLastColumn="0"/>
+              <w:rPr>
+                <w:sz w:val="24"/>
+                <w:szCs w:val="20"/>
+              </w:rPr>
             </w:pPr>
             <w:r>
+              <w:rPr>
+                <w:sz w:val="24"/>
+                <w:szCs w:val="20"/>
+              </w:rPr>
               <w:t>GET -/termekek/9999</w:t>
             </w:r>
           </w:p>
@@ -18744,8 +18962,16 @@
             <w:pPr>
               <w:jc w:val="left"/>
               <w:cnfStyle w:val="000000000000" w:firstRow="0" w:lastRow="0" w:firstColumn="0" w:lastColumn="0" w:oddVBand="0" w:evenVBand="0" w:oddHBand="0" w:evenHBand="0" w:firstRowFirstColumn="0" w:firstRowLastColumn="0" w:lastRowFirstColumn="0" w:lastRowLastColumn="0"/>
+              <w:rPr>
+                <w:sz w:val="24"/>
+                <w:szCs w:val="20"/>
+              </w:rPr>
             </w:pPr>
             <w:r>
+              <w:rPr>
+                <w:sz w:val="24"/>
+                <w:szCs w:val="20"/>
+              </w:rPr>
               <w:t>GET - /carousel</w:t>
             </w:r>
           </w:p>
@@ -18753,8 +18979,16 @@
             <w:pPr>
               <w:jc w:val="left"/>
               <w:cnfStyle w:val="000000000000" w:firstRow="0" w:lastRow="0" w:firstColumn="0" w:lastColumn="0" w:oddVBand="0" w:evenVBand="0" w:oddHBand="0" w:evenHBand="0" w:firstRowFirstColumn="0" w:firstRowLastColumn="0" w:lastRowFirstColumn="0" w:lastRowLastColumn="0"/>
+              <w:rPr>
+                <w:sz w:val="24"/>
+                <w:szCs w:val="20"/>
+              </w:rPr>
             </w:pPr>
             <w:r>
+              <w:rPr>
+                <w:sz w:val="24"/>
+                <w:szCs w:val="20"/>
+              </w:rPr>
               <w:t>/termekek</w:t>
             </w:r>
           </w:p>
@@ -18854,8 +19088,16 @@
             <w:pPr>
               <w:jc w:val="left"/>
               <w:cnfStyle w:val="000000000000" w:firstRow="0" w:lastRow="0" w:firstColumn="0" w:lastColumn="0" w:oddVBand="0" w:evenVBand="0" w:oddHBand="0" w:evenHBand="0" w:firstRowFirstColumn="0" w:firstRowLastColumn="0" w:lastRowFirstColumn="0" w:lastRowLastColumn="0"/>
+              <w:rPr>
+                <w:sz w:val="24"/>
+                <w:szCs w:val="20"/>
+              </w:rPr>
             </w:pPr>
             <w:r>
+              <w:rPr>
+                <w:sz w:val="24"/>
+                <w:szCs w:val="20"/>
+              </w:rPr>
               <w:t>GET - /termekek</w:t>
             </w:r>
           </w:p>
@@ -18863,8 +19105,16 @@
             <w:pPr>
               <w:jc w:val="left"/>
               <w:cnfStyle w:val="000000000000" w:firstRow="0" w:lastRow="0" w:firstColumn="0" w:lastColumn="0" w:oddVBand="0" w:evenVBand="0" w:oddHBand="0" w:evenHBand="0" w:firstRowFirstColumn="0" w:firstRowLastColumn="0" w:lastRowFirstColumn="0" w:lastRowLastColumn="0"/>
+              <w:rPr>
+                <w:sz w:val="24"/>
+                <w:szCs w:val="20"/>
+              </w:rPr>
             </w:pPr>
             <w:r>
+              <w:rPr>
+                <w:sz w:val="24"/>
+                <w:szCs w:val="20"/>
+              </w:rPr>
               <w:t>/kategoriak</w:t>
             </w:r>
           </w:p>
@@ -18964,14 +19214,30 @@
             <w:pPr>
               <w:jc w:val="left"/>
               <w:cnfStyle w:val="000000000000" w:firstRow="0" w:lastRow="0" w:firstColumn="0" w:lastColumn="0" w:oddVBand="0" w:evenVBand="0" w:oddHBand="0" w:evenHBand="0" w:firstRowFirstColumn="0" w:firstRowLastColumn="0" w:lastRowFirstColumn="0" w:lastRowLastColumn="0"/>
+              <w:rPr>
+                <w:sz w:val="24"/>
+                <w:szCs w:val="20"/>
+              </w:rPr>
             </w:pPr>
             <w:r>
+              <w:rPr>
+                <w:sz w:val="24"/>
+                <w:szCs w:val="20"/>
+              </w:rPr>
               <w:t>GE</w:t>
             </w:r>
             <w:r>
+              <w:rPr>
+                <w:sz w:val="24"/>
+                <w:szCs w:val="20"/>
+              </w:rPr>
               <w:t>T</w:t>
             </w:r>
             <w:r>
+              <w:rPr>
+                <w:sz w:val="24"/>
+                <w:szCs w:val="20"/>
+              </w:rPr>
               <w:t xml:space="preserve"> - /szinek</w:t>
             </w:r>
           </w:p>
@@ -19077,8 +19343,16 @@
             <w:pPr>
               <w:jc w:val="left"/>
               <w:cnfStyle w:val="000000000000" w:firstRow="0" w:lastRow="0" w:firstColumn="0" w:lastColumn="0" w:oddVBand="0" w:evenVBand="0" w:oddHBand="0" w:evenHBand="0" w:firstRowFirstColumn="0" w:firstRowLastColumn="0" w:lastRowFirstColumn="0" w:lastRowLastColumn="0"/>
+              <w:rPr>
+                <w:sz w:val="24"/>
+                <w:szCs w:val="20"/>
+              </w:rPr>
             </w:pPr>
             <w:r>
+              <w:rPr>
+                <w:sz w:val="24"/>
+                <w:szCs w:val="20"/>
+              </w:rPr>
               <w:t>POST - /kosar/hozzaad</w:t>
             </w:r>
           </w:p>
@@ -19328,8 +19602,16 @@
             <w:pPr>
               <w:jc w:val="left"/>
               <w:cnfStyle w:val="000000000000" w:firstRow="0" w:lastRow="0" w:firstColumn="0" w:lastColumn="0" w:oddVBand="0" w:evenVBand="0" w:oddHBand="0" w:evenHBand="0" w:firstRowFirstColumn="0" w:firstRowLastColumn="0" w:lastRowFirstColumn="0" w:lastRowLastColumn="0"/>
+              <w:rPr>
+                <w:sz w:val="24"/>
+                <w:szCs w:val="20"/>
+              </w:rPr>
             </w:pPr>
             <w:r>
+              <w:rPr>
+                <w:sz w:val="24"/>
+                <w:szCs w:val="20"/>
+              </w:rPr>
               <w:t>POST - /rendeles</w:t>
             </w:r>
           </w:p>
@@ -19656,8 +19938,16 @@
             <w:pPr>
               <w:jc w:val="left"/>
               <w:cnfStyle w:val="000000000000" w:firstRow="0" w:lastRow="0" w:firstColumn="0" w:lastColumn="0" w:oddVBand="0" w:evenVBand="0" w:oddHBand="0" w:evenHBand="0" w:firstRowFirstColumn="0" w:firstRowLastColumn="0" w:lastRowFirstColumn="0" w:lastRowLastColumn="0"/>
+              <w:rPr>
+                <w:sz w:val="24"/>
+                <w:szCs w:val="20"/>
+              </w:rPr>
             </w:pPr>
             <w:r>
+              <w:rPr>
+                <w:sz w:val="24"/>
+                <w:szCs w:val="20"/>
+              </w:rPr>
               <w:t>POST - /rendeles</w:t>
             </w:r>
           </w:p>
@@ -20329,8 +20619,16 @@
             <w:pPr>
               <w:jc w:val="left"/>
               <w:cnfStyle w:val="000000000000" w:firstRow="0" w:lastRow="0" w:firstColumn="0" w:lastColumn="0" w:oddVBand="0" w:evenVBand="0" w:oddHBand="0" w:evenHBand="0" w:firstRowFirstColumn="0" w:firstRowLastColumn="0" w:lastRowFirstColumn="0" w:lastRowLastColumn="0"/>
+              <w:rPr>
+                <w:sz w:val="24"/>
+                <w:szCs w:val="20"/>
+              </w:rPr>
             </w:pPr>
             <w:r>
+              <w:rPr>
+                <w:sz w:val="24"/>
+                <w:szCs w:val="20"/>
+              </w:rPr>
               <w:t>PATCH - /rendelesek</w:t>
             </w:r>
           </w:p>
@@ -20338,8 +20636,16 @@
             <w:pPr>
               <w:jc w:val="left"/>
               <w:cnfStyle w:val="000000000000" w:firstRow="0" w:lastRow="0" w:firstColumn="0" w:lastColumn="0" w:oddVBand="0" w:evenVBand="0" w:oddHBand="0" w:evenHBand="0" w:firstRowFirstColumn="0" w:firstRowLastColumn="0" w:lastRowFirstColumn="0" w:lastRowLastColumn="0"/>
+              <w:rPr>
+                <w:sz w:val="24"/>
+                <w:szCs w:val="20"/>
+              </w:rPr>
             </w:pPr>
             <w:r>
+              <w:rPr>
+                <w:sz w:val="24"/>
+                <w:szCs w:val="20"/>
+              </w:rPr>
               <w:t>/{{rendeles_id}}</w:t>
             </w:r>
           </w:p>
@@ -20347,8 +20653,16 @@
             <w:pPr>
               <w:jc w:val="left"/>
               <w:cnfStyle w:val="000000000000" w:firstRow="0" w:lastRow="0" w:firstColumn="0" w:lastColumn="0" w:oddVBand="0" w:evenVBand="0" w:oddHBand="0" w:evenHBand="0" w:firstRowFirstColumn="0" w:firstRowLastColumn="0" w:lastRowFirstColumn="0" w:lastRowLastColumn="0"/>
+              <w:rPr>
+                <w:sz w:val="24"/>
+                <w:szCs w:val="20"/>
+              </w:rPr>
             </w:pPr>
             <w:r>
+              <w:rPr>
+                <w:sz w:val="24"/>
+                <w:szCs w:val="20"/>
+              </w:rPr>
               <w:t>/fizetes_statusz</w:t>
             </w:r>
           </w:p>
@@ -20503,15 +20817,6 @@
               <w:t xml:space="preserve"> – 200 - OK</w:t>
             </w:r>
           </w:p>
-          <w:p>
-            <w:pPr>
-              <w:jc w:val="left"/>
-              <w:cnfStyle w:val="000000000000" w:firstRow="0" w:lastRow="0" w:firstColumn="0" w:lastColumn="0" w:oddVBand="0" w:evenVBand="0" w:oddHBand="0" w:evenHBand="0" w:firstRowFirstColumn="0" w:firstRowLastColumn="0" w:lastRowFirstColumn="0" w:lastRowLastColumn="0"/>
-              <w:rPr>
-                <w:sz w:val="22"/>
-              </w:rPr>
-            </w:pPr>
-          </w:p>
         </w:tc>
       </w:tr>
       <w:tr>
@@ -20565,14 +20870,14 @@
               <w:rPr>
                 <w:b w:val="0"/>
               </w:rPr>
-              <w:t xml:space="preserve">it, módosítani a profil- és háttérképét, kedvencnek </w:t>
+              <w:t xml:space="preserve">it, módosítani a profil- és háttérképét, kedvencnek jelölni termékeket és </w:t>
             </w:r>
             <w:r>
               <w:rPr>
                 <w:b w:val="0"/>
               </w:rPr>
               <w:lastRenderedPageBreak/>
-              <w:t>jelölni termékeket és reagálni posztokra</w:t>
+              <w:t>reagálni posztokra</w:t>
             </w:r>
           </w:p>
         </w:tc>
@@ -20601,8 +20906,16 @@
             <w:pPr>
               <w:jc w:val="left"/>
               <w:cnfStyle w:val="000000000000" w:firstRow="0" w:lastRow="0" w:firstColumn="0" w:lastColumn="0" w:oddVBand="0" w:evenVBand="0" w:oddHBand="0" w:evenHBand="0" w:firstRowFirstColumn="0" w:firstRowLastColumn="0" w:lastRowFirstColumn="0" w:lastRowLastColumn="0"/>
+              <w:rPr>
+                <w:sz w:val="24"/>
+                <w:szCs w:val="20"/>
+              </w:rPr>
             </w:pPr>
             <w:r>
+              <w:rPr>
+                <w:sz w:val="24"/>
+                <w:szCs w:val="20"/>
+              </w:rPr>
               <w:t>GET - /user</w:t>
             </w:r>
           </w:p>
@@ -20710,8 +21023,16 @@
             <w:pPr>
               <w:jc w:val="left"/>
               <w:cnfStyle w:val="000000000000" w:firstRow="0" w:lastRow="0" w:firstColumn="0" w:lastColumn="0" w:oddVBand="0" w:evenVBand="0" w:oddHBand="0" w:evenHBand="0" w:firstRowFirstColumn="0" w:firstRowLastColumn="0" w:lastRowFirstColumn="0" w:lastRowLastColumn="0"/>
+              <w:rPr>
+                <w:sz w:val="24"/>
+                <w:szCs w:val="20"/>
+              </w:rPr>
             </w:pPr>
             <w:r>
+              <w:rPr>
+                <w:sz w:val="24"/>
+                <w:szCs w:val="20"/>
+              </w:rPr>
               <w:t>PUT - /user/profile</w:t>
             </w:r>
           </w:p>
@@ -21139,8 +21460,16 @@
             <w:pPr>
               <w:jc w:val="left"/>
               <w:cnfStyle w:val="000000000000" w:firstRow="0" w:lastRow="0" w:firstColumn="0" w:lastColumn="0" w:oddVBand="0" w:evenVBand="0" w:oddHBand="0" w:evenHBand="0" w:firstRowFirstColumn="0" w:firstRowLastColumn="0" w:lastRowFirstColumn="0" w:lastRowLastColumn="0"/>
+              <w:rPr>
+                <w:sz w:val="24"/>
+                <w:szCs w:val="20"/>
+              </w:rPr>
             </w:pPr>
             <w:r>
+              <w:rPr>
+                <w:sz w:val="24"/>
+                <w:szCs w:val="20"/>
+              </w:rPr>
               <w:t>GET - /user/navbar</w:t>
             </w:r>
           </w:p>
@@ -21248,8 +21577,16 @@
             <w:pPr>
               <w:jc w:val="left"/>
               <w:cnfStyle w:val="000000000000" w:firstRow="0" w:lastRow="0" w:firstColumn="0" w:lastColumn="0" w:oddVBand="0" w:evenVBand="0" w:oddHBand="0" w:evenHBand="0" w:firstRowFirstColumn="0" w:firstRowLastColumn="0" w:lastRowFirstColumn="0" w:lastRowLastColumn="0"/>
+              <w:rPr>
+                <w:sz w:val="24"/>
+                <w:szCs w:val="20"/>
+              </w:rPr>
             </w:pPr>
             <w:r>
+              <w:rPr>
+                <w:sz w:val="24"/>
+                <w:szCs w:val="20"/>
+              </w:rPr>
               <w:t>GET - /hatterkepek</w:t>
             </w:r>
           </w:p>
@@ -21357,8 +21694,16 @@
             <w:pPr>
               <w:jc w:val="left"/>
               <w:cnfStyle w:val="000000000000" w:firstRow="0" w:lastRow="0" w:firstColumn="0" w:lastColumn="0" w:oddVBand="0" w:evenVBand="0" w:oddHBand="0" w:evenHBand="0" w:firstRowFirstColumn="0" w:firstRowLastColumn="0" w:lastRowFirstColumn="0" w:lastRowLastColumn="0"/>
+              <w:rPr>
+                <w:sz w:val="24"/>
+                <w:szCs w:val="20"/>
+              </w:rPr>
             </w:pPr>
             <w:r>
+              <w:rPr>
+                <w:sz w:val="24"/>
+                <w:szCs w:val="20"/>
+              </w:rPr>
               <w:t>GET - /user</w:t>
             </w:r>
           </w:p>
@@ -21366,8 +21711,16 @@
             <w:pPr>
               <w:jc w:val="left"/>
               <w:cnfStyle w:val="000000000000" w:firstRow="0" w:lastRow="0" w:firstColumn="0" w:lastColumn="0" w:oddVBand="0" w:evenVBand="0" w:oddHBand="0" w:evenHBand="0" w:firstRowFirstColumn="0" w:firstRowLastColumn="0" w:lastRowFirstColumn="0" w:lastRowLastColumn="0"/>
+              <w:rPr>
+                <w:sz w:val="24"/>
+                <w:szCs w:val="20"/>
+              </w:rPr>
             </w:pPr>
             <w:r>
+              <w:rPr>
+                <w:sz w:val="24"/>
+                <w:szCs w:val="20"/>
+              </w:rPr>
               <w:t>/kedvencek</w:t>
             </w:r>
           </w:p>
@@ -21475,8 +21828,16 @@
             <w:pPr>
               <w:jc w:val="left"/>
               <w:cnfStyle w:val="000000000000" w:firstRow="0" w:lastRow="0" w:firstColumn="0" w:lastColumn="0" w:oddVBand="0" w:evenVBand="0" w:oddHBand="0" w:evenHBand="0" w:firstRowFirstColumn="0" w:firstRowLastColumn="0" w:lastRowFirstColumn="0" w:lastRowLastColumn="0"/>
+              <w:rPr>
+                <w:sz w:val="24"/>
+                <w:szCs w:val="20"/>
+              </w:rPr>
             </w:pPr>
             <w:r>
+              <w:rPr>
+                <w:sz w:val="24"/>
+                <w:szCs w:val="20"/>
+              </w:rPr>
               <w:t>POST -/termek</w:t>
             </w:r>
           </w:p>
@@ -21484,8 +21845,16 @@
             <w:pPr>
               <w:jc w:val="left"/>
               <w:cnfStyle w:val="000000000000" w:firstRow="0" w:lastRow="0" w:firstColumn="0" w:lastColumn="0" w:oddVBand="0" w:evenVBand="0" w:oddHBand="0" w:evenHBand="0" w:firstRowFirstColumn="0" w:firstRowLastColumn="0" w:lastRowFirstColumn="0" w:lastRowLastColumn="0"/>
+              <w:rPr>
+                <w:sz w:val="24"/>
+                <w:szCs w:val="20"/>
+              </w:rPr>
             </w:pPr>
             <w:r>
+              <w:rPr>
+                <w:sz w:val="24"/>
+                <w:szCs w:val="20"/>
+              </w:rPr>
               <w:t>ek/{{termek_id}}/kedvenc</w:t>
             </w:r>
           </w:p>
@@ -21558,7 +21927,29 @@
                 <w:szCs w:val="18"/>
                 <w:lang w:eastAsia="hu-HU"/>
               </w:rPr>
-              <w:t>"liked"</w:t>
+              <w:t>"</w:t>
+            </w:r>
+            <w:proofErr w:type="spellStart"/>
+            <w:r>
+              <w:rPr>
+                <w:rFonts w:ascii="Courier New" w:eastAsia="Times New Roman" w:hAnsi="Courier New" w:cs="Courier New"/>
+                <w:color w:val="A31515"/>
+                <w:sz w:val="18"/>
+                <w:szCs w:val="18"/>
+                <w:lang w:eastAsia="hu-HU"/>
+              </w:rPr>
+              <w:t>liked</w:t>
+            </w:r>
+            <w:proofErr w:type="spellEnd"/>
+            <w:r>
+              <w:rPr>
+                <w:rFonts w:ascii="Courier New" w:eastAsia="Times New Roman" w:hAnsi="Courier New" w:cs="Courier New"/>
+                <w:color w:val="A31515"/>
+                <w:sz w:val="18"/>
+                <w:szCs w:val="18"/>
+                <w:lang w:eastAsia="hu-HU"/>
+              </w:rPr>
+              <w:t>"</w:t>
             </w:r>
             <w:r>
               <w:rPr>
@@ -21658,8 +22049,16 @@
             <w:pPr>
               <w:jc w:val="left"/>
               <w:cnfStyle w:val="000000000000" w:firstRow="0" w:lastRow="0" w:firstColumn="0" w:lastColumn="0" w:oddVBand="0" w:evenVBand="0" w:oddHBand="0" w:evenHBand="0" w:firstRowFirstColumn="0" w:firstRowLastColumn="0" w:lastRowFirstColumn="0" w:lastRowLastColumn="0"/>
+              <w:rPr>
+                <w:sz w:val="24"/>
+                <w:szCs w:val="20"/>
+              </w:rPr>
             </w:pPr>
             <w:r>
+              <w:rPr>
+                <w:sz w:val="24"/>
+                <w:szCs w:val="20"/>
+              </w:rPr>
               <w:t>GET - /user/reactions</w:t>
             </w:r>
           </w:p>
@@ -21767,8 +22166,16 @@
             <w:pPr>
               <w:jc w:val="left"/>
               <w:cnfStyle w:val="000000000000" w:firstRow="0" w:lastRow="0" w:firstColumn="0" w:lastColumn="0" w:oddVBand="0" w:evenVBand="0" w:oddHBand="0" w:evenHBand="0" w:firstRowFirstColumn="0" w:firstRowLastColumn="0" w:lastRowFirstColumn="0" w:lastRowLastColumn="0"/>
+              <w:rPr>
+                <w:sz w:val="24"/>
+                <w:szCs w:val="20"/>
+              </w:rPr>
             </w:pPr>
             <w:r>
+              <w:rPr>
+                <w:sz w:val="24"/>
+                <w:szCs w:val="20"/>
+              </w:rPr>
               <w:t>POST - /user/kartya-</w:t>
             </w:r>
           </w:p>
@@ -21776,8 +22183,16 @@
             <w:pPr>
               <w:jc w:val="left"/>
               <w:cnfStyle w:val="000000000000" w:firstRow="0" w:lastRow="0" w:firstColumn="0" w:lastColumn="0" w:oddVBand="0" w:evenVBand="0" w:oddHBand="0" w:evenHBand="0" w:firstRowFirstColumn="0" w:firstRowLastColumn="0" w:lastRowFirstColumn="0" w:lastRowLastColumn="0"/>
+              <w:rPr>
+                <w:sz w:val="24"/>
+                <w:szCs w:val="20"/>
+              </w:rPr>
             </w:pPr>
             <w:r>
+              <w:rPr>
+                <w:sz w:val="24"/>
+                <w:szCs w:val="20"/>
+              </w:rPr>
               <w:t>mentese</w:t>
             </w:r>
           </w:p>
@@ -22183,8 +22598,16 @@
             <w:pPr>
               <w:jc w:val="left"/>
               <w:cnfStyle w:val="000000000000" w:firstRow="0" w:lastRow="0" w:firstColumn="0" w:lastColumn="0" w:oddVBand="0" w:evenVBand="0" w:oddHBand="0" w:evenHBand="0" w:firstRowFirstColumn="0" w:firstRowLastColumn="0" w:lastRowFirstColumn="0" w:lastRowLastColumn="0"/>
+              <w:rPr>
+                <w:sz w:val="24"/>
+                <w:szCs w:val="20"/>
+              </w:rPr>
             </w:pPr>
             <w:r>
+              <w:rPr>
+                <w:sz w:val="24"/>
+                <w:szCs w:val="20"/>
+              </w:rPr>
               <w:t>GET - /admin</w:t>
             </w:r>
           </w:p>
@@ -22192,8 +22615,16 @@
             <w:pPr>
               <w:jc w:val="left"/>
               <w:cnfStyle w:val="000000000000" w:firstRow="0" w:lastRow="0" w:firstColumn="0" w:lastColumn="0" w:oddVBand="0" w:evenVBand="0" w:oddHBand="0" w:evenHBand="0" w:firstRowFirstColumn="0" w:firstRowLastColumn="0" w:lastRowFirstColumn="0" w:lastRowLastColumn="0"/>
+              <w:rPr>
+                <w:sz w:val="24"/>
+                <w:szCs w:val="20"/>
+              </w:rPr>
             </w:pPr>
             <w:r>
+              <w:rPr>
+                <w:sz w:val="24"/>
+                <w:szCs w:val="20"/>
+              </w:rPr>
               <w:t>/rendelesek</w:t>
             </w:r>
           </w:p>
@@ -22285,8 +22716,16 @@
             <w:pPr>
               <w:jc w:val="left"/>
               <w:cnfStyle w:val="000000000000" w:firstRow="0" w:lastRow="0" w:firstColumn="0" w:lastColumn="0" w:oddVBand="0" w:evenVBand="0" w:oddHBand="0" w:evenHBand="0" w:firstRowFirstColumn="0" w:firstRowLastColumn="0" w:lastRowFirstColumn="0" w:lastRowLastColumn="0"/>
+              <w:rPr>
+                <w:sz w:val="24"/>
+                <w:szCs w:val="20"/>
+              </w:rPr>
             </w:pPr>
             <w:r>
+              <w:rPr>
+                <w:sz w:val="24"/>
+                <w:szCs w:val="20"/>
+              </w:rPr>
               <w:t>PATCH - /admi</w:t>
             </w:r>
           </w:p>
@@ -22294,8 +22733,16 @@
             <w:pPr>
               <w:jc w:val="left"/>
               <w:cnfStyle w:val="000000000000" w:firstRow="0" w:lastRow="0" w:firstColumn="0" w:lastColumn="0" w:oddVBand="0" w:evenVBand="0" w:oddHBand="0" w:evenHBand="0" w:firstRowFirstColumn="0" w:firstRowLastColumn="0" w:lastRowFirstColumn="0" w:lastRowLastColumn="0"/>
+              <w:rPr>
+                <w:sz w:val="24"/>
+                <w:szCs w:val="20"/>
+              </w:rPr>
             </w:pPr>
             <w:r>
+              <w:rPr>
+                <w:sz w:val="24"/>
+                <w:szCs w:val="20"/>
+              </w:rPr>
               <w:t>n/rendelesek/{{id}}/statusz</w:t>
             </w:r>
           </w:p>
@@ -22510,18 +22957,17 @@
             <w:pPr>
               <w:jc w:val="left"/>
               <w:cnfStyle w:val="000000000000" w:firstRow="0" w:lastRow="0" w:firstColumn="0" w:lastColumn="0" w:oddVBand="0" w:evenVBand="0" w:oddHBand="0" w:evenHBand="0" w:firstRowFirstColumn="0" w:firstRowLastColumn="0" w:lastRowFirstColumn="0" w:lastRowLastColumn="0"/>
+              <w:rPr>
+                <w:sz w:val="24"/>
+                <w:szCs w:val="20"/>
+              </w:rPr>
             </w:pPr>
             <w:r>
-              <w:t>DELETE - /admin/blog</w:t>
-            </w:r>
-          </w:p>
-          <w:p>
-            <w:pPr>
-              <w:jc w:val="left"/>
-              <w:cnfStyle w:val="000000000000" w:firstRow="0" w:lastRow="0" w:firstColumn="0" w:lastColumn="0" w:oddVBand="0" w:evenVBand="0" w:oddHBand="0" w:evenHBand="0" w:firstRowFirstColumn="0" w:firstRowLastColumn="0" w:lastRowFirstColumn="0" w:lastRowLastColumn="0"/>
-            </w:pPr>
-            <w:r>
-              <w:t>/{{id}}</w:t>
+              <w:rPr>
+                <w:sz w:val="24"/>
+                <w:szCs w:val="20"/>
+              </w:rPr>
+              <w:t>DELETE - /admin/blog/{{id}}</w:t>
             </w:r>
           </w:p>
         </w:tc>
@@ -22669,8 +23115,16 @@
             <w:pPr>
               <w:jc w:val="left"/>
               <w:cnfStyle w:val="000000000000" w:firstRow="0" w:lastRow="0" w:firstColumn="0" w:lastColumn="0" w:oddVBand="0" w:evenVBand="0" w:oddHBand="0" w:evenHBand="0" w:firstRowFirstColumn="0" w:firstRowLastColumn="0" w:lastRowFirstColumn="0" w:lastRowLastColumn="0"/>
+              <w:rPr>
+                <w:sz w:val="24"/>
+                <w:szCs w:val="20"/>
+              </w:rPr>
             </w:pPr>
             <w:r>
+              <w:rPr>
+                <w:sz w:val="24"/>
+                <w:szCs w:val="20"/>
+              </w:rPr>
               <w:t>POST - /admin/termekek</w:t>
             </w:r>
           </w:p>
@@ -23107,8 +23561,16 @@
             <w:pPr>
               <w:jc w:val="left"/>
               <w:cnfStyle w:val="000000000000" w:firstRow="0" w:lastRow="0" w:firstColumn="0" w:lastColumn="0" w:oddVBand="0" w:evenVBand="0" w:oddHBand="0" w:evenHBand="0" w:firstRowFirstColumn="0" w:firstRowLastColumn="0" w:lastRowFirstColumn="0" w:lastRowLastColumn="0"/>
+              <w:rPr>
+                <w:sz w:val="24"/>
+                <w:szCs w:val="20"/>
+              </w:rPr>
             </w:pPr>
             <w:r>
+              <w:rPr>
+                <w:sz w:val="24"/>
+                <w:szCs w:val="20"/>
+              </w:rPr>
               <w:t>PUT - /admin/te</w:t>
             </w:r>
           </w:p>
@@ -23116,8 +23578,16 @@
             <w:pPr>
               <w:jc w:val="left"/>
               <w:cnfStyle w:val="000000000000" w:firstRow="0" w:lastRow="0" w:firstColumn="0" w:lastColumn="0" w:oddVBand="0" w:evenVBand="0" w:oddHBand="0" w:evenHBand="0" w:firstRowFirstColumn="0" w:firstRowLastColumn="0" w:lastRowFirstColumn="0" w:lastRowLastColumn="0"/>
+              <w:rPr>
+                <w:sz w:val="24"/>
+                <w:szCs w:val="20"/>
+              </w:rPr>
             </w:pPr>
             <w:r>
+              <w:rPr>
+                <w:sz w:val="24"/>
+                <w:szCs w:val="20"/>
+              </w:rPr>
               <w:t>rmekek/{{id}}</w:t>
             </w:r>
           </w:p>
@@ -23367,8 +23837,16 @@
             <w:pPr>
               <w:jc w:val="left"/>
               <w:cnfStyle w:val="000000000000" w:firstRow="0" w:lastRow="0" w:firstColumn="0" w:lastColumn="0" w:oddVBand="0" w:evenVBand="0" w:oddHBand="0" w:evenHBand="0" w:firstRowFirstColumn="0" w:firstRowLastColumn="0" w:lastRowFirstColumn="0" w:lastRowLastColumn="0"/>
+              <w:rPr>
+                <w:sz w:val="24"/>
+                <w:szCs w:val="20"/>
+              </w:rPr>
             </w:pPr>
             <w:r>
+              <w:rPr>
+                <w:sz w:val="24"/>
+                <w:szCs w:val="20"/>
+              </w:rPr>
               <w:t>DELETE - /admin/termekek</w:t>
             </w:r>
           </w:p>
@@ -23376,8 +23854,16 @@
             <w:pPr>
               <w:jc w:val="left"/>
               <w:cnfStyle w:val="000000000000" w:firstRow="0" w:lastRow="0" w:firstColumn="0" w:lastColumn="0" w:oddVBand="0" w:evenVBand="0" w:oddHBand="0" w:evenHBand="0" w:firstRowFirstColumn="0" w:firstRowLastColumn="0" w:lastRowFirstColumn="0" w:lastRowLastColumn="0"/>
+              <w:rPr>
+                <w:sz w:val="24"/>
+                <w:szCs w:val="20"/>
+              </w:rPr>
             </w:pPr>
             <w:r>
+              <w:rPr>
+                <w:sz w:val="24"/>
+                <w:szCs w:val="20"/>
+              </w:rPr>
               <w:t>/{{id}}</w:t>
             </w:r>
           </w:p>
@@ -23520,8 +24006,16 @@
             <w:pPr>
               <w:jc w:val="left"/>
               <w:cnfStyle w:val="000000000000" w:firstRow="0" w:lastRow="0" w:firstColumn="0" w:lastColumn="0" w:oddVBand="0" w:evenVBand="0" w:oddHBand="0" w:evenHBand="0" w:firstRowFirstColumn="0" w:firstRowLastColumn="0" w:lastRowFirstColumn="0" w:lastRowLastColumn="0"/>
+              <w:rPr>
+                <w:sz w:val="24"/>
+                <w:szCs w:val="20"/>
+              </w:rPr>
             </w:pPr>
             <w:r>
+              <w:rPr>
+                <w:sz w:val="24"/>
+                <w:szCs w:val="20"/>
+              </w:rPr>
               <w:t>POST - /admin</w:t>
             </w:r>
           </w:p>
@@ -23529,8 +24023,16 @@
             <w:pPr>
               <w:jc w:val="left"/>
               <w:cnfStyle w:val="000000000000" w:firstRow="0" w:lastRow="0" w:firstColumn="0" w:lastColumn="0" w:oddVBand="0" w:evenVBand="0" w:oddHBand="0" w:evenHBand="0" w:firstRowFirstColumn="0" w:firstRowLastColumn="0" w:lastRowFirstColumn="0" w:lastRowLastColumn="0"/>
+              <w:rPr>
+                <w:sz w:val="24"/>
+                <w:szCs w:val="20"/>
+              </w:rPr>
             </w:pPr>
             <w:r>
+              <w:rPr>
+                <w:sz w:val="24"/>
+                <w:szCs w:val="20"/>
+              </w:rPr>
               <w:t>/kategoriak</w:t>
             </w:r>
           </w:p>
@@ -23735,8 +24237,16 @@
             <w:pPr>
               <w:jc w:val="left"/>
               <w:cnfStyle w:val="000000000000" w:firstRow="0" w:lastRow="0" w:firstColumn="0" w:lastColumn="0" w:oddVBand="0" w:evenVBand="0" w:oddHBand="0" w:evenHBand="0" w:firstRowFirstColumn="0" w:firstRowLastColumn="0" w:lastRowFirstColumn="0" w:lastRowLastColumn="0"/>
+              <w:rPr>
+                <w:sz w:val="24"/>
+                <w:szCs w:val="20"/>
+              </w:rPr>
             </w:pPr>
             <w:r>
+              <w:rPr>
+                <w:sz w:val="24"/>
+                <w:szCs w:val="20"/>
+              </w:rPr>
               <w:t>POST - /admin</w:t>
             </w:r>
           </w:p>
@@ -23744,8 +24254,16 @@
             <w:pPr>
               <w:jc w:val="left"/>
               <w:cnfStyle w:val="000000000000" w:firstRow="0" w:lastRow="0" w:firstColumn="0" w:lastColumn="0" w:oddVBand="0" w:evenVBand="0" w:oddHBand="0" w:evenHBand="0" w:firstRowFirstColumn="0" w:firstRowLastColumn="0" w:lastRowFirstColumn="0" w:lastRowLastColumn="0"/>
+              <w:rPr>
+                <w:sz w:val="24"/>
+                <w:szCs w:val="20"/>
+              </w:rPr>
             </w:pPr>
             <w:r>
+              <w:rPr>
+                <w:sz w:val="24"/>
+                <w:szCs w:val="20"/>
+              </w:rPr>
               <w:t>/szinek</w:t>
             </w:r>
           </w:p>
@@ -23948,15 +24466,18 @@
             <w:pPr>
               <w:jc w:val="left"/>
               <w:cnfStyle w:val="000000000000" w:firstRow="0" w:lastRow="0" w:firstColumn="0" w:lastColumn="0" w:oddVBand="0" w:evenVBand="0" w:oddHBand="0" w:evenHBand="0" w:firstRowFirstColumn="0" w:firstRowLastColumn="0" w:lastRowFirstColumn="0" w:lastRowLastColumn="0"/>
+              <w:rPr>
+                <w:sz w:val="24"/>
+                <w:szCs w:val="20"/>
+              </w:rPr>
             </w:pPr>
             <w:r>
-              <w:t>GET - /admin/</w:t>
-            </w:r>
-            <w:proofErr w:type="spellStart"/>
-            <w:r>
-              <w:t>users</w:t>
-            </w:r>
-            <w:proofErr w:type="spellEnd"/>
+              <w:rPr>
+                <w:sz w:val="24"/>
+                <w:szCs w:val="20"/>
+              </w:rPr>
+              <w:t>GET - /admin/users</w:t>
+            </w:r>
           </w:p>
         </w:tc>
         <w:tc>
@@ -24062,8 +24583,16 @@
             <w:pPr>
               <w:jc w:val="left"/>
               <w:cnfStyle w:val="000000000000" w:firstRow="0" w:lastRow="0" w:firstColumn="0" w:lastColumn="0" w:oddVBand="0" w:evenVBand="0" w:oddHBand="0" w:evenHBand="0" w:firstRowFirstColumn="0" w:firstRowLastColumn="0" w:lastRowFirstColumn="0" w:lastRowLastColumn="0"/>
+              <w:rPr>
+                <w:sz w:val="24"/>
+                <w:szCs w:val="20"/>
+              </w:rPr>
             </w:pPr>
             <w:r>
+              <w:rPr>
+                <w:sz w:val="24"/>
+                <w:szCs w:val="20"/>
+              </w:rPr>
               <w:t>GET - /admin</w:t>
             </w:r>
           </w:p>
@@ -24071,8 +24600,16 @@
             <w:pPr>
               <w:jc w:val="left"/>
               <w:cnfStyle w:val="000000000000" w:firstRow="0" w:lastRow="0" w:firstColumn="0" w:lastColumn="0" w:oddVBand="0" w:evenVBand="0" w:oddHBand="0" w:evenHBand="0" w:firstRowFirstColumn="0" w:firstRowLastColumn="0" w:lastRowFirstColumn="0" w:lastRowLastColumn="0"/>
+              <w:rPr>
+                <w:sz w:val="24"/>
+                <w:szCs w:val="20"/>
+              </w:rPr>
             </w:pPr>
             <w:r>
+              <w:rPr>
+                <w:sz w:val="24"/>
+                <w:szCs w:val="20"/>
+              </w:rPr>
               <w:t>/kommentek</w:t>
             </w:r>
           </w:p>
@@ -24105,6 +24642,379 @@
                 <w:lang w:eastAsia="hu-HU"/>
               </w:rPr>
               <w:t>-</w:t>
+            </w:r>
+          </w:p>
+        </w:tc>
+        <w:tc>
+          <w:tcPr>
+            <w:tcW w:w="1417" w:type="dxa"/>
+            <w:vAlign w:val="center"/>
+          </w:tcPr>
+          <w:p>
+            <w:pPr>
+              <w:shd w:val="clear" w:color="auto" w:fill="FFFFFF"/>
+              <w:spacing w:line="270" w:lineRule="atLeast"/>
+              <w:jc w:val="left"/>
+              <w:cnfStyle w:val="000000000000" w:firstRow="0" w:lastRow="0" w:firstColumn="0" w:lastColumn="0" w:oddVBand="0" w:evenVBand="0" w:oddHBand="0" w:evenHBand="0" w:firstRowFirstColumn="0" w:firstRowLastColumn="0" w:lastRowFirstColumn="0" w:lastRowLastColumn="0"/>
+              <w:rPr>
+                <w:rFonts w:eastAsia="Times New Roman" w:cs="Times New Roman"/>
+                <w:color w:val="000000"/>
+                <w:sz w:val="22"/>
+                <w:lang w:eastAsia="hu-HU"/>
+              </w:rPr>
+            </w:pPr>
+            <w:r>
+              <w:rPr>
+                <w:rFonts w:eastAsia="Times New Roman" w:cs="Times New Roman"/>
+                <w:color w:val="000000"/>
+                <w:sz w:val="22"/>
+                <w:lang w:eastAsia="hu-HU"/>
+              </w:rPr>
+              <w:t>200 - OK</w:t>
+            </w:r>
+          </w:p>
+        </w:tc>
+      </w:tr>
+      <w:tr>
+        <w:trPr>
+          <w:jc w:val="center"/>
+        </w:trPr>
+        <w:tc>
+          <w:tcPr>
+            <w:cnfStyle w:val="001000000000" w:firstRow="0" w:lastRow="0" w:firstColumn="1" w:lastColumn="0" w:oddVBand="0" w:evenVBand="0" w:oddHBand="0" w:evenHBand="0" w:firstRowFirstColumn="0" w:firstRowLastColumn="0" w:lastRowFirstColumn="0" w:lastRowLastColumn="0"/>
+            <w:tcW w:w="1935" w:type="dxa"/>
+            <w:vMerge/>
+            <w:shd w:val="clear" w:color="auto" w:fill="F7CAAC" w:themeFill="accent2" w:themeFillTint="66"/>
+            <w:vAlign w:val="center"/>
+          </w:tcPr>
+          <w:p>
+            <w:pPr>
+              <w:jc w:val="left"/>
+            </w:pPr>
+          </w:p>
+        </w:tc>
+        <w:tc>
+          <w:tcPr>
+            <w:tcW w:w="1848" w:type="dxa"/>
+            <w:vAlign w:val="center"/>
+          </w:tcPr>
+          <w:p>
+            <w:pPr>
+              <w:jc w:val="left"/>
+              <w:cnfStyle w:val="000000000000" w:firstRow="0" w:lastRow="0" w:firstColumn="0" w:lastColumn="0" w:oddVBand="0" w:evenVBand="0" w:oddHBand="0" w:evenHBand="0" w:firstRowFirstColumn="0" w:firstRowLastColumn="0" w:lastRowFirstColumn="0" w:lastRowLastColumn="0"/>
+            </w:pPr>
+            <w:r>
+              <w:t>Jelentések listája</w:t>
+            </w:r>
+          </w:p>
+        </w:tc>
+        <w:tc>
+          <w:tcPr>
+            <w:tcW w:w="1986" w:type="dxa"/>
+            <w:vAlign w:val="center"/>
+          </w:tcPr>
+          <w:p>
+            <w:pPr>
+              <w:jc w:val="left"/>
+              <w:cnfStyle w:val="000000000000" w:firstRow="0" w:lastRow="0" w:firstColumn="0" w:lastColumn="0" w:oddVBand="0" w:evenVBand="0" w:oddHBand="0" w:evenHBand="0" w:firstRowFirstColumn="0" w:firstRowLastColumn="0" w:lastRowFirstColumn="0" w:lastRowLastColumn="0"/>
+              <w:rPr>
+                <w:sz w:val="24"/>
+                <w:szCs w:val="20"/>
+              </w:rPr>
+            </w:pPr>
+            <w:r>
+              <w:rPr>
+                <w:sz w:val="24"/>
+                <w:szCs w:val="20"/>
+              </w:rPr>
+              <w:t>GET - /admin</w:t>
+            </w:r>
+          </w:p>
+          <w:p>
+            <w:pPr>
+              <w:jc w:val="left"/>
+              <w:cnfStyle w:val="000000000000" w:firstRow="0" w:lastRow="0" w:firstColumn="0" w:lastColumn="0" w:oddVBand="0" w:evenVBand="0" w:oddHBand="0" w:evenHBand="0" w:firstRowFirstColumn="0" w:firstRowLastColumn="0" w:lastRowFirstColumn="0" w:lastRowLastColumn="0"/>
+              <w:rPr>
+                <w:sz w:val="24"/>
+                <w:szCs w:val="20"/>
+              </w:rPr>
+            </w:pPr>
+            <w:r>
+              <w:rPr>
+                <w:sz w:val="24"/>
+                <w:szCs w:val="20"/>
+              </w:rPr>
+              <w:t>/jelentesek</w:t>
+            </w:r>
+          </w:p>
+        </w:tc>
+        <w:tc>
+          <w:tcPr>
+            <w:tcW w:w="3012" w:type="dxa"/>
+            <w:vAlign w:val="center"/>
+          </w:tcPr>
+          <w:p>
+            <w:pPr>
+              <w:shd w:val="clear" w:color="auto" w:fill="FFFFFF"/>
+              <w:spacing w:line="270" w:lineRule="atLeast"/>
+              <w:jc w:val="left"/>
+              <w:cnfStyle w:val="000000000000" w:firstRow="0" w:lastRow="0" w:firstColumn="0" w:lastColumn="0" w:oddVBand="0" w:evenVBand="0" w:oddHBand="0" w:evenHBand="0" w:firstRowFirstColumn="0" w:firstRowLastColumn="0" w:lastRowFirstColumn="0" w:lastRowLastColumn="0"/>
+              <w:rPr>
+                <w:rFonts w:ascii="Courier New" w:eastAsia="Times New Roman" w:hAnsi="Courier New" w:cs="Courier New"/>
+                <w:color w:val="000000"/>
+                <w:sz w:val="18"/>
+                <w:szCs w:val="18"/>
+                <w:lang w:eastAsia="hu-HU"/>
+              </w:rPr>
+            </w:pPr>
+            <w:r>
+              <w:rPr>
+                <w:rFonts w:ascii="Courier New" w:eastAsia="Times New Roman" w:hAnsi="Courier New" w:cs="Courier New"/>
+                <w:color w:val="000000"/>
+                <w:sz w:val="18"/>
+                <w:szCs w:val="18"/>
+                <w:lang w:eastAsia="hu-HU"/>
+              </w:rPr>
+              <w:t>-</w:t>
+            </w:r>
+          </w:p>
+        </w:tc>
+        <w:tc>
+          <w:tcPr>
+            <w:tcW w:w="1417" w:type="dxa"/>
+            <w:vAlign w:val="center"/>
+          </w:tcPr>
+          <w:p>
+            <w:pPr>
+              <w:shd w:val="clear" w:color="auto" w:fill="FFFFFF"/>
+              <w:spacing w:line="270" w:lineRule="atLeast"/>
+              <w:jc w:val="left"/>
+              <w:cnfStyle w:val="000000000000" w:firstRow="0" w:lastRow="0" w:firstColumn="0" w:lastColumn="0" w:oddVBand="0" w:evenVBand="0" w:oddHBand="0" w:evenHBand="0" w:firstRowFirstColumn="0" w:firstRowLastColumn="0" w:lastRowFirstColumn="0" w:lastRowLastColumn="0"/>
+              <w:rPr>
+                <w:rFonts w:eastAsia="Times New Roman" w:cs="Times New Roman"/>
+                <w:color w:val="000000"/>
+                <w:sz w:val="22"/>
+                <w:lang w:eastAsia="hu-HU"/>
+              </w:rPr>
+            </w:pPr>
+            <w:r>
+              <w:rPr>
+                <w:rFonts w:eastAsia="Times New Roman" w:cs="Times New Roman"/>
+                <w:color w:val="000000"/>
+                <w:sz w:val="22"/>
+                <w:lang w:eastAsia="hu-HU"/>
+              </w:rPr>
+              <w:t>200 - OK</w:t>
+            </w:r>
+          </w:p>
+        </w:tc>
+      </w:tr>
+      <w:tr>
+        <w:trPr>
+          <w:jc w:val="center"/>
+        </w:trPr>
+        <w:tc>
+          <w:tcPr>
+            <w:cnfStyle w:val="001000000000" w:firstRow="0" w:lastRow="0" w:firstColumn="1" w:lastColumn="0" w:oddVBand="0" w:evenVBand="0" w:oddHBand="0" w:evenHBand="0" w:firstRowFirstColumn="0" w:firstRowLastColumn="0" w:lastRowFirstColumn="0" w:lastRowLastColumn="0"/>
+            <w:tcW w:w="1935" w:type="dxa"/>
+            <w:vMerge/>
+            <w:shd w:val="clear" w:color="auto" w:fill="F7CAAC" w:themeFill="accent2" w:themeFillTint="66"/>
+            <w:vAlign w:val="center"/>
+          </w:tcPr>
+          <w:p>
+            <w:pPr>
+              <w:jc w:val="left"/>
+            </w:pPr>
+          </w:p>
+        </w:tc>
+        <w:tc>
+          <w:tcPr>
+            <w:tcW w:w="1848" w:type="dxa"/>
+            <w:vAlign w:val="center"/>
+          </w:tcPr>
+          <w:p>
+            <w:pPr>
+              <w:jc w:val="left"/>
+              <w:cnfStyle w:val="000000000000" w:firstRow="0" w:lastRow="0" w:firstColumn="0" w:lastColumn="0" w:oddVBand="0" w:evenVBand="0" w:oddHBand="0" w:evenHBand="0" w:firstRowFirstColumn="0" w:firstRowLastColumn="0" w:lastRowFirstColumn="0" w:lastRowLastColumn="0"/>
+            </w:pPr>
+            <w:r>
+              <w:t>Jelentés státusz módosítása</w:t>
+            </w:r>
+          </w:p>
+        </w:tc>
+        <w:tc>
+          <w:tcPr>
+            <w:tcW w:w="1986" w:type="dxa"/>
+            <w:vAlign w:val="center"/>
+          </w:tcPr>
+          <w:p>
+            <w:pPr>
+              <w:jc w:val="left"/>
+              <w:cnfStyle w:val="000000000000" w:firstRow="0" w:lastRow="0" w:firstColumn="0" w:lastColumn="0" w:oddVBand="0" w:evenVBand="0" w:oddHBand="0" w:evenHBand="0" w:firstRowFirstColumn="0" w:firstRowLastColumn="0" w:lastRowFirstColumn="0" w:lastRowLastColumn="0"/>
+              <w:rPr>
+                <w:sz w:val="24"/>
+                <w:szCs w:val="20"/>
+              </w:rPr>
+            </w:pPr>
+            <w:r>
+              <w:rPr>
+                <w:sz w:val="24"/>
+                <w:szCs w:val="20"/>
+              </w:rPr>
+              <w:t>PATCH - /admi</w:t>
+            </w:r>
+          </w:p>
+          <w:p>
+            <w:pPr>
+              <w:jc w:val="left"/>
+              <w:cnfStyle w:val="000000000000" w:firstRow="0" w:lastRow="0" w:firstColumn="0" w:lastColumn="0" w:oddVBand="0" w:evenVBand="0" w:oddHBand="0" w:evenHBand="0" w:firstRowFirstColumn="0" w:firstRowLastColumn="0" w:lastRowFirstColumn="0" w:lastRowLastColumn="0"/>
+              <w:rPr>
+                <w:sz w:val="24"/>
+                <w:szCs w:val="20"/>
+              </w:rPr>
+            </w:pPr>
+            <w:r>
+              <w:rPr>
+                <w:sz w:val="24"/>
+                <w:szCs w:val="20"/>
+              </w:rPr>
+              <w:t>n/{{id}}/modositas</w:t>
+            </w:r>
+          </w:p>
+        </w:tc>
+        <w:tc>
+          <w:tcPr>
+            <w:tcW w:w="3012" w:type="dxa"/>
+            <w:vAlign w:val="center"/>
+          </w:tcPr>
+          <w:p>
+            <w:pPr>
+              <w:shd w:val="clear" w:color="auto" w:fill="FFFFFF"/>
+              <w:spacing w:line="270" w:lineRule="atLeast"/>
+              <w:jc w:val="left"/>
+              <w:cnfStyle w:val="000000000000" w:firstRow="0" w:lastRow="0" w:firstColumn="0" w:lastColumn="0" w:oddVBand="0" w:evenVBand="0" w:oddHBand="0" w:evenHBand="0" w:firstRowFirstColumn="0" w:firstRowLastColumn="0" w:lastRowFirstColumn="0" w:lastRowLastColumn="0"/>
+              <w:rPr>
+                <w:rFonts w:ascii="Courier New" w:eastAsia="Times New Roman" w:hAnsi="Courier New" w:cs="Courier New"/>
+                <w:color w:val="000000"/>
+                <w:sz w:val="18"/>
+                <w:szCs w:val="18"/>
+                <w:lang w:eastAsia="hu-HU"/>
+              </w:rPr>
+            </w:pPr>
+            <w:r>
+              <w:rPr>
+                <w:rFonts w:ascii="Courier New" w:eastAsia="Times New Roman" w:hAnsi="Courier New" w:cs="Courier New"/>
+                <w:color w:val="000000"/>
+                <w:sz w:val="18"/>
+                <w:szCs w:val="18"/>
+                <w:lang w:eastAsia="hu-HU"/>
+              </w:rPr>
+              <w:t>{</w:t>
+            </w:r>
+            <w:r>
+              <w:rPr>
+                <w:rFonts w:ascii="Courier New" w:eastAsia="Times New Roman" w:hAnsi="Courier New" w:cs="Courier New"/>
+                <w:color w:val="A31515"/>
+                <w:sz w:val="18"/>
+                <w:szCs w:val="18"/>
+                <w:lang w:eastAsia="hu-HU"/>
+              </w:rPr>
+              <w:t>"statusz"</w:t>
+            </w:r>
+            <w:r>
+              <w:rPr>
+                <w:rFonts w:ascii="Courier New" w:eastAsia="Times New Roman" w:hAnsi="Courier New" w:cs="Courier New"/>
+                <w:color w:val="000000"/>
+                <w:sz w:val="18"/>
+                <w:szCs w:val="18"/>
+                <w:lang w:eastAsia="hu-HU"/>
+              </w:rPr>
+              <w:t xml:space="preserve">: </w:t>
+            </w:r>
+            <w:r>
+              <w:rPr>
+                <w:rFonts w:ascii="Courier New" w:eastAsia="Times New Roman" w:hAnsi="Courier New" w:cs="Courier New"/>
+                <w:color w:val="0451A5"/>
+                <w:sz w:val="18"/>
+                <w:szCs w:val="18"/>
+                <w:lang w:eastAsia="hu-HU"/>
+              </w:rPr>
+              <w:t>"atnezte"</w:t>
+            </w:r>
+            <w:r>
+              <w:rPr>
+                <w:rFonts w:ascii="Courier New" w:eastAsia="Times New Roman" w:hAnsi="Courier New" w:cs="Courier New"/>
+                <w:color w:val="000000"/>
+                <w:sz w:val="18"/>
+                <w:szCs w:val="18"/>
+                <w:lang w:eastAsia="hu-HU"/>
+              </w:rPr>
+              <w:t>,</w:t>
+            </w:r>
+          </w:p>
+          <w:p>
+            <w:pPr>
+              <w:shd w:val="clear" w:color="auto" w:fill="FFFFFF"/>
+              <w:spacing w:line="270" w:lineRule="atLeast"/>
+              <w:jc w:val="left"/>
+              <w:cnfStyle w:val="000000000000" w:firstRow="0" w:lastRow="0" w:firstColumn="0" w:lastColumn="0" w:oddVBand="0" w:evenVBand="0" w:oddHBand="0" w:evenHBand="0" w:firstRowFirstColumn="0" w:firstRowLastColumn="0" w:lastRowFirstColumn="0" w:lastRowLastColumn="0"/>
+              <w:rPr>
+                <w:rFonts w:ascii="Courier New" w:eastAsia="Times New Roman" w:hAnsi="Courier New" w:cs="Courier New"/>
+                <w:color w:val="000000"/>
+                <w:sz w:val="14"/>
+                <w:szCs w:val="14"/>
+                <w:lang w:eastAsia="hu-HU"/>
+              </w:rPr>
+            </w:pPr>
+            <w:r>
+              <w:rPr>
+                <w:rFonts w:ascii="Courier New" w:eastAsia="Times New Roman" w:hAnsi="Courier New" w:cs="Courier New"/>
+                <w:color w:val="000000"/>
+                <w:sz w:val="18"/>
+                <w:szCs w:val="18"/>
+                <w:lang w:eastAsia="hu-HU"/>
+              </w:rPr>
+              <w:t xml:space="preserve">  </w:t>
+            </w:r>
+            <w:r>
+              <w:rPr>
+                <w:rFonts w:ascii="Courier New" w:eastAsia="Times New Roman" w:hAnsi="Courier New" w:cs="Courier New"/>
+                <w:color w:val="A31515"/>
+                <w:sz w:val="18"/>
+                <w:szCs w:val="18"/>
+                <w:lang w:eastAsia="hu-HU"/>
+              </w:rPr>
+              <w:t>"admin_megjegyzes"</w:t>
+            </w:r>
+            <w:r>
+              <w:rPr>
+                <w:rFonts w:ascii="Courier New" w:eastAsia="Times New Roman" w:hAnsi="Courier New" w:cs="Courier New"/>
+                <w:color w:val="000000"/>
+                <w:sz w:val="18"/>
+                <w:szCs w:val="18"/>
+                <w:lang w:eastAsia="hu-HU"/>
+              </w:rPr>
+              <w:t xml:space="preserve">: </w:t>
+            </w:r>
+            <w:r>
+              <w:rPr>
+                <w:rFonts w:ascii="Courier New" w:eastAsia="Times New Roman" w:hAnsi="Courier New" w:cs="Courier New"/>
+                <w:color w:val="0451A5"/>
+                <w:sz w:val="18"/>
+                <w:szCs w:val="18"/>
+                <w:lang w:eastAsia="hu-HU"/>
+              </w:rPr>
+              <w:t>"Átnézve."</w:t>
+            </w:r>
+            <w:r>
+              <w:rPr>
+                <w:rFonts w:ascii="Courier New" w:eastAsia="Times New Roman" w:hAnsi="Courier New" w:cs="Courier New"/>
+                <w:color w:val="000000"/>
+                <w:sz w:val="18"/>
+                <w:szCs w:val="18"/>
+                <w:lang w:eastAsia="hu-HU"/>
+              </w:rPr>
+              <w:t>}</w:t>
             </w:r>
           </w:p>
         </w:tc>
@@ -30861,7 +31771,7 @@
       <w:r>
         <w:t xml:space="preserve">Vue 3 segítő dokumentációja: </w:t>
       </w:r>
-      <w:hyperlink r:id="rId51" w:history="1">
+      <w:hyperlink r:id="rId52" w:history="1">
         <w:r>
           <w:rPr>
             <w:rStyle w:val="Hiperhivatkozs"/>
@@ -30874,7 +31784,7 @@
       <w:r>
         <w:t xml:space="preserve">Laravel segítő dokumentációja: </w:t>
       </w:r>
-      <w:hyperlink r:id="rId52" w:history="1">
+      <w:hyperlink r:id="rId53" w:history="1">
         <w:r>
           <w:rPr>
             <w:rStyle w:val="Hiperhivatkozs"/>
@@ -30893,7 +31803,7 @@
       <w:r>
         <w:t xml:space="preserve">: </w:t>
       </w:r>
-      <w:hyperlink r:id="rId53" w:history="1">
+      <w:hyperlink r:id="rId54" w:history="1">
         <w:r>
           <w:rPr>
             <w:rStyle w:val="Hiperhivatkozs"/>
@@ -30917,7 +31827,7 @@
       <w:r>
         <w:t xml:space="preserve">: </w:t>
       </w:r>
-      <w:hyperlink r:id="rId54" w:history="1">
+      <w:hyperlink r:id="rId55" w:history="1">
         <w:r>
           <w:rPr>
             <w:rStyle w:val="Hiperhivatkozs"/>
@@ -30930,7 +31840,7 @@
       <w:r>
         <w:t xml:space="preserve">Adatbázis-modell szerkesztése: </w:t>
       </w:r>
-      <w:hyperlink r:id="rId55" w:history="1">
+      <w:hyperlink r:id="rId56" w:history="1">
         <w:r>
           <w:rPr>
             <w:rStyle w:val="Hiperhivatkozs"/>
@@ -30949,7 +31859,7 @@
       <w:r>
         <w:t xml:space="preserve">Postman dokumentációja: </w:t>
       </w:r>
-      <w:hyperlink r:id="rId56" w:history="1">
+      <w:hyperlink r:id="rId57" w:history="1">
         <w:r>
           <w:rPr>
             <w:rStyle w:val="Hiperhivatkozs"/>
@@ -30980,7 +31890,7 @@
       <w:r>
         <w:t xml:space="preserve">: </w:t>
       </w:r>
-      <w:hyperlink r:id="rId57" w:history="1">
+      <w:hyperlink r:id="rId58" w:history="1">
         <w:r>
           <w:rPr>
             <w:rStyle w:val="Hiperhivatkozs"/>
@@ -30994,7 +31904,7 @@
         <w:tab/>
         <w:t xml:space="preserve">Felső szövegdoboz: </w:t>
       </w:r>
-      <w:hyperlink r:id="rId58" w:history="1">
+      <w:hyperlink r:id="rId59" w:history="1">
         <w:r>
           <w:rPr>
             <w:rStyle w:val="Hiperhivatkozs"/>
@@ -31007,7 +31917,7 @@
       <w:r>
         <w:t xml:space="preserve">„Fizetés” oldali kártya: </w:t>
       </w:r>
-      <w:hyperlink r:id="rId59" w:history="1">
+      <w:hyperlink r:id="rId60" w:history="1">
         <w:r>
           <w:rPr>
             <w:rStyle w:val="Hiperhivatkozs"/>
@@ -31020,7 +31930,7 @@
       <w:r>
         <w:t xml:space="preserve">Telefonszám ellenőrzés: </w:t>
       </w:r>
-      <w:hyperlink r:id="rId60" w:history="1">
+      <w:hyperlink r:id="rId61" w:history="1">
         <w:r>
           <w:rPr>
             <w:rStyle w:val="Hiperhivatkozs"/>
@@ -31032,8 +31942,8 @@
     <w:p/>
     <w:p/>
     <w:sectPr>
-      <w:headerReference w:type="default" r:id="rId61"/>
-      <w:footerReference w:type="default" r:id="rId62"/>
+      <w:headerReference w:type="default" r:id="rId62"/>
+      <w:footerReference w:type="default" r:id="rId63"/>
       <w:pgSz w:w="11906" w:h="16838"/>
       <w:pgMar w:top="1417" w:right="1417" w:bottom="1417" w:left="1417" w:header="708" w:footer="708" w:gutter="0"/>
       <w:cols w:space="708"/>

--- a/Fájlok/Teljes.docx
+++ b/Fájlok/Teljes.docx
@@ -307,7 +307,7 @@
                 <w:noProof/>
                 <w:webHidden/>
               </w:rPr>
-              <w:t>5</w:t>
+              <w:t>4</w:t>
             </w:r>
             <w:r>
               <w:rPr>
@@ -395,7 +395,7 @@
                 <w:noProof/>
                 <w:webHidden/>
               </w:rPr>
-              <w:t>6</w:t>
+              <w:t>5</w:t>
             </w:r>
             <w:r>
               <w:rPr>
@@ -483,7 +483,7 @@
                 <w:noProof/>
                 <w:webHidden/>
               </w:rPr>
-              <w:t>6</w:t>
+              <w:t>5</w:t>
             </w:r>
             <w:r>
               <w:rPr>
@@ -571,7 +571,7 @@
                 <w:noProof/>
                 <w:webHidden/>
               </w:rPr>
-              <w:t>6</w:t>
+              <w:t>5</w:t>
             </w:r>
             <w:r>
               <w:rPr>
@@ -659,7 +659,7 @@
                 <w:noProof/>
                 <w:webHidden/>
               </w:rPr>
-              <w:t>6</w:t>
+              <w:t>5</w:t>
             </w:r>
             <w:r>
               <w:rPr>
@@ -747,7 +747,7 @@
                 <w:noProof/>
                 <w:webHidden/>
               </w:rPr>
-              <w:t>7</w:t>
+              <w:t>5</w:t>
             </w:r>
             <w:r>
               <w:rPr>
@@ -835,7 +835,7 @@
                 <w:noProof/>
                 <w:webHidden/>
               </w:rPr>
-              <w:t>7</w:t>
+              <w:t>6</w:t>
             </w:r>
             <w:r>
               <w:rPr>
@@ -923,7 +923,7 @@
                 <w:noProof/>
                 <w:webHidden/>
               </w:rPr>
-              <w:t>8</w:t>
+              <w:t>6</w:t>
             </w:r>
             <w:r>
               <w:rPr>
@@ -1011,7 +1011,7 @@
                 <w:noProof/>
                 <w:webHidden/>
               </w:rPr>
-              <w:t>8</w:t>
+              <w:t>7</w:t>
             </w:r>
             <w:r>
               <w:rPr>
@@ -1099,7 +1099,7 @@
                 <w:noProof/>
                 <w:webHidden/>
               </w:rPr>
-              <w:t>9</w:t>
+              <w:t>8</w:t>
             </w:r>
             <w:r>
               <w:rPr>
@@ -1187,7 +1187,7 @@
                 <w:noProof/>
                 <w:webHidden/>
               </w:rPr>
-              <w:t>10</w:t>
+              <w:t>9</w:t>
             </w:r>
             <w:r>
               <w:rPr>
@@ -1275,7 +1275,7 @@
                 <w:noProof/>
                 <w:webHidden/>
               </w:rPr>
-              <w:t>12</w:t>
+              <w:t>10</w:t>
             </w:r>
             <w:r>
               <w:rPr>
@@ -1363,7 +1363,7 @@
                 <w:noProof/>
                 <w:webHidden/>
               </w:rPr>
-              <w:t>14</w:t>
+              <w:t>11</w:t>
             </w:r>
             <w:r>
               <w:rPr>
@@ -1451,7 +1451,7 @@
                 <w:noProof/>
                 <w:webHidden/>
               </w:rPr>
-              <w:t>15</w:t>
+              <w:t>11</w:t>
             </w:r>
             <w:r>
               <w:rPr>
@@ -1539,7 +1539,7 @@
                 <w:noProof/>
                 <w:webHidden/>
               </w:rPr>
-              <w:t>17</w:t>
+              <w:t>13</w:t>
             </w:r>
             <w:r>
               <w:rPr>
@@ -1627,7 +1627,7 @@
                 <w:noProof/>
                 <w:webHidden/>
               </w:rPr>
-              <w:t>18</w:t>
+              <w:t>13</w:t>
             </w:r>
             <w:r>
               <w:rPr>
@@ -1715,7 +1715,7 @@
                 <w:noProof/>
                 <w:webHidden/>
               </w:rPr>
-              <w:t>19</w:t>
+              <w:t>14</w:t>
             </w:r>
             <w:r>
               <w:rPr>
@@ -1803,7 +1803,7 @@
                 <w:noProof/>
                 <w:webHidden/>
               </w:rPr>
-              <w:t>21</w:t>
+              <w:t>16</w:t>
             </w:r>
             <w:r>
               <w:rPr>
@@ -1891,7 +1891,7 @@
                 <w:noProof/>
                 <w:webHidden/>
               </w:rPr>
-              <w:t>21</w:t>
+              <w:t>16</w:t>
             </w:r>
             <w:r>
               <w:rPr>
@@ -1979,7 +1979,7 @@
                 <w:noProof/>
                 <w:webHidden/>
               </w:rPr>
-              <w:t>21</w:t>
+              <w:t>16</w:t>
             </w:r>
             <w:r>
               <w:rPr>
@@ -2067,7 +2067,7 @@
                 <w:noProof/>
                 <w:webHidden/>
               </w:rPr>
-              <w:t>21</w:t>
+              <w:t>16</w:t>
             </w:r>
             <w:r>
               <w:rPr>
@@ -2149,7 +2149,7 @@
                 <w:noProof/>
                 <w:webHidden/>
               </w:rPr>
-              <w:t>21</w:t>
+              <w:t>16</w:t>
             </w:r>
             <w:r>
               <w:rPr>
@@ -2231,7 +2231,7 @@
                 <w:noProof/>
                 <w:webHidden/>
               </w:rPr>
-              <w:t>22</w:t>
+              <w:t>17</w:t>
             </w:r>
             <w:r>
               <w:rPr>
@@ -2319,7 +2319,7 @@
                 <w:noProof/>
                 <w:webHidden/>
               </w:rPr>
-              <w:t>23</w:t>
+              <w:t>18</w:t>
             </w:r>
             <w:r>
               <w:rPr>
@@ -2401,7 +2401,7 @@
                 <w:noProof/>
                 <w:webHidden/>
               </w:rPr>
-              <w:t>23</w:t>
+              <w:t>18</w:t>
             </w:r>
             <w:r>
               <w:rPr>
@@ -2483,7 +2483,7 @@
                 <w:noProof/>
                 <w:webHidden/>
               </w:rPr>
-              <w:t>23</w:t>
+              <w:t>18</w:t>
             </w:r>
             <w:r>
               <w:rPr>
@@ -2565,7 +2565,7 @@
                 <w:noProof/>
                 <w:webHidden/>
               </w:rPr>
-              <w:t>23</w:t>
+              <w:t>18</w:t>
             </w:r>
             <w:r>
               <w:rPr>
@@ -2653,7 +2653,7 @@
                 <w:noProof/>
                 <w:webHidden/>
               </w:rPr>
-              <w:t>24</w:t>
+              <w:t>19</w:t>
             </w:r>
             <w:r>
               <w:rPr>
@@ -2735,7 +2735,7 @@
                 <w:noProof/>
                 <w:webHidden/>
               </w:rPr>
-              <w:t>24</w:t>
+              <w:t>19</w:t>
             </w:r>
             <w:r>
               <w:rPr>
@@ -2817,7 +2817,7 @@
                 <w:noProof/>
                 <w:webHidden/>
               </w:rPr>
-              <w:t>24</w:t>
+              <w:t>19</w:t>
             </w:r>
             <w:r>
               <w:rPr>
@@ -2905,7 +2905,7 @@
                 <w:noProof/>
                 <w:webHidden/>
               </w:rPr>
-              <w:t>25</w:t>
+              <w:t>20</w:t>
             </w:r>
             <w:r>
               <w:rPr>
@@ -2987,7 +2987,7 @@
                 <w:noProof/>
                 <w:webHidden/>
               </w:rPr>
-              <w:t>25</w:t>
+              <w:t>20</w:t>
             </w:r>
             <w:r>
               <w:rPr>
@@ -3069,7 +3069,7 @@
                 <w:noProof/>
                 <w:webHidden/>
               </w:rPr>
-              <w:t>25</w:t>
+              <w:t>20</w:t>
             </w:r>
             <w:r>
               <w:rPr>
@@ -3151,7 +3151,7 @@
                 <w:noProof/>
                 <w:webHidden/>
               </w:rPr>
-              <w:t>26</w:t>
+              <w:t>21</w:t>
             </w:r>
             <w:r>
               <w:rPr>
@@ -3239,7 +3239,7 @@
                 <w:noProof/>
                 <w:webHidden/>
               </w:rPr>
-              <w:t>26</w:t>
+              <w:t>21</w:t>
             </w:r>
             <w:r>
               <w:rPr>
@@ -3321,7 +3321,7 @@
                 <w:noProof/>
                 <w:webHidden/>
               </w:rPr>
-              <w:t>26</w:t>
+              <w:t>21</w:t>
             </w:r>
             <w:r>
               <w:rPr>
@@ -3403,7 +3403,7 @@
                 <w:noProof/>
                 <w:webHidden/>
               </w:rPr>
-              <w:t>26</w:t>
+              <w:t>22</w:t>
             </w:r>
             <w:r>
               <w:rPr>
@@ -3485,7 +3485,7 @@
                 <w:noProof/>
                 <w:webHidden/>
               </w:rPr>
-              <w:t>27</w:t>
+              <w:t>22</w:t>
             </w:r>
             <w:r>
               <w:rPr>
@@ -3567,7 +3567,7 @@
                 <w:noProof/>
                 <w:webHidden/>
               </w:rPr>
-              <w:t>27</w:t>
+              <w:t>22</w:t>
             </w:r>
             <w:r>
               <w:rPr>
@@ -3649,7 +3649,7 @@
                 <w:noProof/>
                 <w:webHidden/>
               </w:rPr>
-              <w:t>27</w:t>
+              <w:t>22</w:t>
             </w:r>
             <w:r>
               <w:rPr>
@@ -3737,7 +3737,7 @@
                 <w:noProof/>
                 <w:webHidden/>
               </w:rPr>
-              <w:t>27</w:t>
+              <w:t>23</w:t>
             </w:r>
             <w:r>
               <w:rPr>
@@ -3825,7 +3825,7 @@
                 <w:noProof/>
                 <w:webHidden/>
               </w:rPr>
-              <w:t>27</w:t>
+              <w:t>23</w:t>
             </w:r>
             <w:r>
               <w:rPr>
@@ -3907,7 +3907,7 @@
                 <w:noProof/>
                 <w:webHidden/>
               </w:rPr>
-              <w:t>27</w:t>
+              <w:t>23</w:t>
             </w:r>
             <w:r>
               <w:rPr>
@@ -3989,7 +3989,7 @@
                 <w:noProof/>
                 <w:webHidden/>
               </w:rPr>
-              <w:t>28</w:t>
+              <w:t>23</w:t>
             </w:r>
             <w:r>
               <w:rPr>
@@ -4077,7 +4077,7 @@
                 <w:noProof/>
                 <w:webHidden/>
               </w:rPr>
-              <w:t>28</w:t>
+              <w:t>24</w:t>
             </w:r>
             <w:r>
               <w:rPr>
@@ -4159,7 +4159,7 @@
                 <w:noProof/>
                 <w:webHidden/>
               </w:rPr>
-              <w:t>28</w:t>
+              <w:t>24</w:t>
             </w:r>
             <w:r>
               <w:rPr>
@@ -4241,7 +4241,7 @@
                 <w:noProof/>
                 <w:webHidden/>
               </w:rPr>
-              <w:t>28</w:t>
+              <w:t>24</w:t>
             </w:r>
             <w:r>
               <w:rPr>
@@ -4323,7 +4323,7 @@
                 <w:noProof/>
                 <w:webHidden/>
               </w:rPr>
-              <w:t>29</w:t>
+              <w:t>25</w:t>
             </w:r>
             <w:r>
               <w:rPr>
@@ -4411,7 +4411,7 @@
                 <w:noProof/>
                 <w:webHidden/>
               </w:rPr>
-              <w:t>30</w:t>
+              <w:t>26</w:t>
             </w:r>
             <w:r>
               <w:rPr>
@@ -4493,7 +4493,7 @@
                 <w:noProof/>
                 <w:webHidden/>
               </w:rPr>
-              <w:t>30</w:t>
+              <w:t>26</w:t>
             </w:r>
             <w:r>
               <w:rPr>
@@ -4575,7 +4575,7 @@
                 <w:noProof/>
                 <w:webHidden/>
               </w:rPr>
-              <w:t>30</w:t>
+              <w:t>26</w:t>
             </w:r>
             <w:r>
               <w:rPr>
@@ -4663,7 +4663,7 @@
                 <w:noProof/>
                 <w:webHidden/>
               </w:rPr>
-              <w:t>31</w:t>
+              <w:t>27</w:t>
             </w:r>
             <w:r>
               <w:rPr>
@@ -4745,7 +4745,7 @@
                 <w:noProof/>
                 <w:webHidden/>
               </w:rPr>
-              <w:t>31</w:t>
+              <w:t>27</w:t>
             </w:r>
             <w:r>
               <w:rPr>
@@ -4827,7 +4827,7 @@
                 <w:noProof/>
                 <w:webHidden/>
               </w:rPr>
-              <w:t>32</w:t>
+              <w:t>27</w:t>
             </w:r>
             <w:r>
               <w:rPr>
@@ -4915,7 +4915,7 @@
                 <w:noProof/>
                 <w:webHidden/>
               </w:rPr>
-              <w:t>33</w:t>
+              <w:t>29</w:t>
             </w:r>
             <w:r>
               <w:rPr>
@@ -5003,7 +5003,7 @@
                 <w:noProof/>
                 <w:webHidden/>
               </w:rPr>
-              <w:t>33</w:t>
+              <w:t>29</w:t>
             </w:r>
             <w:r>
               <w:rPr>
@@ -5091,7 +5091,7 @@
                 <w:noProof/>
                 <w:webHidden/>
               </w:rPr>
-              <w:t>33</w:t>
+              <w:t>29</w:t>
             </w:r>
             <w:r>
               <w:rPr>
@@ -5179,7 +5179,7 @@
                 <w:noProof/>
                 <w:webHidden/>
               </w:rPr>
-              <w:t>33</w:t>
+              <w:t>29</w:t>
             </w:r>
             <w:r>
               <w:rPr>
@@ -5267,7 +5267,7 @@
                 <w:noProof/>
                 <w:webHidden/>
               </w:rPr>
-              <w:t>36</w:t>
+              <w:t>33</w:t>
             </w:r>
             <w:r>
               <w:rPr>
@@ -5355,7 +5355,7 @@
                 <w:noProof/>
                 <w:webHidden/>
               </w:rPr>
-              <w:t>36</w:t>
+              <w:t>33</w:t>
             </w:r>
             <w:r>
               <w:rPr>
@@ -5443,7 +5443,7 @@
                 <w:noProof/>
                 <w:webHidden/>
               </w:rPr>
-              <w:t>36</w:t>
+              <w:t>33</w:t>
             </w:r>
             <w:r>
               <w:rPr>
@@ -5531,7 +5531,7 @@
                 <w:noProof/>
                 <w:webHidden/>
               </w:rPr>
-              <w:t>40</w:t>
+              <w:t>37</w:t>
             </w:r>
             <w:r>
               <w:rPr>
@@ -5619,7 +5619,7 @@
                 <w:noProof/>
                 <w:webHidden/>
               </w:rPr>
-              <w:t>41</w:t>
+              <w:t>38</w:t>
             </w:r>
             <w:r>
               <w:rPr>
@@ -6213,7 +6213,10 @@
               <w:jc w:val="center"/>
             </w:pPr>
             <w:r>
-              <w:t>Bejelentések kezelése</w:t>
+              <w:t>J</w:t>
+            </w:r>
+            <w:r>
+              <w:t>elentések kezelése</w:t>
             </w:r>
           </w:p>
         </w:tc>
@@ -6398,7 +6401,7 @@
               <w:jc w:val="center"/>
             </w:pPr>
             <w:r>
-              <w:t>Rendelések kezelése</w:t>
+              <w:t>Jelentések kezelése</w:t>
             </w:r>
           </w:p>
         </w:tc>
@@ -6450,8 +6453,60 @@
               <w:jc w:val="center"/>
             </w:pPr>
             <w:r>
+              <w:t>Rendelések kezelése</w:t>
+            </w:r>
+            <w:r>
+              <w:t xml:space="preserve"> </w:t>
+            </w:r>
+            <w:r>
               <w:t>Statisztikák megtekintése</w:t>
             </w:r>
+          </w:p>
+        </w:tc>
+      </w:tr>
+      <w:tr>
+        <w:tc>
+          <w:tcPr>
+            <w:tcW w:w="2516" w:type="dxa"/>
+            <w:shd w:val="clear" w:color="auto" w:fill="FCEEE4"/>
+          </w:tcPr>
+          <w:p>
+            <w:pPr>
+              <w:jc w:val="center"/>
+            </w:pPr>
+          </w:p>
+        </w:tc>
+        <w:tc>
+          <w:tcPr>
+            <w:tcW w:w="2516" w:type="dxa"/>
+            <w:shd w:val="clear" w:color="auto" w:fill="F6C3A0"/>
+          </w:tcPr>
+          <w:p>
+            <w:pPr>
+              <w:jc w:val="center"/>
+            </w:pPr>
+          </w:p>
+        </w:tc>
+        <w:tc>
+          <w:tcPr>
+            <w:tcW w:w="2516" w:type="dxa"/>
+            <w:shd w:val="clear" w:color="auto" w:fill="F19E65"/>
+          </w:tcPr>
+          <w:p>
+            <w:pPr>
+              <w:jc w:val="center"/>
+            </w:pPr>
+          </w:p>
+        </w:tc>
+        <w:tc>
+          <w:tcPr>
+            <w:tcW w:w="2517" w:type="dxa"/>
+            <w:shd w:val="clear" w:color="auto" w:fill="ED8137"/>
+          </w:tcPr>
+          <w:p>
+            <w:pPr>
+              <w:jc w:val="center"/>
+            </w:pPr>
           </w:p>
         </w:tc>
       </w:tr>
@@ -6471,7 +6526,11 @@
     </w:p>
     <w:p>
       <w:r>
-        <w:t xml:space="preserve">Amennyiben a felhasználó hozzá szeretne férni több lehetőséghez az oldalon, először regisztrálnia kell. Ehhez egy modern felületet hoztunk létre, ahol az alap adatokat kérjük be, ugyanis csak ezek kellenek a bejelentkezéshez, a többi adatukat pedig később a profiljukon megadhatják, amennyiben szeretnék. A regisztrációt követően a felhasználó kap egy emailt a megadott emailcímére – ennek megerősítésével tud posztokat létrehozni. </w:t>
+        <w:t xml:space="preserve">Amennyiben a felhasználó hozzá szeretne férni több lehetőséghez az oldalon, először regisztrálnia kell. Ehhez egy modern felületet hoztunk létre, ahol az alap adatokat kérjük be, ugyanis csak ezek kellenek a bejelentkezéshez, a többi adatukat pedig később a profiljukon megadhatják, amennyiben szeretnék. A regisztrációt követően a felhasználó </w:t>
+      </w:r>
+      <w:r>
+        <w:lastRenderedPageBreak/>
+        <w:t xml:space="preserve">kap egy emailt a megadott emailcímére – ennek megerősítésével tud posztokat létrehozni. </w:t>
       </w:r>
     </w:p>
     <w:p>
@@ -6480,7 +6539,6 @@
           <w:noProof/>
           <w:lang w:eastAsia="hu-HU"/>
         </w:rPr>
-        <w:lastRenderedPageBreak/>
         <w:drawing>
           <wp:inline distT="0" distB="0" distL="0" distR="0" wp14:anchorId="58695F8E" wp14:editId="63E25281">
             <wp:extent cx="3710940" cy="2217420"/>
@@ -6611,12 +6669,12 @@
     </w:p>
     <w:p>
       <w:r>
+        <w:lastRenderedPageBreak/>
         <w:t>Amennyiben a felhasználó e-mail-címe még nincs megerősítve, egy figyelmeztető sáv jelenik meg a profil tetején, ahonnan új megerősítő e-mail küldhető. Az e-mail-cím megerősítése bizonyos funkciókhoz (pl. posztolás, kommentelés) szükséges.</w:t>
       </w:r>
     </w:p>
     <w:p>
       <w:r>
-        <w:lastRenderedPageBreak/>
         <w:t>A profil oldalon elérhető a kijelentkezés gomb is, amelyre kattintva egy megerősítő ablak jelenik meg, és csak a jóváhagyás után kerül sor a kijelentkezésre.</w:t>
       </w:r>
     </w:p>
@@ -6931,6 +6989,9 @@
     </w:p>
     <w:p>
       <w:r>
+        <w:rPr>
+          <w:noProof/>
+        </w:rPr>
         <w:drawing>
           <wp:inline distT="0" distB="0" distL="0" distR="0" wp14:anchorId="53F7BC93" wp14:editId="2859AE72">
             <wp:extent cx="5760720" cy="1852295"/>
@@ -7014,6 +7075,9 @@
     </w:p>
     <w:p>
       <w:r>
+        <w:rPr>
+          <w:noProof/>
+        </w:rPr>
         <w:drawing>
           <wp:anchor distT="0" distB="0" distL="114300" distR="114300" simplePos="0" relativeHeight="251671040" behindDoc="0" locked="0" layoutInCell="1" allowOverlap="1" wp14:anchorId="5A120B5D" wp14:editId="6474AD79">
             <wp:simplePos x="0" y="0"/>

--- a/Fájlok/Teljes.docx
+++ b/Fájlok/Teljes.docx
@@ -1,6 +1,6 @@
 
 <file path=word/document.xml><?xml version="1.0" encoding="utf-8"?>
-<w:document xmlns:wpc="http://schemas.microsoft.com/office/word/2010/wordprocessingCanvas" xmlns:cx="http://schemas.microsoft.com/office/drawing/2014/chartex" xmlns:cx1="http://schemas.microsoft.com/office/drawing/2015/9/8/chartex" xmlns:cx2="http://schemas.microsoft.com/office/drawing/2015/10/21/chartex" xmlns:cx3="http://schemas.microsoft.com/office/drawing/2016/5/9/chartex" xmlns:cx4="http://schemas.microsoft.com/office/drawing/2016/5/10/chartex" xmlns:cx5="http://schemas.microsoft.com/office/drawing/2016/5/11/chartex" xmlns:cx6="http://schemas.microsoft.com/office/drawing/2016/5/12/chartex" xmlns:cx7="http://schemas.microsoft.com/office/drawing/2016/5/13/chartex" xmlns:cx8="http://schemas.microsoft.com/office/drawing/2016/5/14/chartex" xmlns:mc="http://schemas.openxmlformats.org/markup-compatibility/2006" xmlns:aink="http://schemas.microsoft.com/office/drawing/2016/ink" xmlns:am3d="http://schemas.microsoft.com/office/drawing/2017/model3d" xmlns:o="urn:schemas-microsoft-com:office:office" xmlns:r="http://schemas.openxmlformats.org/officeDocument/2006/relationships" xmlns:m="http://schemas.openxmlformats.org/officeDocument/2006/math" xmlns:v="urn:schemas-microsoft-com:vml" xmlns:wp14="http://schemas.microsoft.com/office/word/2010/wordprocessingDrawing" xmlns:wp="http://schemas.openxmlformats.org/drawingml/2006/wordprocessingDrawing" xmlns:w10="urn:schemas-microsoft-com:office:word" xmlns:w="http://schemas.openxmlformats.org/wordprocessingml/2006/main" xmlns:w14="http://schemas.microsoft.com/office/word/2010/wordml" xmlns:w15="http://schemas.microsoft.com/office/word/2012/wordml" xmlns:w16cex="http://schemas.microsoft.com/office/word/2018/wordml/cex" xmlns:w16cid="http://schemas.microsoft.com/office/word/2016/wordml/cid" xmlns:w16="http://schemas.microsoft.com/office/word/2018/wordml" xmlns:w16sdtdh="http://schemas.microsoft.com/office/word/2020/wordml/sdtdatahash" xmlns:w16se="http://schemas.microsoft.com/office/word/2015/wordml/symex" xmlns:wpg="http://schemas.microsoft.com/office/word/2010/wordprocessingGroup" xmlns:wpi="http://schemas.microsoft.com/office/word/2010/wordprocessingInk" xmlns:wne="http://schemas.microsoft.com/office/word/2006/wordml" xmlns:wps="http://schemas.microsoft.com/office/word/2010/wordprocessingShape" mc:Ignorable="w14 w15 w16se w16cid w16 w16cex w16sdtdh wp14">
+<w:document xmlns:wpc="http://schemas.microsoft.com/office/word/2010/wordprocessingCanvas" xmlns:cx="http://schemas.microsoft.com/office/drawing/2014/chartex" xmlns:mc="http://schemas.openxmlformats.org/markup-compatibility/2006" xmlns:o="urn:schemas-microsoft-com:office:office" xmlns:r="http://schemas.openxmlformats.org/officeDocument/2006/relationships" xmlns:m="http://schemas.openxmlformats.org/officeDocument/2006/math" xmlns:v="urn:schemas-microsoft-com:vml" xmlns:wp14="http://schemas.microsoft.com/office/word/2010/wordprocessingDrawing" xmlns:wp="http://schemas.openxmlformats.org/drawingml/2006/wordprocessingDrawing" xmlns:w10="urn:schemas-microsoft-com:office:word" xmlns:w="http://schemas.openxmlformats.org/wordprocessingml/2006/main" xmlns:w14="http://schemas.microsoft.com/office/word/2010/wordml" xmlns:w15="http://schemas.microsoft.com/office/word/2012/wordml" xmlns:w16se="http://schemas.microsoft.com/office/word/2015/wordml/symex" xmlns:wpg="http://schemas.microsoft.com/office/word/2010/wordprocessingGroup" xmlns:wpi="http://schemas.microsoft.com/office/word/2010/wordprocessingInk" xmlns:wne="http://schemas.microsoft.com/office/word/2006/wordml" xmlns:wps="http://schemas.microsoft.com/office/word/2010/wordprocessingShape" mc:Ignorable="w14 w15 w16se wp14">
   <w:body>
     <w:p>
       <w:pPr>
@@ -5936,10 +5936,24 @@
         <w:ind w:left="426"/>
       </w:pPr>
       <w:r>
-        <w:t xml:space="preserve">Szoftver: </w:t>
-      </w:r>
-      <w:r>
-        <w:t>PHP 8.2+, Composer, Webszerver (Apache)</w:t>
+        <w:t>S</w:t>
+      </w:r>
+      <w:r>
+        <w:t>zükséges s</w:t>
+      </w:r>
+      <w:r>
+        <w:t xml:space="preserve">zoftver: </w:t>
+      </w:r>
+      <w:r>
+        <w:t xml:space="preserve">PHP 8.2+, </w:t>
+      </w:r>
+      <w:proofErr w:type="spellStart"/>
+      <w:r>
+        <w:t>Composer</w:t>
+      </w:r>
+      <w:proofErr w:type="spellEnd"/>
+      <w:r>
+        <w:t>, Webszerver (Apache)</w:t>
       </w:r>
     </w:p>
     <w:p>
@@ -6044,16 +6058,37 @@
       </w:r>
     </w:p>
     <w:p>
+      <w:r>
+        <w:t xml:space="preserve">A projekt emellett elérhető a </w:t>
+      </w:r>
+      <w:hyperlink r:id="rId9" w:history="1">
+        <w:r>
+          <w:rPr>
+            <w:rStyle w:val="Hiperhivatkozs"/>
+          </w:rPr>
+          <w:t>https://hobbitar.hu</w:t>
+        </w:r>
+      </w:hyperlink>
+      <w:r>
+        <w:t xml:space="preserve"> címen</w:t>
+      </w:r>
+      <w:r>
+        <w:t>.</w:t>
+      </w:r>
+      <w:bookmarkStart w:id="5" w:name="_GoBack"/>
+      <w:bookmarkEnd w:id="5"/>
+    </w:p>
+    <w:p>
       <w:pPr>
         <w:pStyle w:val="Stlus2"/>
       </w:pPr>
-      <w:bookmarkStart w:id="5" w:name="_Toc225851162"/>
-      <w:bookmarkStart w:id="6" w:name="_Toc227149900"/>
+      <w:bookmarkStart w:id="6" w:name="_Toc225851162"/>
+      <w:bookmarkStart w:id="7" w:name="_Toc227149900"/>
       <w:r>
         <w:t>Oldal jogosultságok</w:t>
       </w:r>
-      <w:bookmarkEnd w:id="5"/>
       <w:bookmarkEnd w:id="6"/>
+      <w:bookmarkEnd w:id="7"/>
     </w:p>
     <w:tbl>
       <w:tblPr>
@@ -6456,10 +6491,7 @@
               <w:t>Rendelések kezelése</w:t>
             </w:r>
             <w:r>
-              <w:t xml:space="preserve"> </w:t>
-            </w:r>
-            <w:r>
-              <w:t>Statisztikák megtekintése</w:t>
+              <w:t xml:space="preserve"> Statisztikák megtekintése</w:t>
             </w:r>
           </w:p>
         </w:tc>
@@ -6516,21 +6548,21 @@
       <w:pPr>
         <w:pStyle w:val="Stlus2"/>
       </w:pPr>
-      <w:bookmarkStart w:id="7" w:name="_Toc225851163"/>
-      <w:bookmarkStart w:id="8" w:name="_Toc227149901"/>
+      <w:bookmarkStart w:id="8" w:name="_Toc225851163"/>
+      <w:bookmarkStart w:id="9" w:name="_Toc227149901"/>
       <w:r>
         <w:t>Regisztráció</w:t>
       </w:r>
-      <w:bookmarkEnd w:id="7"/>
       <w:bookmarkEnd w:id="8"/>
-    </w:p>
-    <w:p>
-      <w:r>
-        <w:t xml:space="preserve">Amennyiben a felhasználó hozzá szeretne férni több lehetőséghez az oldalon, először regisztrálnia kell. Ehhez egy modern felületet hoztunk létre, ahol az alap adatokat kérjük be, ugyanis csak ezek kellenek a bejelentkezéshez, a többi adatukat pedig később a profiljukon megadhatják, amennyiben szeretnék. A regisztrációt követően a felhasználó </w:t>
+      <w:bookmarkEnd w:id="9"/>
+    </w:p>
+    <w:p>
+      <w:r>
+        <w:t xml:space="preserve">Amennyiben a felhasználó hozzá szeretne férni több lehetőséghez az oldalon, először regisztrálnia kell. Ehhez egy modern felületet hoztunk létre, ahol az alap adatokat kérjük be, ugyanis csak ezek kellenek a bejelentkezéshez, a többi adatukat pedig később a </w:t>
       </w:r>
       <w:r>
         <w:lastRenderedPageBreak/>
-        <w:t xml:space="preserve">kap egy emailt a megadott emailcímére – ennek megerősítésével tud posztokat létrehozni. </w:t>
+        <w:t xml:space="preserve">profiljukon megadhatják, amennyiben szeretnék. A regisztrációt követően a felhasználó kap egy emailt a megadott emailcímére – ennek megerősítésével tud posztokat létrehozni. </w:t>
       </w:r>
     </w:p>
     <w:p>
@@ -6555,7 +6587,7 @@
                     <pic:cNvPicPr/>
                   </pic:nvPicPr>
                   <pic:blipFill rotWithShape="1">
-                    <a:blip r:embed="rId9"/>
+                    <a:blip r:embed="rId10"/>
                     <a:srcRect l="18519" t="12054" r="17063" b="4425"/>
                     <a:stretch/>
                   </pic:blipFill>
@@ -6587,13 +6619,13 @@
       <w:pPr>
         <w:pStyle w:val="Stlus2"/>
       </w:pPr>
-      <w:bookmarkStart w:id="9" w:name="_Toc225851164"/>
-      <w:bookmarkStart w:id="10" w:name="_Toc227149902"/>
+      <w:bookmarkStart w:id="10" w:name="_Toc225851164"/>
+      <w:bookmarkStart w:id="11" w:name="_Toc227149902"/>
       <w:r>
         <w:t>Belépés</w:t>
       </w:r>
-      <w:bookmarkEnd w:id="9"/>
       <w:bookmarkEnd w:id="10"/>
+      <w:bookmarkEnd w:id="11"/>
     </w:p>
     <w:p>
       <w:r>
@@ -6622,7 +6654,7 @@
                     <pic:cNvPicPr/>
                   </pic:nvPicPr>
                   <pic:blipFill rotWithShape="1">
-                    <a:blip r:embed="rId10"/>
+                    <a:blip r:embed="rId11"/>
                     <a:srcRect l="17196" t="10573" r="13756" b="4000"/>
                     <a:stretch/>
                   </pic:blipFill>
@@ -6654,13 +6686,13 @@
       <w:pPr>
         <w:pStyle w:val="Stlus2"/>
       </w:pPr>
-      <w:bookmarkStart w:id="11" w:name="_Toc225851165"/>
-      <w:bookmarkStart w:id="12" w:name="_Toc227149903"/>
+      <w:bookmarkStart w:id="12" w:name="_Toc225851165"/>
+      <w:bookmarkStart w:id="13" w:name="_Toc227149903"/>
       <w:r>
         <w:t>Profil oldal</w:t>
       </w:r>
-      <w:bookmarkEnd w:id="11"/>
       <w:bookmarkEnd w:id="12"/>
+      <w:bookmarkEnd w:id="13"/>
     </w:p>
     <w:p>
       <w:r>
@@ -6689,147 +6721,6 @@
             <wp:extent cx="5760720" cy="2818130"/>
             <wp:effectExtent l="0" t="0" r="0" b="1270"/>
             <wp:docPr id="15" name="Kép 15"/>
-            <wp:cNvGraphicFramePr>
-              <a:graphicFrameLocks xmlns:a="http://schemas.openxmlformats.org/drawingml/2006/main" noChangeAspect="1"/>
-            </wp:cNvGraphicFramePr>
-            <a:graphic xmlns:a="http://schemas.openxmlformats.org/drawingml/2006/main">
-              <a:graphicData uri="http://schemas.openxmlformats.org/drawingml/2006/picture">
-                <pic:pic xmlns:pic="http://schemas.openxmlformats.org/drawingml/2006/picture">
-                  <pic:nvPicPr>
-                    <pic:cNvPr id="1" name=""/>
-                    <pic:cNvPicPr/>
-                  </pic:nvPicPr>
-                  <pic:blipFill>
-                    <a:blip r:embed="rId11"/>
-                    <a:stretch>
-                      <a:fillRect/>
-                    </a:stretch>
-                  </pic:blipFill>
-                  <pic:spPr>
-                    <a:xfrm>
-                      <a:off x="0" y="0"/>
-                      <a:ext cx="5760720" cy="2818130"/>
-                    </a:xfrm>
-                    <a:prstGeom prst="rect">
-                      <a:avLst/>
-                    </a:prstGeom>
-                  </pic:spPr>
-                </pic:pic>
-              </a:graphicData>
-            </a:graphic>
-          </wp:inline>
-        </w:drawing>
-      </w:r>
-    </w:p>
-    <w:p>
-      <w:pPr>
-        <w:pStyle w:val="Stlus3"/>
-      </w:pPr>
-      <w:bookmarkStart w:id="13" w:name="_Toc225851166"/>
-      <w:bookmarkStart w:id="14" w:name="_Toc227149904"/>
-      <w:r>
-        <w:t>Poszt hozzáadása és szerkesztése</w:t>
-      </w:r>
-      <w:bookmarkEnd w:id="13"/>
-      <w:bookmarkEnd w:id="14"/>
-    </w:p>
-    <w:p>
-      <w:r>
-        <w:t>Új poszt létrehozásához a felhasználónak hitelesített (megerősített) e-mail-címmel kell rendelkeznie. Az „Új poszt" gombra kattintva egy külön szerkesztő oldalra kerül, ahol a következőket kell megadni:</w:t>
-      </w:r>
-    </w:p>
-    <w:p>
-      <w:pPr>
-        <w:pStyle w:val="Listaszerbekezds"/>
-        <w:numPr>
-          <w:ilvl w:val="0"/>
-          <w:numId w:val="13"/>
-        </w:numPr>
-      </w:pPr>
-      <w:r>
-        <w:t>Poszt címe (k</w:t>
-      </w:r>
-      <w:r>
-        <w:t>ötelező): rövid, informatív cím</w:t>
-      </w:r>
-    </w:p>
-    <w:p>
-      <w:pPr>
-        <w:pStyle w:val="Listaszerbekezds"/>
-        <w:numPr>
-          <w:ilvl w:val="0"/>
-          <w:numId w:val="13"/>
-        </w:numPr>
-      </w:pPr>
-      <w:r>
-        <w:t xml:space="preserve">Címkék (kötelező): egy vagy több témához kapcsolódó címke választható a legördülő listából. Ha a kívánt címke nem szerepel a listában, a felhasználó saját új címkét is létrehozhat </w:t>
-      </w:r>
-      <w:r>
-        <w:t>a „Hozzáadás" gomb segítségével</w:t>
-      </w:r>
-    </w:p>
-    <w:p>
-      <w:pPr>
-        <w:pStyle w:val="Listaszerbekezds"/>
-        <w:numPr>
-          <w:ilvl w:val="0"/>
-          <w:numId w:val="13"/>
-        </w:numPr>
-      </w:pPr>
-      <w:r>
-        <w:t>Rövid leírás (opcionális): egy tömör összefoglaló a poszt tartalmáról; ha nincs megadva, a rendszer automatikusan a tartalom</w:t>
-      </w:r>
-      <w:r>
-        <w:t xml:space="preserve"> első néhány mondatát használja</w:t>
-      </w:r>
-    </w:p>
-    <w:p>
-      <w:pPr>
-        <w:pStyle w:val="Listaszerbekezds"/>
-        <w:numPr>
-          <w:ilvl w:val="0"/>
-          <w:numId w:val="13"/>
-        </w:numPr>
-      </w:pPr>
-      <w:r>
-        <w:t>Tartalom (kötelező): egy formázható szövegszerkesztőben írható meg a poszt törzse, amelyben szövegformázás é</w:t>
-      </w:r>
-      <w:r>
-        <w:t>s hivatkozások is alkalmazhatók</w:t>
-      </w:r>
-    </w:p>
-    <w:p>
-      <w:pPr>
-        <w:pStyle w:val="Listaszerbekezds"/>
-        <w:numPr>
-          <w:ilvl w:val="0"/>
-          <w:numId w:val="13"/>
-        </w:numPr>
-      </w:pPr>
-      <w:r>
-        <w:t xml:space="preserve">Képek (opcionális): több </w:t>
-      </w:r>
-      <w:r>
-        <w:t>kép is feltölthető a poszthoz</w:t>
-      </w:r>
-    </w:p>
-    <w:p>
-      <w:r>
-        <w:t>A meglévő posztok a profil oldalról szerkeszthetők vagy törölhetők. A szerkesztés ugyanazon az űrlapon történik, mint a létrehozás.</w:t>
-      </w:r>
-    </w:p>
-    <w:p>
-      <w:r>
-        <w:rPr>
-          <w:noProof/>
-          <w:lang w:eastAsia="hu-HU"/>
-        </w:rPr>
-        <w:lastRenderedPageBreak/>
-        <w:drawing>
-          <wp:inline distT="0" distB="0" distL="0" distR="0" wp14:anchorId="7310048D" wp14:editId="5A3C823B">
-            <wp:extent cx="5006340" cy="2156611"/>
-            <wp:effectExtent l="0" t="0" r="3810" b="0"/>
-            <wp:docPr id="12" name="Kép 12"/>
             <wp:cNvGraphicFramePr>
               <a:graphicFrameLocks xmlns:a="http://schemas.openxmlformats.org/drawingml/2006/main" noChangeAspect="1"/>
             </wp:cNvGraphicFramePr>
@@ -6849,7 +6740,7 @@
                   <pic:spPr>
                     <a:xfrm>
                       <a:off x="0" y="0"/>
-                      <a:ext cx="5006340" cy="2156611"/>
+                      <a:ext cx="5760720" cy="2818130"/>
                     </a:xfrm>
                     <a:prstGeom prst="rect">
                       <a:avLst/>
@@ -6863,15 +6754,114 @@
       </w:r>
     </w:p>
     <w:p>
+      <w:pPr>
+        <w:pStyle w:val="Stlus3"/>
+      </w:pPr>
+      <w:bookmarkStart w:id="14" w:name="_Toc225851166"/>
+      <w:bookmarkStart w:id="15" w:name="_Toc227149904"/>
+      <w:r>
+        <w:t>Poszt hozzáadása és szerkesztése</w:t>
+      </w:r>
+      <w:bookmarkEnd w:id="14"/>
+      <w:bookmarkEnd w:id="15"/>
+    </w:p>
+    <w:p>
+      <w:r>
+        <w:t>Új poszt létrehozásához a felhasználónak hitelesített (megerősített) e-mail-címmel kell rendelkeznie. Az „Új poszt" gombra kattintva egy külön szerkesztő oldalra kerül, ahol a következőket kell megadni:</w:t>
+      </w:r>
+    </w:p>
+    <w:p>
+      <w:pPr>
+        <w:pStyle w:val="Listaszerbekezds"/>
+        <w:numPr>
+          <w:ilvl w:val="0"/>
+          <w:numId w:val="13"/>
+        </w:numPr>
+      </w:pPr>
+      <w:r>
+        <w:t>Poszt címe (k</w:t>
+      </w:r>
+      <w:r>
+        <w:t>ötelező): rövid, informatív cím</w:t>
+      </w:r>
+    </w:p>
+    <w:p>
+      <w:pPr>
+        <w:pStyle w:val="Listaszerbekezds"/>
+        <w:numPr>
+          <w:ilvl w:val="0"/>
+          <w:numId w:val="13"/>
+        </w:numPr>
+      </w:pPr>
+      <w:r>
+        <w:t xml:space="preserve">Címkék (kötelező): egy vagy több témához kapcsolódó címke választható a legördülő listából. Ha a kívánt címke nem szerepel a listában, a felhasználó saját új címkét is létrehozhat </w:t>
+      </w:r>
+      <w:r>
+        <w:t>a „Hozzáadás" gomb segítségével</w:t>
+      </w:r>
+    </w:p>
+    <w:p>
+      <w:pPr>
+        <w:pStyle w:val="Listaszerbekezds"/>
+        <w:numPr>
+          <w:ilvl w:val="0"/>
+          <w:numId w:val="13"/>
+        </w:numPr>
+      </w:pPr>
+      <w:r>
+        <w:t>Rövid leírás (opcionális): egy tömör összefoglaló a poszt tartalmáról; ha nincs megadva, a rendszer automatikusan a tartalom</w:t>
+      </w:r>
+      <w:r>
+        <w:t xml:space="preserve"> első néhány mondatát használja</w:t>
+      </w:r>
+    </w:p>
+    <w:p>
+      <w:pPr>
+        <w:pStyle w:val="Listaszerbekezds"/>
+        <w:numPr>
+          <w:ilvl w:val="0"/>
+          <w:numId w:val="13"/>
+        </w:numPr>
+      </w:pPr>
+      <w:r>
+        <w:t>Tartalom (kötelező): egy formázható szövegszerkesztőben írható meg a poszt törzse, amelyben szövegformázás é</w:t>
+      </w:r>
+      <w:r>
+        <w:t>s hivatkozások is alkalmazhatók</w:t>
+      </w:r>
+    </w:p>
+    <w:p>
+      <w:pPr>
+        <w:pStyle w:val="Listaszerbekezds"/>
+        <w:numPr>
+          <w:ilvl w:val="0"/>
+          <w:numId w:val="13"/>
+        </w:numPr>
+      </w:pPr>
+      <w:r>
+        <w:t xml:space="preserve">Képek (opcionális): több </w:t>
+      </w:r>
+      <w:r>
+        <w:t>kép is feltölthető a poszthoz</w:t>
+      </w:r>
+    </w:p>
+    <w:p>
+      <w:r>
+        <w:t>A meglévő posztok a profil oldalról szerkeszthetők vagy törölhetők. A szerkesztés ugyanazon az űrlapon történik, mint a létrehozás.</w:t>
+      </w:r>
+    </w:p>
+    <w:p>
       <w:r>
         <w:rPr>
           <w:noProof/>
-        </w:rPr>
+          <w:lang w:eastAsia="hu-HU"/>
+        </w:rPr>
+        <w:lastRenderedPageBreak/>
         <w:drawing>
-          <wp:inline distT="0" distB="0" distL="0" distR="0" wp14:anchorId="70B8FD2C" wp14:editId="1EBA656B">
-            <wp:extent cx="3867150" cy="2511601"/>
-            <wp:effectExtent l="0" t="0" r="0" b="3175"/>
-            <wp:docPr id="14" name="Kép 14"/>
+          <wp:inline distT="0" distB="0" distL="0" distR="0" wp14:anchorId="7310048D" wp14:editId="5A3C823B">
+            <wp:extent cx="5006340" cy="2156611"/>
+            <wp:effectExtent l="0" t="0" r="3810" b="0"/>
+            <wp:docPr id="12" name="Kép 12"/>
             <wp:cNvGraphicFramePr>
               <a:graphicFrameLocks xmlns:a="http://schemas.openxmlformats.org/drawingml/2006/main" noChangeAspect="1"/>
             </wp:cNvGraphicFramePr>
@@ -6891,7 +6881,7 @@
                   <pic:spPr>
                     <a:xfrm>
                       <a:off x="0" y="0"/>
-                      <a:ext cx="3879712" cy="2519760"/>
+                      <a:ext cx="5006340" cy="2156611"/>
                     </a:xfrm>
                     <a:prstGeom prst="rect">
                       <a:avLst/>
@@ -6905,98 +6895,16 @@
       </w:r>
     </w:p>
     <w:p>
-      <w:pPr>
-        <w:pStyle w:val="Stlus2"/>
-      </w:pPr>
-      <w:bookmarkStart w:id="15" w:name="_Toc225851167"/>
-      <w:bookmarkStart w:id="16" w:name="_Toc227149905"/>
-      <w:r>
-        <w:t>Adminisztrációs felület</w:t>
-      </w:r>
-      <w:bookmarkEnd w:id="15"/>
-      <w:bookmarkEnd w:id="16"/>
-    </w:p>
-    <w:p>
-      <w:r>
-        <w:t>Az adminisztrációs felület kizárólag adminisztrátor jogosultságú felhasználók számára érhető el. Az adminisztrátor az alábbi feladatokat tudja elvégezni:</w:t>
-      </w:r>
-    </w:p>
-    <w:p>
-      <w:pPr>
-        <w:pStyle w:val="Listaszerbekezds"/>
-        <w:numPr>
-          <w:ilvl w:val="0"/>
-          <w:numId w:val="14"/>
-        </w:numPr>
-      </w:pPr>
-      <w:r>
-        <w:t>Új t</w:t>
-      </w:r>
-      <w:r>
-        <w:t>ermékek hozzáadása az áruházhoz, rendelések kezelés</w:t>
-      </w:r>
-    </w:p>
-    <w:p>
-      <w:pPr>
-        <w:pStyle w:val="Listaszerbekezds"/>
-        <w:numPr>
-          <w:ilvl w:val="0"/>
-          <w:numId w:val="14"/>
-        </w:numPr>
-      </w:pPr>
-      <w:r>
-        <w:t>Blogposztok hozzáadása</w:t>
-      </w:r>
-      <w:r>
-        <w:t xml:space="preserve"> és moderálása (pl. kommentek)</w:t>
-      </w:r>
-      <w:r>
-        <w:t xml:space="preserve"> és más felhasználók posztjainak fe</w:t>
-      </w:r>
-      <w:r>
-        <w:t>lügyelete (szerkesztés, törlés)</w:t>
-      </w:r>
-    </w:p>
-    <w:p>
-      <w:pPr>
-        <w:pStyle w:val="Listaszerbekezds"/>
-        <w:numPr>
-          <w:ilvl w:val="0"/>
-          <w:numId w:val="14"/>
-        </w:numPr>
-      </w:pPr>
-      <w:r>
-        <w:t>Felhasználók jogosultsági szintjének módos</w:t>
-      </w:r>
-      <w:r>
-        <w:t>ítása (pl. admin jog kiosztása)</w:t>
-      </w:r>
-    </w:p>
-    <w:p>
-      <w:pPr>
-        <w:pStyle w:val="Listaszerbekezds"/>
-        <w:numPr>
-          <w:ilvl w:val="0"/>
-          <w:numId w:val="14"/>
-        </w:numPr>
-      </w:pPr>
-      <w:r>
-        <w:t>Statisztikák megtekintése az oldal</w:t>
-      </w:r>
-      <w:r>
-        <w:t xml:space="preserve"> forgalmáról és a rendelésekről</w:t>
-      </w:r>
-    </w:p>
-    <w:p>
       <w:r>
         <w:rPr>
           <w:noProof/>
+          <w:lang w:eastAsia="hu-HU"/>
         </w:rPr>
         <w:drawing>
-          <wp:inline distT="0" distB="0" distL="0" distR="0" wp14:anchorId="53F7BC93" wp14:editId="2859AE72">
-            <wp:extent cx="5760720" cy="1852295"/>
-            <wp:effectExtent l="0" t="0" r="0" b="0"/>
-            <wp:docPr id="13" name="Kép 13"/>
+          <wp:inline distT="0" distB="0" distL="0" distR="0" wp14:anchorId="70B8FD2C" wp14:editId="1EBA656B">
+            <wp:extent cx="3867150" cy="2511601"/>
+            <wp:effectExtent l="0" t="0" r="0" b="3175"/>
+            <wp:docPr id="14" name="Kép 14"/>
             <wp:cNvGraphicFramePr>
               <a:graphicFrameLocks xmlns:a="http://schemas.openxmlformats.org/drawingml/2006/main" noChangeAspect="1"/>
             </wp:cNvGraphicFramePr>
@@ -7016,7 +6924,7 @@
                   <pic:spPr>
                     <a:xfrm>
                       <a:off x="0" y="0"/>
-                      <a:ext cx="5760720" cy="1852295"/>
+                      <a:ext cx="3879712" cy="2519760"/>
                     </a:xfrm>
                     <a:prstGeom prst="rect">
                       <a:avLst/>
@@ -7030,17 +6938,99 @@
       </w:r>
     </w:p>
     <w:p>
+      <w:pPr>
+        <w:pStyle w:val="Stlus2"/>
+      </w:pPr>
+      <w:bookmarkStart w:id="16" w:name="_Toc225851167"/>
+      <w:bookmarkStart w:id="17" w:name="_Toc227149905"/>
+      <w:r>
+        <w:t>Adminisztrációs felület</w:t>
+      </w:r>
+      <w:bookmarkEnd w:id="16"/>
+      <w:bookmarkEnd w:id="17"/>
+    </w:p>
+    <w:p>
+      <w:r>
+        <w:t>Az adminisztrációs felület kizárólag adminisztrátor jogosultságú felhasználók számára érhető el. Az adminisztrátor az alábbi feladatokat tudja elvégezni:</w:t>
+      </w:r>
+    </w:p>
+    <w:p>
+      <w:pPr>
+        <w:pStyle w:val="Listaszerbekezds"/>
+        <w:numPr>
+          <w:ilvl w:val="0"/>
+          <w:numId w:val="14"/>
+        </w:numPr>
+      </w:pPr>
+      <w:r>
+        <w:t>Új t</w:t>
+      </w:r>
+      <w:r>
+        <w:t>ermékek hozzáadása az áruházhoz, rendelések kezelés</w:t>
+      </w:r>
+    </w:p>
+    <w:p>
+      <w:pPr>
+        <w:pStyle w:val="Listaszerbekezds"/>
+        <w:numPr>
+          <w:ilvl w:val="0"/>
+          <w:numId w:val="14"/>
+        </w:numPr>
+      </w:pPr>
+      <w:r>
+        <w:t>Blogposztok hozzáadása</w:t>
+      </w:r>
+      <w:r>
+        <w:t xml:space="preserve"> és moderálása (pl. kommentek)</w:t>
+      </w:r>
+      <w:r>
+        <w:t xml:space="preserve"> és más felhasználók posztjainak fe</w:t>
+      </w:r>
+      <w:r>
+        <w:t>lügyelete (szerkesztés, törlés)</w:t>
+      </w:r>
+    </w:p>
+    <w:p>
+      <w:pPr>
+        <w:pStyle w:val="Listaszerbekezds"/>
+        <w:numPr>
+          <w:ilvl w:val="0"/>
+          <w:numId w:val="14"/>
+        </w:numPr>
+      </w:pPr>
+      <w:r>
+        <w:t>Felhasználók jogosultsági szintjének módos</w:t>
+      </w:r>
+      <w:r>
+        <w:t>ítása (pl. admin jog kiosztása)</w:t>
+      </w:r>
+    </w:p>
+    <w:p>
+      <w:pPr>
+        <w:pStyle w:val="Listaszerbekezds"/>
+        <w:numPr>
+          <w:ilvl w:val="0"/>
+          <w:numId w:val="14"/>
+        </w:numPr>
+      </w:pPr>
+      <w:r>
+        <w:t>Statisztikák megtekintése az oldal</w:t>
+      </w:r>
+      <w:r>
+        <w:t xml:space="preserve"> forgalmáról és a rendelésekről</w:t>
+      </w:r>
+    </w:p>
+    <w:p>
       <w:r>
         <w:rPr>
           <w:noProof/>
           <w:lang w:eastAsia="hu-HU"/>
         </w:rPr>
-        <w:lastRenderedPageBreak/>
         <w:drawing>
-          <wp:inline distT="0" distB="0" distL="0" distR="0" wp14:anchorId="4F455B0C" wp14:editId="2BA5721D">
-            <wp:extent cx="5760720" cy="1700530"/>
+          <wp:inline distT="0" distB="0" distL="0" distR="0" wp14:anchorId="53F7BC93" wp14:editId="2859AE72">
+            <wp:extent cx="5760720" cy="1852295"/>
             <wp:effectExtent l="0" t="0" r="0" b="0"/>
-            <wp:docPr id="16" name="Kép 16"/>
+            <wp:docPr id="13" name="Kép 13"/>
             <wp:cNvGraphicFramePr>
               <a:graphicFrameLocks xmlns:a="http://schemas.openxmlformats.org/drawingml/2006/main" noChangeAspect="1"/>
             </wp:cNvGraphicFramePr>
@@ -7060,6 +7050,50 @@
                   <pic:spPr>
                     <a:xfrm>
                       <a:off x="0" y="0"/>
+                      <a:ext cx="5760720" cy="1852295"/>
+                    </a:xfrm>
+                    <a:prstGeom prst="rect">
+                      <a:avLst/>
+                    </a:prstGeom>
+                  </pic:spPr>
+                </pic:pic>
+              </a:graphicData>
+            </a:graphic>
+          </wp:inline>
+        </w:drawing>
+      </w:r>
+    </w:p>
+    <w:p>
+      <w:r>
+        <w:rPr>
+          <w:noProof/>
+          <w:lang w:eastAsia="hu-HU"/>
+        </w:rPr>
+        <w:lastRenderedPageBreak/>
+        <w:drawing>
+          <wp:inline distT="0" distB="0" distL="0" distR="0" wp14:anchorId="4F455B0C" wp14:editId="2BA5721D">
+            <wp:extent cx="5760720" cy="1700530"/>
+            <wp:effectExtent l="0" t="0" r="0" b="0"/>
+            <wp:docPr id="16" name="Kép 16"/>
+            <wp:cNvGraphicFramePr>
+              <a:graphicFrameLocks xmlns:a="http://schemas.openxmlformats.org/drawingml/2006/main" noChangeAspect="1"/>
+            </wp:cNvGraphicFramePr>
+            <a:graphic xmlns:a="http://schemas.openxmlformats.org/drawingml/2006/main">
+              <a:graphicData uri="http://schemas.openxmlformats.org/drawingml/2006/picture">
+                <pic:pic xmlns:pic="http://schemas.openxmlformats.org/drawingml/2006/picture">
+                  <pic:nvPicPr>
+                    <pic:cNvPr id="1" name=""/>
+                    <pic:cNvPicPr/>
+                  </pic:nvPicPr>
+                  <pic:blipFill>
+                    <a:blip r:embed="rId16"/>
+                    <a:stretch>
+                      <a:fillRect/>
+                    </a:stretch>
+                  </pic:blipFill>
+                  <pic:spPr>
+                    <a:xfrm>
+                      <a:off x="0" y="0"/>
                       <a:ext cx="5760720" cy="1700530"/>
                     </a:xfrm>
                     <a:prstGeom prst="rect">
@@ -7077,6 +7111,7 @@
       <w:r>
         <w:rPr>
           <w:noProof/>
+          <w:lang w:eastAsia="hu-HU"/>
         </w:rPr>
         <w:drawing>
           <wp:anchor distT="0" distB="0" distL="114300" distR="114300" simplePos="0" relativeHeight="251671040" behindDoc="0" locked="0" layoutInCell="1" allowOverlap="1" wp14:anchorId="5A120B5D" wp14:editId="6474AD79">
@@ -7102,7 +7137,7 @@
                     <pic:cNvPicPr/>
                   </pic:nvPicPr>
                   <pic:blipFill rotWithShape="1">
-                    <a:blip r:embed="rId16" cstate="print">
+                    <a:blip r:embed="rId17" cstate="print">
                       <a:extLst>
                         <a:ext uri="{28A0092B-C50C-407E-A947-70E740481C1C}">
                           <a14:useLocalDpi xmlns:a14="http://schemas.microsoft.com/office/drawing/2010/main" val="0"/>
@@ -7156,13 +7191,13 @@
       <w:pPr>
         <w:pStyle w:val="Stlus2"/>
       </w:pPr>
-      <w:bookmarkStart w:id="17" w:name="_Toc225851168"/>
-      <w:bookmarkStart w:id="18" w:name="_Toc227149906"/>
+      <w:bookmarkStart w:id="18" w:name="_Toc225851168"/>
+      <w:bookmarkStart w:id="19" w:name="_Toc227149906"/>
       <w:r>
         <w:t>Áruház</w:t>
       </w:r>
-      <w:bookmarkEnd w:id="17"/>
       <w:bookmarkEnd w:id="18"/>
+      <w:bookmarkEnd w:id="19"/>
     </w:p>
     <w:p>
       <w:r>
@@ -7194,7 +7229,7 @@
                     <pic:cNvPicPr/>
                   </pic:nvPicPr>
                   <pic:blipFill>
-                    <a:blip r:embed="rId17">
+                    <a:blip r:embed="rId18">
                       <a:extLst>
                         <a:ext uri="{28A0092B-C50C-407E-A947-70E740481C1C}">
                           <a14:useLocalDpi xmlns:a14="http://schemas.microsoft.com/office/drawing/2010/main" val="0"/>
@@ -7349,7 +7384,7 @@
                     <pic:cNvPicPr/>
                   </pic:nvPicPr>
                   <pic:blipFill>
-                    <a:blip r:embed="rId18" cstate="print">
+                    <a:blip r:embed="rId19" cstate="print">
                       <a:extLst>
                         <a:ext uri="{28A0092B-C50C-407E-A947-70E740481C1C}">
                           <a14:useLocalDpi xmlns:a14="http://schemas.microsoft.com/office/drawing/2010/main" val="0"/>
@@ -7389,13 +7424,13 @@
       <w:pPr>
         <w:pStyle w:val="Stlus3"/>
       </w:pPr>
-      <w:bookmarkStart w:id="19" w:name="_Toc225851169"/>
-      <w:bookmarkStart w:id="20" w:name="_Toc227149907"/>
+      <w:bookmarkStart w:id="20" w:name="_Toc225851169"/>
+      <w:bookmarkStart w:id="21" w:name="_Toc227149907"/>
       <w:r>
         <w:t>Termék(ek) rendelése</w:t>
       </w:r>
-      <w:bookmarkEnd w:id="19"/>
       <w:bookmarkEnd w:id="20"/>
+      <w:bookmarkEnd w:id="21"/>
     </w:p>
     <w:p>
       <w:r>
@@ -7561,7 +7596,7 @@
                     <pic:cNvPicPr/>
                   </pic:nvPicPr>
                   <pic:blipFill>
-                    <a:blip r:embed="rId19"/>
+                    <a:blip r:embed="rId20"/>
                     <a:stretch>
                       <a:fillRect/>
                     </a:stretch>
@@ -7613,7 +7648,7 @@
                     <pic:cNvPicPr/>
                   </pic:nvPicPr>
                   <pic:blipFill>
-                    <a:blip r:embed="rId20">
+                    <a:blip r:embed="rId21">
                       <a:extLst>
                         <a:ext uri="{28A0092B-C50C-407E-A947-70E740481C1C}">
                           <a14:useLocalDpi xmlns:a14="http://schemas.microsoft.com/office/drawing/2010/main" val="0"/>
@@ -7666,7 +7701,7 @@
                     <pic:cNvPicPr/>
                   </pic:nvPicPr>
                   <pic:blipFill>
-                    <a:blip r:embed="rId21">
+                    <a:blip r:embed="rId22">
                       <a:extLst>
                         <a:ext uri="{28A0092B-C50C-407E-A947-70E740481C1C}">
                           <a14:useLocalDpi xmlns:a14="http://schemas.microsoft.com/office/drawing/2010/main" val="0"/>
@@ -7698,13 +7733,13 @@
       <w:pPr>
         <w:pStyle w:val="Stlus3"/>
       </w:pPr>
-      <w:bookmarkStart w:id="21" w:name="_Toc225851170"/>
-      <w:bookmarkStart w:id="22" w:name="_Toc227149908"/>
+      <w:bookmarkStart w:id="22" w:name="_Toc225851170"/>
+      <w:bookmarkStart w:id="23" w:name="_Toc227149908"/>
       <w:r>
         <w:t>Fizetés</w:t>
       </w:r>
-      <w:bookmarkEnd w:id="21"/>
       <w:bookmarkEnd w:id="22"/>
+      <w:bookmarkEnd w:id="23"/>
     </w:p>
     <w:p>
       <w:r>
@@ -7741,7 +7776,7 @@
                     <pic:cNvPicPr/>
                   </pic:nvPicPr>
                   <pic:blipFill>
-                    <a:blip r:embed="rId22" cstate="print">
+                    <a:blip r:embed="rId23" cstate="print">
                       <a:extLst>
                         <a:ext uri="{28A0092B-C50C-407E-A947-70E740481C1C}">
                           <a14:useLocalDpi xmlns:a14="http://schemas.microsoft.com/office/drawing/2010/main" val="0"/>
@@ -7856,13 +7891,13 @@
       <w:pPr>
         <w:pStyle w:val="Stlus2"/>
       </w:pPr>
-      <w:bookmarkStart w:id="23" w:name="_Toc225851171"/>
-      <w:bookmarkStart w:id="24" w:name="_Toc227149909"/>
+      <w:bookmarkStart w:id="24" w:name="_Toc225851171"/>
+      <w:bookmarkStart w:id="25" w:name="_Toc227149909"/>
       <w:r>
         <w:t>Blog</w:t>
       </w:r>
-      <w:bookmarkEnd w:id="23"/>
       <w:bookmarkEnd w:id="24"/>
+      <w:bookmarkEnd w:id="25"/>
     </w:p>
     <w:p>
       <w:r>
@@ -7954,49 +7989,6 @@
             <wp:extent cx="5760720" cy="2113915"/>
             <wp:effectExtent l="0" t="0" r="0" b="635"/>
             <wp:docPr id="22" name="Kép 22"/>
-            <wp:cNvGraphicFramePr>
-              <a:graphicFrameLocks xmlns:a="http://schemas.openxmlformats.org/drawingml/2006/main" noChangeAspect="1"/>
-            </wp:cNvGraphicFramePr>
-            <a:graphic xmlns:a="http://schemas.openxmlformats.org/drawingml/2006/main">
-              <a:graphicData uri="http://schemas.openxmlformats.org/drawingml/2006/picture">
-                <pic:pic xmlns:pic="http://schemas.openxmlformats.org/drawingml/2006/picture">
-                  <pic:nvPicPr>
-                    <pic:cNvPr id="1" name=""/>
-                    <pic:cNvPicPr/>
-                  </pic:nvPicPr>
-                  <pic:blipFill>
-                    <a:blip r:embed="rId23"/>
-                    <a:stretch>
-                      <a:fillRect/>
-                    </a:stretch>
-                  </pic:blipFill>
-                  <pic:spPr>
-                    <a:xfrm>
-                      <a:off x="0" y="0"/>
-                      <a:ext cx="5760720" cy="2113915"/>
-                    </a:xfrm>
-                    <a:prstGeom prst="rect">
-                      <a:avLst/>
-                    </a:prstGeom>
-                  </pic:spPr>
-                </pic:pic>
-              </a:graphicData>
-            </a:graphic>
-          </wp:inline>
-        </w:drawing>
-      </w:r>
-    </w:p>
-    <w:p>
-      <w:r>
-        <w:rPr>
-          <w:noProof/>
-          <w:lang w:eastAsia="hu-HU"/>
-        </w:rPr>
-        <w:drawing>
-          <wp:inline distT="0" distB="0" distL="0" distR="0" wp14:anchorId="75364C9D" wp14:editId="32963D01">
-            <wp:extent cx="2644140" cy="3270384"/>
-            <wp:effectExtent l="0" t="0" r="3810" b="6350"/>
-            <wp:docPr id="9" name="Kép 9"/>
             <wp:cNvGraphicFramePr>
               <a:graphicFrameLocks xmlns:a="http://schemas.openxmlformats.org/drawingml/2006/main" noChangeAspect="1"/>
             </wp:cNvGraphicFramePr>
@@ -8016,7 +8008,7 @@
                   <pic:spPr>
                     <a:xfrm>
                       <a:off x="0" y="0"/>
-                      <a:ext cx="2668426" cy="3300422"/>
+                      <a:ext cx="5760720" cy="2113915"/>
                     </a:xfrm>
                     <a:prstGeom prst="rect">
                       <a:avLst/>
@@ -8030,141 +8022,16 @@
       </w:r>
     </w:p>
     <w:p>
-      <w:pPr>
-        <w:pStyle w:val="Stlus3"/>
-      </w:pPr>
-      <w:bookmarkStart w:id="25" w:name="_Toc225851172"/>
-      <w:bookmarkStart w:id="26" w:name="_Toc227149910"/>
-      <w:r>
-        <w:lastRenderedPageBreak/>
-        <w:t>Poszt megjelenítése</w:t>
-      </w:r>
-      <w:bookmarkEnd w:id="25"/>
-      <w:bookmarkEnd w:id="26"/>
-    </w:p>
-    <w:p>
-      <w:r>
-        <w:t>Egy blogbejegyzésre kattintva annak teljes tartalma jelenik meg. A poszt részletes oldalán látható:</w:t>
-      </w:r>
-    </w:p>
-    <w:p>
-      <w:pPr>
-        <w:pStyle w:val="Listaszerbekezds"/>
-        <w:numPr>
-          <w:ilvl w:val="0"/>
-          <w:numId w:val="19"/>
-        </w:numPr>
-      </w:pPr>
-      <w:r>
-        <w:t>A poszt borítóképe</w:t>
-      </w:r>
-    </w:p>
-    <w:p>
-      <w:pPr>
-        <w:pStyle w:val="Listaszerbekezds"/>
-        <w:numPr>
-          <w:ilvl w:val="0"/>
-          <w:numId w:val="19"/>
-        </w:numPr>
-      </w:pPr>
-      <w:r>
-        <w:t>Cím,</w:t>
-      </w:r>
-      <w:r>
-        <w:t xml:space="preserve"> szerző neve, közzététel dátuma</w:t>
-      </w:r>
-    </w:p>
-    <w:p>
-      <w:pPr>
-        <w:pStyle w:val="Listaszerbekezds"/>
-        <w:numPr>
-          <w:ilvl w:val="0"/>
-          <w:numId w:val="19"/>
-        </w:numPr>
-      </w:pPr>
-      <w:r>
-        <w:t>Becsült olvasási idő (a tartalom hossza alapján automatiku</w:t>
-      </w:r>
-      <w:r>
-        <w:t>san kiszámítva)</w:t>
-      </w:r>
-    </w:p>
-    <w:p>
-      <w:pPr>
-        <w:pStyle w:val="Listaszerbekezds"/>
-        <w:numPr>
-          <w:ilvl w:val="0"/>
-          <w:numId w:val="19"/>
-        </w:numPr>
-      </w:pPr>
-      <w:r>
-        <w:t>A formázott szöveges tartalo</w:t>
-      </w:r>
-      <w:r>
-        <w:t>m (félkövér, dőlt, linkek stb.)</w:t>
-      </w:r>
-    </w:p>
-    <w:p>
-      <w:pPr>
-        <w:pStyle w:val="Listaszerbekezds"/>
-        <w:numPr>
-          <w:ilvl w:val="0"/>
-          <w:numId w:val="19"/>
-        </w:numPr>
-      </w:pPr>
-      <w:r>
-        <w:t>Hozzáren</w:t>
-      </w:r>
-      <w:r>
-        <w:t>delt címkék # előtaggal jelölve</w:t>
-      </w:r>
-    </w:p>
-    <w:p>
-      <w:pPr>
-        <w:pStyle w:val="Listaszerbekezds"/>
-        <w:numPr>
-          <w:ilvl w:val="0"/>
-          <w:numId w:val="19"/>
-        </w:numPr>
-      </w:pPr>
-      <w:r>
-        <w:t>Opcionális képgaléria: ha a poszthoz több kép is tartozik, azok rácsban jelennek meg, és előnézeti módba</w:t>
-      </w:r>
-      <w:r>
-        <w:t>n, kinagyítva is megtekinthetők</w:t>
-      </w:r>
-    </w:p>
-    <w:p>
-      <w:pPr>
-        <w:pStyle w:val="Listaszerbekezds"/>
-        <w:numPr>
-          <w:ilvl w:val="0"/>
-          <w:numId w:val="19"/>
-        </w:numPr>
-      </w:pPr>
-      <w:r>
-        <w:t>Jobb felső sarokban e</w:t>
-      </w:r>
-      <w:r>
-        <w:t>gy bejelentési gomb is elérhető, saját poszt megtekintés esetén szerkesztés gombbá módosul</w:t>
-      </w:r>
-    </w:p>
-    <w:p>
-      <w:r>
-        <w:t>A „Vissza a bloghoz" gombbal az előző oldalra lehet visszatérni.</w:t>
-      </w:r>
-    </w:p>
-    <w:p>
       <w:r>
         <w:rPr>
           <w:noProof/>
           <w:lang w:eastAsia="hu-HU"/>
         </w:rPr>
         <w:drawing>
-          <wp:inline distT="0" distB="0" distL="0" distR="0" wp14:anchorId="32B2E90C" wp14:editId="14A33E3D">
-            <wp:extent cx="5760720" cy="3482975"/>
-            <wp:effectExtent l="0" t="0" r="0" b="3175"/>
-            <wp:docPr id="24" name="Kép 24"/>
+          <wp:inline distT="0" distB="0" distL="0" distR="0" wp14:anchorId="75364C9D" wp14:editId="32963D01">
+            <wp:extent cx="2644140" cy="3270384"/>
+            <wp:effectExtent l="0" t="0" r="3810" b="6350"/>
+            <wp:docPr id="9" name="Kép 9"/>
             <wp:cNvGraphicFramePr>
               <a:graphicFrameLocks xmlns:a="http://schemas.openxmlformats.org/drawingml/2006/main" noChangeAspect="1"/>
             </wp:cNvGraphicFramePr>
@@ -8184,6 +8051,174 @@
                   <pic:spPr>
                     <a:xfrm>
                       <a:off x="0" y="0"/>
+                      <a:ext cx="2668426" cy="3300422"/>
+                    </a:xfrm>
+                    <a:prstGeom prst="rect">
+                      <a:avLst/>
+                    </a:prstGeom>
+                  </pic:spPr>
+                </pic:pic>
+              </a:graphicData>
+            </a:graphic>
+          </wp:inline>
+        </w:drawing>
+      </w:r>
+    </w:p>
+    <w:p>
+      <w:pPr>
+        <w:pStyle w:val="Stlus3"/>
+      </w:pPr>
+      <w:bookmarkStart w:id="26" w:name="_Toc225851172"/>
+      <w:bookmarkStart w:id="27" w:name="_Toc227149910"/>
+      <w:r>
+        <w:lastRenderedPageBreak/>
+        <w:t>Poszt megjelenítése</w:t>
+      </w:r>
+      <w:bookmarkEnd w:id="26"/>
+      <w:bookmarkEnd w:id="27"/>
+    </w:p>
+    <w:p>
+      <w:r>
+        <w:t>Egy blogbejegyzésre kattintva annak teljes tartalma jelenik meg. A poszt részletes oldalán látható:</w:t>
+      </w:r>
+    </w:p>
+    <w:p>
+      <w:pPr>
+        <w:pStyle w:val="Listaszerbekezds"/>
+        <w:numPr>
+          <w:ilvl w:val="0"/>
+          <w:numId w:val="19"/>
+        </w:numPr>
+      </w:pPr>
+      <w:r>
+        <w:t>A poszt borítóképe</w:t>
+      </w:r>
+    </w:p>
+    <w:p>
+      <w:pPr>
+        <w:pStyle w:val="Listaszerbekezds"/>
+        <w:numPr>
+          <w:ilvl w:val="0"/>
+          <w:numId w:val="19"/>
+        </w:numPr>
+      </w:pPr>
+      <w:r>
+        <w:t>Cím,</w:t>
+      </w:r>
+      <w:r>
+        <w:t xml:space="preserve"> szerző neve, közzététel dátuma</w:t>
+      </w:r>
+    </w:p>
+    <w:p>
+      <w:pPr>
+        <w:pStyle w:val="Listaszerbekezds"/>
+        <w:numPr>
+          <w:ilvl w:val="0"/>
+          <w:numId w:val="19"/>
+        </w:numPr>
+      </w:pPr>
+      <w:r>
+        <w:t>Becsült olvasási idő (a tartalom hossza alapján automatiku</w:t>
+      </w:r>
+      <w:r>
+        <w:t>san kiszámítva)</w:t>
+      </w:r>
+    </w:p>
+    <w:p>
+      <w:pPr>
+        <w:pStyle w:val="Listaszerbekezds"/>
+        <w:numPr>
+          <w:ilvl w:val="0"/>
+          <w:numId w:val="19"/>
+        </w:numPr>
+      </w:pPr>
+      <w:r>
+        <w:t>A formázott szöveges tartalo</w:t>
+      </w:r>
+      <w:r>
+        <w:t>m (félkövér, dőlt, linkek stb.)</w:t>
+      </w:r>
+    </w:p>
+    <w:p>
+      <w:pPr>
+        <w:pStyle w:val="Listaszerbekezds"/>
+        <w:numPr>
+          <w:ilvl w:val="0"/>
+          <w:numId w:val="19"/>
+        </w:numPr>
+      </w:pPr>
+      <w:r>
+        <w:t>Hozzáren</w:t>
+      </w:r>
+      <w:r>
+        <w:t>delt címkék # előtaggal jelölve</w:t>
+      </w:r>
+    </w:p>
+    <w:p>
+      <w:pPr>
+        <w:pStyle w:val="Listaszerbekezds"/>
+        <w:numPr>
+          <w:ilvl w:val="0"/>
+          <w:numId w:val="19"/>
+        </w:numPr>
+      </w:pPr>
+      <w:r>
+        <w:t>Opcionális képgaléria: ha a poszthoz több kép is tartozik, azok rácsban jelennek meg, és előnézeti módba</w:t>
+      </w:r>
+      <w:r>
+        <w:t>n, kinagyítva is megtekinthetők</w:t>
+      </w:r>
+    </w:p>
+    <w:p>
+      <w:pPr>
+        <w:pStyle w:val="Listaszerbekezds"/>
+        <w:numPr>
+          <w:ilvl w:val="0"/>
+          <w:numId w:val="19"/>
+        </w:numPr>
+      </w:pPr>
+      <w:r>
+        <w:t>Jobb felső sarokban e</w:t>
+      </w:r>
+      <w:r>
+        <w:t>gy bejelentési gomb is elérhető, saját poszt megtekintés esetén szerkesztés gombbá módosul</w:t>
+      </w:r>
+    </w:p>
+    <w:p>
+      <w:r>
+        <w:t>A „Vissza a bloghoz" gombbal az előző oldalra lehet visszatérni.</w:t>
+      </w:r>
+    </w:p>
+    <w:p>
+      <w:r>
+        <w:rPr>
+          <w:noProof/>
+          <w:lang w:eastAsia="hu-HU"/>
+        </w:rPr>
+        <w:drawing>
+          <wp:inline distT="0" distB="0" distL="0" distR="0" wp14:anchorId="32B2E90C" wp14:editId="14A33E3D">
+            <wp:extent cx="5760720" cy="3482975"/>
+            <wp:effectExtent l="0" t="0" r="0" b="3175"/>
+            <wp:docPr id="24" name="Kép 24"/>
+            <wp:cNvGraphicFramePr>
+              <a:graphicFrameLocks xmlns:a="http://schemas.openxmlformats.org/drawingml/2006/main" noChangeAspect="1"/>
+            </wp:cNvGraphicFramePr>
+            <a:graphic xmlns:a="http://schemas.openxmlformats.org/drawingml/2006/main">
+              <a:graphicData uri="http://schemas.openxmlformats.org/drawingml/2006/picture">
+                <pic:pic xmlns:pic="http://schemas.openxmlformats.org/drawingml/2006/picture">
+                  <pic:nvPicPr>
+                    <pic:cNvPr id="1" name=""/>
+                    <pic:cNvPicPr/>
+                  </pic:nvPicPr>
+                  <pic:blipFill>
+                    <a:blip r:embed="rId26"/>
+                    <a:stretch>
+                      <a:fillRect/>
+                    </a:stretch>
+                  </pic:blipFill>
+                  <pic:spPr>
+                    <a:xfrm>
+                      <a:off x="0" y="0"/>
                       <a:ext cx="5760720" cy="3482975"/>
                     </a:xfrm>
                     <a:prstGeom prst="rect">
@@ -8201,13 +8236,13 @@
       <w:pPr>
         <w:pStyle w:val="Stlus3"/>
       </w:pPr>
-      <w:bookmarkStart w:id="27" w:name="_Toc225851173"/>
-      <w:bookmarkStart w:id="28" w:name="_Toc227149911"/>
+      <w:bookmarkStart w:id="28" w:name="_Toc225851173"/>
+      <w:bookmarkStart w:id="29" w:name="_Toc227149911"/>
       <w:r>
         <w:t>Kommentelés</w:t>
       </w:r>
-      <w:bookmarkEnd w:id="27"/>
       <w:bookmarkEnd w:id="28"/>
+      <w:bookmarkEnd w:id="29"/>
     </w:p>
     <w:p>
       <w:r>
@@ -8247,7 +8282,7 @@
                     <pic:cNvPicPr/>
                   </pic:nvPicPr>
                   <pic:blipFill rotWithShape="1">
-                    <a:blip r:embed="rId26"/>
+                    <a:blip r:embed="rId27"/>
                     <a:srcRect b="15732"/>
                     <a:stretch/>
                   </pic:blipFill>
@@ -8279,13 +8314,13 @@
       <w:pPr>
         <w:pStyle w:val="Stlus2"/>
       </w:pPr>
-      <w:bookmarkStart w:id="29" w:name="_Toc225851174"/>
-      <w:bookmarkStart w:id="30" w:name="_Toc227149912"/>
-      <w:bookmarkEnd w:id="29"/>
+      <w:bookmarkStart w:id="30" w:name="_Toc225851174"/>
+      <w:bookmarkStart w:id="31" w:name="_Toc227149912"/>
+      <w:bookmarkEnd w:id="30"/>
       <w:r>
         <w:t>Mintakészítő</w:t>
       </w:r>
-      <w:bookmarkEnd w:id="30"/>
+      <w:bookmarkEnd w:id="31"/>
     </w:p>
     <w:p>
       <w:r>
@@ -8378,50 +8413,6 @@
             <wp:extent cx="4896614" cy="2752725"/>
             <wp:effectExtent l="0" t="0" r="0" b="0"/>
             <wp:docPr id="3" name="Kép 3"/>
-            <wp:cNvGraphicFramePr>
-              <a:graphicFrameLocks xmlns:a="http://schemas.openxmlformats.org/drawingml/2006/main" noChangeAspect="1"/>
-            </wp:cNvGraphicFramePr>
-            <a:graphic xmlns:a="http://schemas.openxmlformats.org/drawingml/2006/main">
-              <a:graphicData uri="http://schemas.openxmlformats.org/drawingml/2006/picture">
-                <pic:pic xmlns:pic="http://schemas.openxmlformats.org/drawingml/2006/picture">
-                  <pic:nvPicPr>
-                    <pic:cNvPr id="1" name=""/>
-                    <pic:cNvPicPr/>
-                  </pic:nvPicPr>
-                  <pic:blipFill>
-                    <a:blip r:embed="rId27"/>
-                    <a:stretch>
-                      <a:fillRect/>
-                    </a:stretch>
-                  </pic:blipFill>
-                  <pic:spPr>
-                    <a:xfrm>
-                      <a:off x="0" y="0"/>
-                      <a:ext cx="4905341" cy="2757631"/>
-                    </a:xfrm>
-                    <a:prstGeom prst="rect">
-                      <a:avLst/>
-                    </a:prstGeom>
-                  </pic:spPr>
-                </pic:pic>
-              </a:graphicData>
-            </a:graphic>
-          </wp:inline>
-        </w:drawing>
-      </w:r>
-    </w:p>
-    <w:p>
-      <w:r>
-        <w:rPr>
-          <w:noProof/>
-          <w:lang w:eastAsia="hu-HU"/>
-        </w:rPr>
-        <w:lastRenderedPageBreak/>
-        <w:drawing>
-          <wp:inline distT="0" distB="0" distL="0" distR="0" wp14:anchorId="0650D08F" wp14:editId="655DB552">
-            <wp:extent cx="5760720" cy="2695575"/>
-            <wp:effectExtent l="0" t="0" r="0" b="9525"/>
-            <wp:docPr id="4" name="Kép 4"/>
             <wp:cNvGraphicFramePr>
               <a:graphicFrameLocks xmlns:a="http://schemas.openxmlformats.org/drawingml/2006/main" noChangeAspect="1"/>
             </wp:cNvGraphicFramePr>
@@ -8441,7 +8432,7 @@
                   <pic:spPr>
                     <a:xfrm>
                       <a:off x="0" y="0"/>
-                      <a:ext cx="5760720" cy="2695575"/>
+                      <a:ext cx="4905341" cy="2757631"/>
                     </a:xfrm>
                     <a:prstGeom prst="rect">
                       <a:avLst/>
@@ -8460,11 +8451,12 @@
           <w:noProof/>
           <w:lang w:eastAsia="hu-HU"/>
         </w:rPr>
+        <w:lastRenderedPageBreak/>
         <w:drawing>
-          <wp:inline distT="0" distB="0" distL="0" distR="0" wp14:anchorId="5701ED8B" wp14:editId="0002D6C6">
-            <wp:extent cx="2280601" cy="2338705"/>
-            <wp:effectExtent l="0" t="0" r="5715" b="4445"/>
-            <wp:docPr id="5" name="Kép 5"/>
+          <wp:inline distT="0" distB="0" distL="0" distR="0" wp14:anchorId="0650D08F" wp14:editId="655DB552">
+            <wp:extent cx="5760720" cy="2695575"/>
+            <wp:effectExtent l="0" t="0" r="0" b="9525"/>
+            <wp:docPr id="4" name="Kép 4"/>
             <wp:cNvGraphicFramePr>
               <a:graphicFrameLocks xmlns:a="http://schemas.openxmlformats.org/drawingml/2006/main" noChangeAspect="1"/>
             </wp:cNvGraphicFramePr>
@@ -8484,7 +8476,7 @@
                   <pic:spPr>
                     <a:xfrm>
                       <a:off x="0" y="0"/>
-                      <a:ext cx="2292582" cy="2350991"/>
+                      <a:ext cx="5760720" cy="2695575"/>
                     </a:xfrm>
                     <a:prstGeom prst="rect">
                       <a:avLst/>
@@ -8496,16 +8488,18 @@
           </wp:inline>
         </w:drawing>
       </w:r>
+    </w:p>
+    <w:p>
       <w:r>
         <w:rPr>
           <w:noProof/>
           <w:lang w:eastAsia="hu-HU"/>
         </w:rPr>
         <w:drawing>
-          <wp:inline distT="0" distB="0" distL="0" distR="0" wp14:anchorId="07F62547" wp14:editId="0900C2E1">
-            <wp:extent cx="2156460" cy="2340133"/>
-            <wp:effectExtent l="0" t="0" r="0" b="3175"/>
-            <wp:docPr id="8" name="Kép 8"/>
+          <wp:inline distT="0" distB="0" distL="0" distR="0" wp14:anchorId="5701ED8B" wp14:editId="0002D6C6">
+            <wp:extent cx="2280601" cy="2338705"/>
+            <wp:effectExtent l="0" t="0" r="5715" b="4445"/>
+            <wp:docPr id="5" name="Kép 5"/>
             <wp:cNvGraphicFramePr>
               <a:graphicFrameLocks xmlns:a="http://schemas.openxmlformats.org/drawingml/2006/main" noChangeAspect="1"/>
             </wp:cNvGraphicFramePr>
@@ -8525,6 +8519,47 @@
                   <pic:spPr>
                     <a:xfrm>
                       <a:off x="0" y="0"/>
+                      <a:ext cx="2292582" cy="2350991"/>
+                    </a:xfrm>
+                    <a:prstGeom prst="rect">
+                      <a:avLst/>
+                    </a:prstGeom>
+                  </pic:spPr>
+                </pic:pic>
+              </a:graphicData>
+            </a:graphic>
+          </wp:inline>
+        </w:drawing>
+      </w:r>
+      <w:r>
+        <w:rPr>
+          <w:noProof/>
+          <w:lang w:eastAsia="hu-HU"/>
+        </w:rPr>
+        <w:drawing>
+          <wp:inline distT="0" distB="0" distL="0" distR="0" wp14:anchorId="07F62547" wp14:editId="0900C2E1">
+            <wp:extent cx="2156460" cy="2340133"/>
+            <wp:effectExtent l="0" t="0" r="0" b="3175"/>
+            <wp:docPr id="8" name="Kép 8"/>
+            <wp:cNvGraphicFramePr>
+              <a:graphicFrameLocks xmlns:a="http://schemas.openxmlformats.org/drawingml/2006/main" noChangeAspect="1"/>
+            </wp:cNvGraphicFramePr>
+            <a:graphic xmlns:a="http://schemas.openxmlformats.org/drawingml/2006/main">
+              <a:graphicData uri="http://schemas.openxmlformats.org/drawingml/2006/picture">
+                <pic:pic xmlns:pic="http://schemas.openxmlformats.org/drawingml/2006/picture">
+                  <pic:nvPicPr>
+                    <pic:cNvPr id="1" name=""/>
+                    <pic:cNvPicPr/>
+                  </pic:nvPicPr>
+                  <pic:blipFill>
+                    <a:blip r:embed="rId31"/>
+                    <a:stretch>
+                      <a:fillRect/>
+                    </a:stretch>
+                  </pic:blipFill>
+                  <pic:spPr>
+                    <a:xfrm>
+                      <a:off x="0" y="0"/>
                       <a:ext cx="2170719" cy="2355606"/>
                     </a:xfrm>
                     <a:prstGeom prst="rect">
@@ -8543,26 +8578,26 @@
       <w:pPr>
         <w:pStyle w:val="Stlus1"/>
       </w:pPr>
-      <w:bookmarkStart w:id="31" w:name="_Toc226391580"/>
-      <w:bookmarkStart w:id="32" w:name="_Toc227149913"/>
+      <w:bookmarkStart w:id="32" w:name="_Toc226391580"/>
+      <w:bookmarkStart w:id="33" w:name="_Toc227149913"/>
       <w:r>
         <w:lastRenderedPageBreak/>
         <w:t>Fejlesztői dokumentáció</w:t>
       </w:r>
-      <w:bookmarkEnd w:id="31"/>
       <w:bookmarkEnd w:id="32"/>
+      <w:bookmarkEnd w:id="33"/>
     </w:p>
     <w:p>
       <w:pPr>
         <w:pStyle w:val="Stlus2"/>
       </w:pPr>
-      <w:bookmarkStart w:id="33" w:name="_Toc226391581"/>
-      <w:bookmarkStart w:id="34" w:name="_Toc227149914"/>
+      <w:bookmarkStart w:id="34" w:name="_Toc226391581"/>
+      <w:bookmarkStart w:id="35" w:name="_Toc227149914"/>
       <w:r>
         <w:t>Fejlesztői környezet</w:t>
       </w:r>
-      <w:bookmarkEnd w:id="33"/>
       <w:bookmarkEnd w:id="34"/>
+      <w:bookmarkEnd w:id="35"/>
     </w:p>
     <w:p>
       <w:pPr>
@@ -8570,8 +8605,8 @@
           <w:b/>
         </w:rPr>
       </w:pPr>
-      <w:bookmarkStart w:id="35" w:name="_Toc226391582"/>
-      <w:bookmarkStart w:id="36" w:name="_Toc227149915"/>
+      <w:bookmarkStart w:id="36" w:name="_Toc226391582"/>
+      <w:bookmarkStart w:id="37" w:name="_Toc227149915"/>
       <w:r>
         <w:rPr>
           <w:b/>
@@ -8738,39 +8773,39 @@
       <w:r>
         <w:t>Adatbázis dokumentáció</w:t>
       </w:r>
-      <w:bookmarkEnd w:id="35"/>
       <w:bookmarkEnd w:id="36"/>
+      <w:bookmarkEnd w:id="37"/>
     </w:p>
     <w:p>
       <w:pPr>
         <w:pStyle w:val="Stlus3"/>
       </w:pPr>
-      <w:bookmarkStart w:id="37" w:name="_Toc211938811"/>
-      <w:bookmarkStart w:id="38" w:name="_Toc226391583"/>
-      <w:bookmarkStart w:id="39" w:name="_Toc227149916"/>
+      <w:bookmarkStart w:id="38" w:name="_Toc211938811"/>
+      <w:bookmarkStart w:id="39" w:name="_Toc226391583"/>
+      <w:bookmarkStart w:id="40" w:name="_Toc227149916"/>
       <w:r>
         <w:t>Felhasználók</w:t>
       </w:r>
-      <w:bookmarkEnd w:id="37"/>
       <w:bookmarkEnd w:id="38"/>
       <w:bookmarkEnd w:id="39"/>
+      <w:bookmarkEnd w:id="40"/>
     </w:p>
     <w:p>
       <w:pPr>
         <w:pStyle w:val="Stlus4"/>
       </w:pPr>
-      <w:bookmarkStart w:id="40" w:name="_Toc211938812"/>
-      <w:bookmarkStart w:id="41" w:name="_Toc226391584"/>
-      <w:bookmarkStart w:id="42" w:name="_Toc227149917"/>
+      <w:bookmarkStart w:id="41" w:name="_Toc211938812"/>
+      <w:bookmarkStart w:id="42" w:name="_Toc226391584"/>
+      <w:bookmarkStart w:id="43" w:name="_Toc227149917"/>
       <w:r>
         <w:t>Felhasználó</w:t>
       </w:r>
       <w:r>
         <w:t xml:space="preserve"> tábla</w:t>
       </w:r>
-      <w:bookmarkEnd w:id="40"/>
       <w:bookmarkEnd w:id="41"/>
       <w:bookmarkEnd w:id="42"/>
+      <w:bookmarkEnd w:id="43"/>
       <w:r>
         <w:tab/>
       </w:r>
@@ -8805,7 +8840,7 @@
                     <pic:cNvPicPr/>
                   </pic:nvPicPr>
                   <pic:blipFill>
-                    <a:blip r:embed="rId31">
+                    <a:blip r:embed="rId32">
                       <a:extLst>
                         <a:ext uri="{28A0092B-C50C-407E-A947-70E740481C1C}">
                           <a14:useLocalDpi xmlns:a14="http://schemas.microsoft.com/office/drawing/2010/main" val="0"/>
@@ -9045,9 +9080,9 @@
       <w:pPr>
         <w:pStyle w:val="Stlus4"/>
       </w:pPr>
-      <w:bookmarkStart w:id="43" w:name="_Toc211938813"/>
-      <w:bookmarkStart w:id="44" w:name="_Toc226391585"/>
-      <w:bookmarkStart w:id="45" w:name="_Toc227149918"/>
+      <w:bookmarkStart w:id="44" w:name="_Toc211938813"/>
+      <w:bookmarkStart w:id="45" w:name="_Toc226391585"/>
+      <w:bookmarkStart w:id="46" w:name="_Toc227149918"/>
       <w:r>
         <w:rPr>
           <w:noProof/>
@@ -9077,7 +9112,7 @@
                     <pic:cNvPicPr/>
                   </pic:nvPicPr>
                   <pic:blipFill>
-                    <a:blip r:embed="rId32">
+                    <a:blip r:embed="rId33">
                       <a:extLst>
                         <a:ext uri="{28A0092B-C50C-407E-A947-70E740481C1C}">
                           <a14:useLocalDpi xmlns:a14="http://schemas.microsoft.com/office/drawing/2010/main" val="0"/>
@@ -9112,9 +9147,9 @@
       <w:r>
         <w:t>Felhasználó adatok tábla</w:t>
       </w:r>
-      <w:bookmarkEnd w:id="43"/>
       <w:bookmarkEnd w:id="44"/>
       <w:bookmarkEnd w:id="45"/>
+      <w:bookmarkEnd w:id="46"/>
     </w:p>
     <w:p>
       <w:r>
@@ -9256,29 +9291,29 @@
       <w:pPr>
         <w:pStyle w:val="Stlus3"/>
       </w:pPr>
-      <w:bookmarkStart w:id="46" w:name="_Toc211938814"/>
-      <w:bookmarkStart w:id="47" w:name="_Toc226391586"/>
-      <w:bookmarkStart w:id="48" w:name="_Toc227149919"/>
+      <w:bookmarkStart w:id="47" w:name="_Toc211938814"/>
+      <w:bookmarkStart w:id="48" w:name="_Toc226391586"/>
+      <w:bookmarkStart w:id="49" w:name="_Toc227149919"/>
       <w:r>
         <w:t>Termékek</w:t>
       </w:r>
-      <w:bookmarkEnd w:id="46"/>
       <w:bookmarkEnd w:id="47"/>
       <w:bookmarkEnd w:id="48"/>
+      <w:bookmarkEnd w:id="49"/>
     </w:p>
     <w:p>
       <w:pPr>
         <w:pStyle w:val="Stlus4"/>
       </w:pPr>
-      <w:bookmarkStart w:id="49" w:name="_Toc211938815"/>
-      <w:bookmarkStart w:id="50" w:name="_Toc226391587"/>
-      <w:bookmarkStart w:id="51" w:name="_Toc227149920"/>
+      <w:bookmarkStart w:id="50" w:name="_Toc211938815"/>
+      <w:bookmarkStart w:id="51" w:name="_Toc226391587"/>
+      <w:bookmarkStart w:id="52" w:name="_Toc227149920"/>
       <w:r>
         <w:t>Termékek tábla</w:t>
       </w:r>
-      <w:bookmarkEnd w:id="49"/>
       <w:bookmarkEnd w:id="50"/>
       <w:bookmarkEnd w:id="51"/>
+      <w:bookmarkEnd w:id="52"/>
     </w:p>
     <w:p>
       <w:r>
@@ -9310,7 +9345,7 @@
                     <pic:cNvPicPr/>
                   </pic:nvPicPr>
                   <pic:blipFill>
-                    <a:blip r:embed="rId33">
+                    <a:blip r:embed="rId34">
                       <a:extLst>
                         <a:ext uri="{28A0092B-C50C-407E-A947-70E740481C1C}">
                           <a14:useLocalDpi xmlns:a14="http://schemas.microsoft.com/office/drawing/2010/main" val="0"/>
@@ -9440,15 +9475,15 @@
       <w:pPr>
         <w:pStyle w:val="Stlus4"/>
       </w:pPr>
-      <w:bookmarkStart w:id="52" w:name="_Toc211938816"/>
-      <w:bookmarkStart w:id="53" w:name="_Toc226391588"/>
-      <w:bookmarkStart w:id="54" w:name="_Toc227149921"/>
+      <w:bookmarkStart w:id="53" w:name="_Toc211938816"/>
+      <w:bookmarkStart w:id="54" w:name="_Toc226391588"/>
+      <w:bookmarkStart w:id="55" w:name="_Toc227149921"/>
       <w:r>
         <w:t>Összekötő táblák a termékekhez</w:t>
       </w:r>
-      <w:bookmarkEnd w:id="52"/>
       <w:bookmarkEnd w:id="53"/>
       <w:bookmarkEnd w:id="54"/>
+      <w:bookmarkEnd w:id="55"/>
     </w:p>
     <w:p>
       <w:r>
@@ -9480,7 +9515,7 @@
                     <pic:cNvPicPr/>
                   </pic:nvPicPr>
                   <pic:blipFill>
-                    <a:blip r:embed="rId34">
+                    <a:blip r:embed="rId35">
                       <a:extLst>
                         <a:ext uri="{28A0092B-C50C-407E-A947-70E740481C1C}">
                           <a14:useLocalDpi xmlns:a14="http://schemas.microsoft.com/office/drawing/2010/main" val="0"/>
@@ -9543,7 +9578,7 @@
                     </pic:cNvPicPr>
                   </pic:nvPicPr>
                   <pic:blipFill>
-                    <a:blip r:embed="rId35">
+                    <a:blip r:embed="rId36">
                       <a:extLst>
                         <a:ext uri="{28A0092B-C50C-407E-A947-70E740481C1C}">
                           <a14:useLocalDpi xmlns:a14="http://schemas.microsoft.com/office/drawing/2010/main" val="0"/>
@@ -9659,15 +9694,15 @@
       <w:pPr>
         <w:pStyle w:val="Stlus4"/>
       </w:pPr>
-      <w:bookmarkStart w:id="55" w:name="_Toc211938817"/>
-      <w:bookmarkStart w:id="56" w:name="_Toc226391589"/>
-      <w:bookmarkStart w:id="57" w:name="_Toc227149922"/>
+      <w:bookmarkStart w:id="56" w:name="_Toc211938817"/>
+      <w:bookmarkStart w:id="57" w:name="_Toc226391589"/>
+      <w:bookmarkStart w:id="58" w:name="_Toc227149922"/>
       <w:r>
         <w:t>Kedvencek tábla</w:t>
       </w:r>
-      <w:bookmarkEnd w:id="55"/>
       <w:bookmarkEnd w:id="56"/>
       <w:bookmarkEnd w:id="57"/>
+      <w:bookmarkEnd w:id="58"/>
     </w:p>
     <w:p>
       <w:r>
@@ -9701,7 +9736,7 @@
                     </pic:cNvPicPr>
                   </pic:nvPicPr>
                   <pic:blipFill>
-                    <a:blip r:embed="rId36">
+                    <a:blip r:embed="rId37">
                       <a:extLst>
                         <a:ext uri="{28A0092B-C50C-407E-A947-70E740481C1C}">
                           <a14:useLocalDpi xmlns:a14="http://schemas.microsoft.com/office/drawing/2010/main" val="0"/>
@@ -9758,7 +9793,7 @@
                     </pic:cNvPicPr>
                   </pic:nvPicPr>
                   <pic:blipFill>
-                    <a:blip r:embed="rId37">
+                    <a:blip r:embed="rId38">
                       <a:extLst>
                         <a:ext uri="{28A0092B-C50C-407E-A947-70E740481C1C}">
                           <a14:useLocalDpi xmlns:a14="http://schemas.microsoft.com/office/drawing/2010/main" val="0"/>
@@ -9798,24 +9833,24 @@
       <w:pPr>
         <w:pStyle w:val="Stlus3"/>
       </w:pPr>
-      <w:bookmarkStart w:id="58" w:name="_Toc211938818"/>
-      <w:bookmarkStart w:id="59" w:name="_Toc226391590"/>
-      <w:bookmarkStart w:id="60" w:name="_Toc227149923"/>
+      <w:bookmarkStart w:id="59" w:name="_Toc211938818"/>
+      <w:bookmarkStart w:id="60" w:name="_Toc226391590"/>
+      <w:bookmarkStart w:id="61" w:name="_Toc227149923"/>
       <w:r>
         <w:lastRenderedPageBreak/>
         <w:t>Termék megrendelése</w:t>
       </w:r>
-      <w:bookmarkEnd w:id="58"/>
       <w:bookmarkEnd w:id="59"/>
       <w:bookmarkEnd w:id="60"/>
+      <w:bookmarkEnd w:id="61"/>
     </w:p>
     <w:p>
       <w:pPr>
         <w:pStyle w:val="Stlus4"/>
       </w:pPr>
-      <w:bookmarkStart w:id="61" w:name="_Toc211938819"/>
-      <w:bookmarkStart w:id="62" w:name="_Toc226391591"/>
-      <w:bookmarkStart w:id="63" w:name="_Toc227149924"/>
+      <w:bookmarkStart w:id="62" w:name="_Toc211938819"/>
+      <w:bookmarkStart w:id="63" w:name="_Toc226391591"/>
+      <w:bookmarkStart w:id="64" w:name="_Toc227149924"/>
       <w:r>
         <w:rPr>
           <w:noProof/>
@@ -9845,7 +9880,7 @@
                     <pic:cNvPicPr/>
                   </pic:nvPicPr>
                   <pic:blipFill>
-                    <a:blip r:embed="rId38">
+                    <a:blip r:embed="rId39">
                       <a:extLst>
                         <a:ext uri="{28A0092B-C50C-407E-A947-70E740481C1C}">
                           <a14:useLocalDpi xmlns:a14="http://schemas.microsoft.com/office/drawing/2010/main" val="0"/>
@@ -9880,9 +9915,9 @@
       <w:r>
         <w:t>Rendelések tábla</w:t>
       </w:r>
-      <w:bookmarkEnd w:id="61"/>
       <w:bookmarkEnd w:id="62"/>
       <w:bookmarkEnd w:id="63"/>
+      <w:bookmarkEnd w:id="64"/>
     </w:p>
     <w:p>
       <w:r>
@@ -9945,15 +9980,15 @@
       <w:pPr>
         <w:pStyle w:val="Stlus4"/>
       </w:pPr>
-      <w:bookmarkStart w:id="64" w:name="_Toc211938820"/>
-      <w:bookmarkStart w:id="65" w:name="_Toc226391592"/>
-      <w:bookmarkStart w:id="66" w:name="_Toc227149925"/>
+      <w:bookmarkStart w:id="65" w:name="_Toc211938820"/>
+      <w:bookmarkStart w:id="66" w:name="_Toc226391592"/>
+      <w:bookmarkStart w:id="67" w:name="_Toc227149925"/>
       <w:r>
         <w:t>Rendelt termékek</w:t>
       </w:r>
-      <w:bookmarkEnd w:id="64"/>
       <w:bookmarkEnd w:id="65"/>
       <w:bookmarkEnd w:id="66"/>
+      <w:bookmarkEnd w:id="67"/>
     </w:p>
     <w:p>
       <w:r>
@@ -9992,7 +10027,7 @@
                     </pic:cNvPicPr>
                   </pic:nvPicPr>
                   <pic:blipFill>
-                    <a:blip r:embed="rId39">
+                    <a:blip r:embed="rId40">
                       <a:extLst>
                         <a:ext uri="{28A0092B-C50C-407E-A947-70E740481C1C}">
                           <a14:useLocalDpi xmlns:a14="http://schemas.microsoft.com/office/drawing/2010/main" val="0"/>
@@ -10076,24 +10111,24 @@
       <w:pPr>
         <w:pStyle w:val="Stlus3"/>
       </w:pPr>
-      <w:bookmarkStart w:id="67" w:name="_Toc211938821"/>
-      <w:bookmarkStart w:id="68" w:name="_Toc226391593"/>
-      <w:bookmarkStart w:id="69" w:name="_Toc227149926"/>
+      <w:bookmarkStart w:id="68" w:name="_Toc211938821"/>
+      <w:bookmarkStart w:id="69" w:name="_Toc226391593"/>
+      <w:bookmarkStart w:id="70" w:name="_Toc227149926"/>
       <w:r>
         <w:lastRenderedPageBreak/>
         <w:t>Blog</w:t>
       </w:r>
-      <w:bookmarkEnd w:id="67"/>
       <w:bookmarkEnd w:id="68"/>
       <w:bookmarkEnd w:id="69"/>
+      <w:bookmarkEnd w:id="70"/>
     </w:p>
     <w:p>
       <w:pPr>
         <w:pStyle w:val="Stlus4"/>
       </w:pPr>
-      <w:bookmarkStart w:id="70" w:name="_Toc211938822"/>
-      <w:bookmarkStart w:id="71" w:name="_Toc226391594"/>
-      <w:bookmarkStart w:id="72" w:name="_Toc227149927"/>
+      <w:bookmarkStart w:id="71" w:name="_Toc211938822"/>
+      <w:bookmarkStart w:id="72" w:name="_Toc226391594"/>
+      <w:bookmarkStart w:id="73" w:name="_Toc227149927"/>
       <w:r>
         <w:rPr>
           <w:noProof/>
@@ -10125,7 +10160,7 @@
                     </pic:cNvPicPr>
                   </pic:nvPicPr>
                   <pic:blipFill>
-                    <a:blip r:embed="rId40">
+                    <a:blip r:embed="rId41">
                       <a:extLst>
                         <a:ext uri="{28A0092B-C50C-407E-A947-70E740481C1C}">
                           <a14:useLocalDpi xmlns:a14="http://schemas.microsoft.com/office/drawing/2010/main" val="0"/>
@@ -10154,9 +10189,9 @@
       <w:r>
         <w:t>Posztok tábla</w:t>
       </w:r>
-      <w:bookmarkEnd w:id="70"/>
       <w:bookmarkEnd w:id="71"/>
       <w:bookmarkEnd w:id="72"/>
+      <w:bookmarkEnd w:id="73"/>
     </w:p>
     <w:p>
       <w:r>
@@ -10303,15 +10338,15 @@
       <w:pPr>
         <w:pStyle w:val="Stlus4"/>
       </w:pPr>
-      <w:bookmarkStart w:id="73" w:name="_Toc211938823"/>
-      <w:bookmarkStart w:id="74" w:name="_Toc226391595"/>
-      <w:bookmarkStart w:id="75" w:name="_Toc227149928"/>
+      <w:bookmarkStart w:id="74" w:name="_Toc211938823"/>
+      <w:bookmarkStart w:id="75" w:name="_Toc226391595"/>
+      <w:bookmarkStart w:id="76" w:name="_Toc227149928"/>
       <w:r>
         <w:t>Kommentek tábla</w:t>
       </w:r>
-      <w:bookmarkEnd w:id="73"/>
       <w:bookmarkEnd w:id="74"/>
       <w:bookmarkEnd w:id="75"/>
+      <w:bookmarkEnd w:id="76"/>
     </w:p>
     <w:p>
       <w:r>
@@ -10345,7 +10380,7 @@
                     </pic:cNvPicPr>
                   </pic:nvPicPr>
                   <pic:blipFill>
-                    <a:blip r:embed="rId41">
+                    <a:blip r:embed="rId42">
                       <a:extLst>
                         <a:ext uri="{28A0092B-C50C-407E-A947-70E740481C1C}">
                           <a14:useLocalDpi xmlns:a14="http://schemas.microsoft.com/office/drawing/2010/main" val="0"/>
@@ -10459,15 +10494,15 @@
       <w:pPr>
         <w:pStyle w:val="Stlus4"/>
       </w:pPr>
-      <w:bookmarkStart w:id="76" w:name="_Toc211938824"/>
-      <w:bookmarkStart w:id="77" w:name="_Toc226391596"/>
-      <w:bookmarkStart w:id="78" w:name="_Toc227149929"/>
+      <w:bookmarkStart w:id="77" w:name="_Toc211938824"/>
+      <w:bookmarkStart w:id="78" w:name="_Toc226391596"/>
+      <w:bookmarkStart w:id="79" w:name="_Toc227149929"/>
       <w:r>
         <w:t>Kiegészítő táblák a bloghoz</w:t>
       </w:r>
-      <w:bookmarkEnd w:id="76"/>
       <w:bookmarkEnd w:id="77"/>
       <w:bookmarkEnd w:id="78"/>
+      <w:bookmarkEnd w:id="79"/>
     </w:p>
     <w:p>
       <w:r>
@@ -10501,7 +10536,7 @@
                     </pic:cNvPicPr>
                   </pic:nvPicPr>
                   <pic:blipFill>
-                    <a:blip r:embed="rId42">
+                    <a:blip r:embed="rId43">
                       <a:extLst>
                         <a:ext uri="{28A0092B-C50C-407E-A947-70E740481C1C}">
                           <a14:useLocalDpi xmlns:a14="http://schemas.microsoft.com/office/drawing/2010/main" val="0"/>
@@ -10608,7 +10643,7 @@
                     <pic:cNvPicPr/>
                   </pic:nvPicPr>
                   <pic:blipFill>
-                    <a:blip r:embed="rId43">
+                    <a:blip r:embed="rId44">
                       <a:extLst>
                         <a:ext uri="{28A0092B-C50C-407E-A947-70E740481C1C}">
                           <a14:useLocalDpi xmlns:a14="http://schemas.microsoft.com/office/drawing/2010/main" val="0"/>
@@ -10671,7 +10706,7 @@
                     </pic:cNvPicPr>
                   </pic:nvPicPr>
                   <pic:blipFill>
-                    <a:blip r:embed="rId44">
+                    <a:blip r:embed="rId45">
                       <a:extLst>
                         <a:ext uri="{28A0092B-C50C-407E-A947-70E740481C1C}">
                           <a14:useLocalDpi xmlns:a14="http://schemas.microsoft.com/office/drawing/2010/main" val="0"/>
@@ -10807,15 +10842,15 @@
       <w:pPr>
         <w:pStyle w:val="Stlus3"/>
       </w:pPr>
-      <w:bookmarkStart w:id="79" w:name="_Toc211938825"/>
-      <w:bookmarkStart w:id="80" w:name="_Toc226391597"/>
-      <w:bookmarkStart w:id="81" w:name="_Toc227149930"/>
+      <w:bookmarkStart w:id="80" w:name="_Toc211938825"/>
+      <w:bookmarkStart w:id="81" w:name="_Toc226391597"/>
+      <w:bookmarkStart w:id="82" w:name="_Toc227149930"/>
       <w:r>
         <w:t>Kiegészítő táblák</w:t>
       </w:r>
-      <w:bookmarkEnd w:id="79"/>
       <w:bookmarkEnd w:id="80"/>
       <w:bookmarkEnd w:id="81"/>
+      <w:bookmarkEnd w:id="82"/>
     </w:p>
     <w:p>
       <w:r>
@@ -10826,9 +10861,9 @@
       <w:pPr>
         <w:pStyle w:val="Stlus4"/>
       </w:pPr>
-      <w:bookmarkStart w:id="82" w:name="_Toc211938826"/>
-      <w:bookmarkStart w:id="83" w:name="_Toc226391598"/>
-      <w:bookmarkStart w:id="84" w:name="_Toc227149931"/>
+      <w:bookmarkStart w:id="83" w:name="_Toc211938826"/>
+      <w:bookmarkStart w:id="84" w:name="_Toc226391598"/>
+      <w:bookmarkStart w:id="85" w:name="_Toc227149931"/>
       <w:r>
         <w:rPr>
           <w:noProof/>
@@ -10860,7 +10895,7 @@
                     </pic:cNvPicPr>
                   </pic:nvPicPr>
                   <pic:blipFill>
-                    <a:blip r:embed="rId45">
+                    <a:blip r:embed="rId46">
                       <a:extLst>
                         <a:ext uri="{28A0092B-C50C-407E-A947-70E740481C1C}">
                           <a14:useLocalDpi xmlns:a14="http://schemas.microsoft.com/office/drawing/2010/main" val="0"/>
@@ -10889,9 +10924,9 @@
       <w:r>
         <w:t>Címkék tábla</w:t>
       </w:r>
-      <w:bookmarkEnd w:id="82"/>
       <w:bookmarkEnd w:id="83"/>
       <w:bookmarkEnd w:id="84"/>
+      <w:bookmarkEnd w:id="85"/>
     </w:p>
     <w:p>
       <w:r>
@@ -10912,16 +10947,16 @@
       <w:pPr>
         <w:pStyle w:val="Stlus4"/>
       </w:pPr>
-      <w:bookmarkStart w:id="85" w:name="_Toc211938827"/>
-      <w:bookmarkStart w:id="86" w:name="_Toc226391599"/>
-      <w:bookmarkStart w:id="87" w:name="_Toc227149932"/>
+      <w:bookmarkStart w:id="86" w:name="_Toc211938827"/>
+      <w:bookmarkStart w:id="87" w:name="_Toc226391599"/>
+      <w:bookmarkStart w:id="88" w:name="_Toc227149932"/>
       <w:r>
         <w:lastRenderedPageBreak/>
         <w:t>Kategóriák tábla</w:t>
       </w:r>
-      <w:bookmarkEnd w:id="85"/>
       <w:bookmarkEnd w:id="86"/>
       <w:bookmarkEnd w:id="87"/>
+      <w:bookmarkEnd w:id="88"/>
     </w:p>
     <w:p>
       <w:r>
@@ -10955,7 +10990,7 @@
                     </pic:cNvPicPr>
                   </pic:nvPicPr>
                   <pic:blipFill>
-                    <a:blip r:embed="rId46">
+                    <a:blip r:embed="rId47">
                       <a:extLst>
                         <a:ext uri="{28A0092B-C50C-407E-A947-70E740481C1C}">
                           <a14:useLocalDpi xmlns:a14="http://schemas.microsoft.com/office/drawing/2010/main" val="0"/>
@@ -11009,9 +11044,9 @@
       <w:pPr>
         <w:pStyle w:val="Stlus4"/>
       </w:pPr>
-      <w:bookmarkStart w:id="88" w:name="_Toc211938828"/>
-      <w:bookmarkStart w:id="89" w:name="_Toc226391600"/>
-      <w:bookmarkStart w:id="90" w:name="_Toc227149933"/>
+      <w:bookmarkStart w:id="89" w:name="_Toc211938828"/>
+      <w:bookmarkStart w:id="90" w:name="_Toc226391600"/>
+      <w:bookmarkStart w:id="91" w:name="_Toc227149933"/>
       <w:r>
         <w:rPr>
           <w:noProof/>
@@ -11043,7 +11078,7 @@
                     </pic:cNvPicPr>
                   </pic:nvPicPr>
                   <pic:blipFill>
-                    <a:blip r:embed="rId47">
+                    <a:blip r:embed="rId48">
                       <a:extLst>
                         <a:ext uri="{28A0092B-C50C-407E-A947-70E740481C1C}">
                           <a14:useLocalDpi xmlns:a14="http://schemas.microsoft.com/office/drawing/2010/main" val="0"/>
@@ -11072,9 +11107,9 @@
       <w:r>
         <w:t>Színek tábla</w:t>
       </w:r>
-      <w:bookmarkEnd w:id="88"/>
       <w:bookmarkEnd w:id="89"/>
       <w:bookmarkEnd w:id="90"/>
+      <w:bookmarkEnd w:id="91"/>
     </w:p>
     <w:p>
       <w:r>
@@ -11105,9 +11140,9 @@
       <w:pPr>
         <w:pStyle w:val="Stlus4"/>
       </w:pPr>
-      <w:bookmarkStart w:id="91" w:name="_Toc211938829"/>
-      <w:bookmarkStart w:id="92" w:name="_Toc226391601"/>
-      <w:bookmarkStart w:id="93" w:name="_Toc227149934"/>
+      <w:bookmarkStart w:id="92" w:name="_Toc211938829"/>
+      <w:bookmarkStart w:id="93" w:name="_Toc226391601"/>
+      <w:bookmarkStart w:id="94" w:name="_Toc227149934"/>
       <w:r>
         <w:rPr>
           <w:noProof/>
@@ -11139,7 +11174,7 @@
                     </pic:cNvPicPr>
                   </pic:nvPicPr>
                   <pic:blipFill>
-                    <a:blip r:embed="rId48">
+                    <a:blip r:embed="rId49">
                       <a:extLst>
                         <a:ext uri="{28A0092B-C50C-407E-A947-70E740481C1C}">
                           <a14:useLocalDpi xmlns:a14="http://schemas.microsoft.com/office/drawing/2010/main" val="0"/>
@@ -11168,9 +11203,9 @@
       <w:r>
         <w:t>Képek tábla</w:t>
       </w:r>
-      <w:bookmarkEnd w:id="91"/>
       <w:bookmarkEnd w:id="92"/>
       <w:bookmarkEnd w:id="93"/>
+      <w:bookmarkEnd w:id="94"/>
     </w:p>
     <w:p>
       <w:r>
@@ -11202,7 +11237,7 @@
                     <pic:cNvPicPr/>
                   </pic:nvPicPr>
                   <pic:blipFill>
-                    <a:blip r:embed="rId49">
+                    <a:blip r:embed="rId50">
                       <a:extLst>
                         <a:ext uri="{28A0092B-C50C-407E-A947-70E740481C1C}">
                           <a14:useLocalDpi xmlns:a14="http://schemas.microsoft.com/office/drawing/2010/main" val="0"/>
@@ -11282,15 +11317,15 @@
       <w:pPr>
         <w:pStyle w:val="Stlus4"/>
       </w:pPr>
-      <w:bookmarkStart w:id="94" w:name="_Toc211938830"/>
-      <w:bookmarkStart w:id="95" w:name="_Toc226391602"/>
-      <w:bookmarkStart w:id="96" w:name="_Toc227149935"/>
+      <w:bookmarkStart w:id="95" w:name="_Toc211938830"/>
+      <w:bookmarkStart w:id="96" w:name="_Toc226391602"/>
+      <w:bookmarkStart w:id="97" w:name="_Toc227149935"/>
       <w:r>
         <w:t>Városok tábla</w:t>
       </w:r>
-      <w:bookmarkEnd w:id="94"/>
       <w:bookmarkEnd w:id="95"/>
       <w:bookmarkEnd w:id="96"/>
+      <w:bookmarkEnd w:id="97"/>
     </w:p>
     <w:p>
       <w:pPr>
@@ -11346,7 +11381,7 @@
                     <pic:cNvPicPr/>
                   </pic:nvPicPr>
                   <pic:blipFill>
-                    <a:blip r:embed="rId50">
+                    <a:blip r:embed="rId51">
                       <a:extLst>
                         <a:ext uri="{28A0092B-C50C-407E-A947-70E740481C1C}">
                           <a14:useLocalDpi xmlns:a14="http://schemas.microsoft.com/office/drawing/2010/main" val="0"/>
@@ -11453,42 +11488,42 @@
       <w:pPr>
         <w:pStyle w:val="Stlus2"/>
       </w:pPr>
-      <w:bookmarkStart w:id="97" w:name="_Toc226391603"/>
-      <w:bookmarkStart w:id="98" w:name="_Toc227149936"/>
+      <w:bookmarkStart w:id="98" w:name="_Toc226391603"/>
+      <w:bookmarkStart w:id="99" w:name="_Toc227149936"/>
       <w:r>
         <w:lastRenderedPageBreak/>
         <w:t>Algoritmus dokumentáció</w:t>
       </w:r>
-      <w:bookmarkEnd w:id="97"/>
       <w:bookmarkEnd w:id="98"/>
+      <w:bookmarkEnd w:id="99"/>
     </w:p>
     <w:p>
       <w:pPr>
         <w:pStyle w:val="Stlus3"/>
       </w:pPr>
-      <w:bookmarkStart w:id="99" w:name="_Toc214439418"/>
-      <w:bookmarkStart w:id="100" w:name="_Toc226391604"/>
-      <w:bookmarkStart w:id="101" w:name="_Toc227149937"/>
+      <w:bookmarkStart w:id="100" w:name="_Toc214439418"/>
+      <w:bookmarkStart w:id="101" w:name="_Toc226391604"/>
+      <w:bookmarkStart w:id="102" w:name="_Toc227149937"/>
       <w:r>
         <w:t>Regisztráció és bejelentkezés</w:t>
       </w:r>
-      <w:bookmarkEnd w:id="99"/>
       <w:bookmarkEnd w:id="100"/>
       <w:bookmarkEnd w:id="101"/>
+      <w:bookmarkEnd w:id="102"/>
     </w:p>
     <w:p>
       <w:pPr>
         <w:pStyle w:val="Stlus4"/>
       </w:pPr>
-      <w:bookmarkStart w:id="102" w:name="_Toc214439419"/>
-      <w:bookmarkStart w:id="103" w:name="_Toc226391605"/>
-      <w:bookmarkStart w:id="104" w:name="_Toc227149938"/>
+      <w:bookmarkStart w:id="103" w:name="_Toc214439419"/>
+      <w:bookmarkStart w:id="104" w:name="_Toc226391605"/>
+      <w:bookmarkStart w:id="105" w:name="_Toc227149938"/>
       <w:r>
         <w:t>Regisztráció</w:t>
       </w:r>
-      <w:bookmarkEnd w:id="102"/>
       <w:bookmarkEnd w:id="103"/>
       <w:bookmarkEnd w:id="104"/>
+      <w:bookmarkEnd w:id="105"/>
     </w:p>
     <w:p>
       <w:r>
@@ -12259,15 +12294,15 @@
       <w:pPr>
         <w:pStyle w:val="Stlus4"/>
       </w:pPr>
-      <w:bookmarkStart w:id="105" w:name="_Toc214439420"/>
-      <w:bookmarkStart w:id="106" w:name="_Toc226391606"/>
-      <w:bookmarkStart w:id="107" w:name="_Toc227149939"/>
+      <w:bookmarkStart w:id="106" w:name="_Toc214439420"/>
+      <w:bookmarkStart w:id="107" w:name="_Toc226391606"/>
+      <w:bookmarkStart w:id="108" w:name="_Toc227149939"/>
       <w:r>
         <w:t>Belépés</w:t>
       </w:r>
-      <w:bookmarkEnd w:id="105"/>
       <w:bookmarkEnd w:id="106"/>
       <w:bookmarkEnd w:id="107"/>
+      <w:bookmarkEnd w:id="108"/>
     </w:p>
     <w:p>
       <w:r>
@@ -12505,29 +12540,29 @@
       <w:pPr>
         <w:pStyle w:val="Stlus3"/>
       </w:pPr>
-      <w:bookmarkStart w:id="108" w:name="_Toc214439421"/>
-      <w:bookmarkStart w:id="109" w:name="_Toc226391607"/>
-      <w:bookmarkStart w:id="110" w:name="_Toc227149940"/>
+      <w:bookmarkStart w:id="109" w:name="_Toc214439421"/>
+      <w:bookmarkStart w:id="110" w:name="_Toc226391607"/>
+      <w:bookmarkStart w:id="111" w:name="_Toc227149940"/>
       <w:r>
         <w:t>Termékek és vásárlás</w:t>
       </w:r>
-      <w:bookmarkEnd w:id="108"/>
       <w:bookmarkEnd w:id="109"/>
       <w:bookmarkEnd w:id="110"/>
+      <w:bookmarkEnd w:id="111"/>
     </w:p>
     <w:p>
       <w:pPr>
         <w:pStyle w:val="Stlus4"/>
       </w:pPr>
-      <w:bookmarkStart w:id="111" w:name="_Toc214439422"/>
-      <w:bookmarkStart w:id="112" w:name="_Toc226391608"/>
-      <w:bookmarkStart w:id="113" w:name="_Toc227149941"/>
+      <w:bookmarkStart w:id="112" w:name="_Toc214439422"/>
+      <w:bookmarkStart w:id="113" w:name="_Toc226391608"/>
+      <w:bookmarkStart w:id="114" w:name="_Toc227149941"/>
       <w:r>
         <w:t>Termékek megjelenítése</w:t>
       </w:r>
-      <w:bookmarkEnd w:id="111"/>
       <w:bookmarkEnd w:id="112"/>
       <w:bookmarkEnd w:id="113"/>
+      <w:bookmarkEnd w:id="114"/>
     </w:p>
     <w:p>
       <w:r>
@@ -12711,15 +12746,15 @@
       <w:pPr>
         <w:pStyle w:val="Stlus4"/>
       </w:pPr>
-      <w:bookmarkStart w:id="114" w:name="_Toc214439423"/>
-      <w:bookmarkStart w:id="115" w:name="_Toc226391609"/>
-      <w:bookmarkStart w:id="116" w:name="_Toc227149942"/>
+      <w:bookmarkStart w:id="115" w:name="_Toc214439423"/>
+      <w:bookmarkStart w:id="116" w:name="_Toc226391609"/>
+      <w:bookmarkStart w:id="117" w:name="_Toc227149942"/>
       <w:r>
         <w:t>Termékek kosárhoz adása</w:t>
       </w:r>
-      <w:bookmarkEnd w:id="114"/>
       <w:bookmarkEnd w:id="115"/>
       <w:bookmarkEnd w:id="116"/>
+      <w:bookmarkEnd w:id="117"/>
     </w:p>
     <w:p>
       <w:r>
@@ -13208,15 +13243,15 @@
       <w:pPr>
         <w:pStyle w:val="Stlus4"/>
       </w:pPr>
-      <w:bookmarkStart w:id="117" w:name="_Toc214439424"/>
-      <w:bookmarkStart w:id="118" w:name="_Toc226391610"/>
-      <w:bookmarkStart w:id="119" w:name="_Toc227149943"/>
+      <w:bookmarkStart w:id="118" w:name="_Toc214439424"/>
+      <w:bookmarkStart w:id="119" w:name="_Toc226391610"/>
+      <w:bookmarkStart w:id="120" w:name="_Toc227149943"/>
       <w:r>
         <w:t>Fizetés</w:t>
       </w:r>
-      <w:bookmarkEnd w:id="117"/>
       <w:bookmarkEnd w:id="118"/>
       <w:bookmarkEnd w:id="119"/>
+      <w:bookmarkEnd w:id="120"/>
     </w:p>
     <w:p>
       <w:r>
@@ -13720,30 +13755,30 @@
       <w:pPr>
         <w:pStyle w:val="Stlus3"/>
       </w:pPr>
-      <w:bookmarkStart w:id="120" w:name="_Toc214439425"/>
-      <w:bookmarkStart w:id="121" w:name="_Toc226391611"/>
-      <w:bookmarkStart w:id="122" w:name="_Toc227149944"/>
+      <w:bookmarkStart w:id="121" w:name="_Toc214439425"/>
+      <w:bookmarkStart w:id="122" w:name="_Toc226391611"/>
+      <w:bookmarkStart w:id="123" w:name="_Toc227149944"/>
       <w:r>
         <w:lastRenderedPageBreak/>
         <w:t>Blog</w:t>
       </w:r>
-      <w:bookmarkEnd w:id="120"/>
       <w:bookmarkEnd w:id="121"/>
       <w:bookmarkEnd w:id="122"/>
+      <w:bookmarkEnd w:id="123"/>
     </w:p>
     <w:p>
       <w:pPr>
         <w:pStyle w:val="Stlus4"/>
       </w:pPr>
-      <w:bookmarkStart w:id="123" w:name="_Toc214439426"/>
-      <w:bookmarkStart w:id="124" w:name="_Toc226391612"/>
-      <w:bookmarkStart w:id="125" w:name="_Toc227149945"/>
+      <w:bookmarkStart w:id="124" w:name="_Toc214439426"/>
+      <w:bookmarkStart w:id="125" w:name="_Toc226391612"/>
+      <w:bookmarkStart w:id="126" w:name="_Toc227149945"/>
       <w:r>
         <w:t>Posztok megjelenítése</w:t>
       </w:r>
-      <w:bookmarkEnd w:id="123"/>
       <w:bookmarkEnd w:id="124"/>
       <w:bookmarkEnd w:id="125"/>
+      <w:bookmarkEnd w:id="126"/>
     </w:p>
     <w:p>
       <w:r>
@@ -13902,15 +13937,15 @@
       <w:pPr>
         <w:pStyle w:val="Stlus4"/>
       </w:pPr>
-      <w:bookmarkStart w:id="126" w:name="_Toc214439427"/>
-      <w:bookmarkStart w:id="127" w:name="_Toc226391613"/>
-      <w:bookmarkStart w:id="128" w:name="_Toc227149946"/>
+      <w:bookmarkStart w:id="127" w:name="_Toc214439427"/>
+      <w:bookmarkStart w:id="128" w:name="_Toc226391613"/>
+      <w:bookmarkStart w:id="129" w:name="_Toc227149946"/>
       <w:r>
         <w:t>Poszt írása</w:t>
       </w:r>
-      <w:bookmarkEnd w:id="126"/>
       <w:bookmarkEnd w:id="127"/>
       <w:bookmarkEnd w:id="128"/>
+      <w:bookmarkEnd w:id="129"/>
     </w:p>
     <w:p>
       <w:r>
@@ -14292,16 +14327,16 @@
       <w:pPr>
         <w:pStyle w:val="Stlus3"/>
       </w:pPr>
-      <w:bookmarkStart w:id="129" w:name="_Toc214439428"/>
-      <w:bookmarkStart w:id="130" w:name="_Toc226391614"/>
-      <w:bookmarkStart w:id="131" w:name="_Toc227149947"/>
+      <w:bookmarkStart w:id="130" w:name="_Toc214439428"/>
+      <w:bookmarkStart w:id="131" w:name="_Toc226391614"/>
+      <w:bookmarkStart w:id="132" w:name="_Toc227149947"/>
       <w:r>
         <w:lastRenderedPageBreak/>
         <w:t>Mintakészítő</w:t>
       </w:r>
-      <w:bookmarkEnd w:id="129"/>
       <w:bookmarkEnd w:id="130"/>
       <w:bookmarkEnd w:id="131"/>
+      <w:bookmarkEnd w:id="132"/>
     </w:p>
     <w:p>
       <w:r>
@@ -14312,15 +14347,15 @@
       <w:pPr>
         <w:pStyle w:val="Stlus4"/>
       </w:pPr>
-      <w:bookmarkStart w:id="132" w:name="_Toc214439429"/>
-      <w:bookmarkStart w:id="133" w:name="_Toc226391615"/>
-      <w:bookmarkStart w:id="134" w:name="_Toc227149948"/>
+      <w:bookmarkStart w:id="133" w:name="_Toc214439429"/>
+      <w:bookmarkStart w:id="134" w:name="_Toc226391615"/>
+      <w:bookmarkStart w:id="135" w:name="_Toc227149948"/>
       <w:r>
         <w:t>Adatok bekérése</w:t>
       </w:r>
-      <w:bookmarkEnd w:id="132"/>
       <w:bookmarkEnd w:id="133"/>
       <w:bookmarkEnd w:id="134"/>
+      <w:bookmarkEnd w:id="135"/>
     </w:p>
     <w:p>
       <w:r>
@@ -14683,15 +14718,15 @@
       <w:pPr>
         <w:pStyle w:val="Stlus4"/>
       </w:pPr>
-      <w:bookmarkStart w:id="135" w:name="_Toc214439430"/>
-      <w:bookmarkStart w:id="136" w:name="_Toc226391616"/>
-      <w:bookmarkStart w:id="137" w:name="_Toc227149949"/>
+      <w:bookmarkStart w:id="136" w:name="_Toc214439430"/>
+      <w:bookmarkStart w:id="137" w:name="_Toc226391616"/>
+      <w:bookmarkStart w:id="138" w:name="_Toc227149949"/>
       <w:r>
         <w:t>Minta megjelenítése</w:t>
       </w:r>
-      <w:bookmarkEnd w:id="135"/>
       <w:bookmarkEnd w:id="136"/>
       <w:bookmarkEnd w:id="137"/>
+      <w:bookmarkEnd w:id="138"/>
     </w:p>
     <w:p>
       <w:r>
@@ -14944,36 +14979,36 @@
       <w:pPr>
         <w:pStyle w:val="Stlus1"/>
       </w:pPr>
-      <w:bookmarkStart w:id="138" w:name="_Toc227149950"/>
+      <w:bookmarkStart w:id="139" w:name="_Toc227149950"/>
       <w:r>
         <w:lastRenderedPageBreak/>
         <w:t>Tesztelési dokumentáció</w:t>
       </w:r>
-      <w:bookmarkEnd w:id="138"/>
+      <w:bookmarkEnd w:id="139"/>
     </w:p>
     <w:p>
       <w:pPr>
         <w:pStyle w:val="Stlus2"/>
       </w:pPr>
-      <w:bookmarkStart w:id="139" w:name="_Toc223072651"/>
-      <w:bookmarkStart w:id="140" w:name="_Toc227149951"/>
+      <w:bookmarkStart w:id="140" w:name="_Toc223072651"/>
+      <w:bookmarkStart w:id="141" w:name="_Toc227149951"/>
       <w:r>
         <w:t>Backend tesztek</w:t>
       </w:r>
-      <w:bookmarkEnd w:id="139"/>
       <w:bookmarkEnd w:id="140"/>
+      <w:bookmarkEnd w:id="141"/>
     </w:p>
     <w:p>
       <w:pPr>
         <w:pStyle w:val="Stlus3"/>
       </w:pPr>
-      <w:bookmarkStart w:id="141" w:name="_Toc223072652"/>
-      <w:bookmarkStart w:id="142" w:name="_Toc227149952"/>
+      <w:bookmarkStart w:id="142" w:name="_Toc223072652"/>
+      <w:bookmarkStart w:id="143" w:name="_Toc227149952"/>
       <w:r>
         <w:t>Összefoglaló</w:t>
       </w:r>
-      <w:bookmarkEnd w:id="141"/>
       <w:bookmarkEnd w:id="142"/>
+      <w:bookmarkEnd w:id="143"/>
     </w:p>
     <w:p>
       <w:r>
@@ -14984,7 +15019,7 @@
       <w:r>
         <w:t xml:space="preserve">A táblázat tartalmazza, hogy a teszt a felsoroltak közül melyik csoportba tartozik, pontosan milyen tesztet végeztünk, milyen metódust milyen elérési úton használtunk (ezek mindig </w:t>
       </w:r>
-      <w:hyperlink r:id="rId51" w:history="1">
+      <w:hyperlink r:id="rId52" w:history="1">
         <w:r>
           <w:rPr>
             <w:rStyle w:val="Hiperhivatkozs"/>
@@ -15005,13 +15040,13 @@
       <w:pPr>
         <w:pStyle w:val="Stlus3"/>
       </w:pPr>
-      <w:bookmarkStart w:id="143" w:name="_Toc223072653"/>
-      <w:bookmarkStart w:id="144" w:name="_Toc227149953"/>
+      <w:bookmarkStart w:id="144" w:name="_Toc223072653"/>
+      <w:bookmarkStart w:id="145" w:name="_Toc227149953"/>
       <w:r>
         <w:t>Tesztesetek</w:t>
       </w:r>
-      <w:bookmarkEnd w:id="143"/>
       <w:bookmarkEnd w:id="144"/>
+      <w:bookmarkEnd w:id="145"/>
     </w:p>
     <w:tbl>
       <w:tblPr>
@@ -25118,14 +25153,14 @@
       <w:pPr>
         <w:pStyle w:val="Stlus2"/>
       </w:pPr>
-      <w:bookmarkStart w:id="145" w:name="_Toc223072654"/>
-      <w:bookmarkStart w:id="146" w:name="_Toc227149954"/>
+      <w:bookmarkStart w:id="146" w:name="_Toc223072654"/>
+      <w:bookmarkStart w:id="147" w:name="_Toc227149954"/>
       <w:r>
         <w:lastRenderedPageBreak/>
         <w:t>Frontend tesztek</w:t>
       </w:r>
-      <w:bookmarkEnd w:id="145"/>
       <w:bookmarkEnd w:id="146"/>
+      <w:bookmarkEnd w:id="147"/>
     </w:p>
     <w:p>
       <w:pPr>
@@ -25134,13 +25169,13 @@
           <w:sz w:val="28"/>
         </w:rPr>
       </w:pPr>
-      <w:bookmarkStart w:id="147" w:name="_Toc223072655"/>
-      <w:bookmarkStart w:id="148" w:name="_Toc227149955"/>
+      <w:bookmarkStart w:id="148" w:name="_Toc223072655"/>
+      <w:bookmarkStart w:id="149" w:name="_Toc227149955"/>
       <w:r>
         <w:t>Összefoglaló</w:t>
       </w:r>
-      <w:bookmarkEnd w:id="147"/>
       <w:bookmarkEnd w:id="148"/>
+      <w:bookmarkEnd w:id="149"/>
     </w:p>
     <w:p>
       <w:pPr>
@@ -25973,13 +26008,13 @@
       <w:pPr>
         <w:pStyle w:val="Stlus3"/>
       </w:pPr>
-      <w:bookmarkStart w:id="149" w:name="_Toc223072656"/>
-      <w:bookmarkStart w:id="150" w:name="_Toc227149956"/>
+      <w:bookmarkStart w:id="150" w:name="_Toc223072656"/>
+      <w:bookmarkStart w:id="151" w:name="_Toc227149956"/>
       <w:r>
         <w:t>Tesztesetek áttekintő táblázata</w:t>
       </w:r>
-      <w:bookmarkEnd w:id="149"/>
       <w:bookmarkEnd w:id="150"/>
+      <w:bookmarkEnd w:id="151"/>
     </w:p>
     <w:p>
       <w:pPr>
@@ -31569,12 +31604,12 @@
       <w:pPr>
         <w:pStyle w:val="Stlus1"/>
       </w:pPr>
-      <w:bookmarkStart w:id="151" w:name="_Toc227149957"/>
+      <w:bookmarkStart w:id="152" w:name="_Toc227149957"/>
       <w:r>
         <w:lastRenderedPageBreak/>
         <w:t>Fejlesztési lehetőségek</w:t>
       </w:r>
-      <w:bookmarkEnd w:id="151"/>
+      <w:bookmarkEnd w:id="152"/>
     </w:p>
     <w:p>
       <w:pPr>
@@ -31824,18 +31859,18 @@
       <w:pPr>
         <w:pStyle w:val="Stlus1"/>
       </w:pPr>
-      <w:bookmarkStart w:id="152" w:name="_Toc227149958"/>
+      <w:bookmarkStart w:id="153" w:name="_Toc227149958"/>
       <w:r>
         <w:lastRenderedPageBreak/>
         <w:t>Források</w:t>
       </w:r>
-      <w:bookmarkEnd w:id="152"/>
+      <w:bookmarkEnd w:id="153"/>
     </w:p>
     <w:p>
       <w:r>
         <w:t xml:space="preserve">Vue 3 segítő dokumentációja: </w:t>
       </w:r>
-      <w:hyperlink r:id="rId52" w:history="1">
+      <w:hyperlink r:id="rId53" w:history="1">
         <w:r>
           <w:rPr>
             <w:rStyle w:val="Hiperhivatkozs"/>
@@ -31848,7 +31883,7 @@
       <w:r>
         <w:t xml:space="preserve">Laravel segítő dokumentációja: </w:t>
       </w:r>
-      <w:hyperlink r:id="rId53" w:history="1">
+      <w:hyperlink r:id="rId54" w:history="1">
         <w:r>
           <w:rPr>
             <w:rStyle w:val="Hiperhivatkozs"/>
@@ -31867,7 +31902,7 @@
       <w:r>
         <w:t xml:space="preserve">: </w:t>
       </w:r>
-      <w:hyperlink r:id="rId54" w:history="1">
+      <w:hyperlink r:id="rId55" w:history="1">
         <w:r>
           <w:rPr>
             <w:rStyle w:val="Hiperhivatkozs"/>
@@ -31891,7 +31926,7 @@
       <w:r>
         <w:t xml:space="preserve">: </w:t>
       </w:r>
-      <w:hyperlink r:id="rId55" w:history="1">
+      <w:hyperlink r:id="rId56" w:history="1">
         <w:r>
           <w:rPr>
             <w:rStyle w:val="Hiperhivatkozs"/>
@@ -31904,7 +31939,7 @@
       <w:r>
         <w:t xml:space="preserve">Adatbázis-modell szerkesztése: </w:t>
       </w:r>
-      <w:hyperlink r:id="rId56" w:history="1">
+      <w:hyperlink r:id="rId57" w:history="1">
         <w:r>
           <w:rPr>
             <w:rStyle w:val="Hiperhivatkozs"/>
@@ -31923,7 +31958,7 @@
       <w:r>
         <w:t xml:space="preserve">Postman dokumentációja: </w:t>
       </w:r>
-      <w:hyperlink r:id="rId57" w:history="1">
+      <w:hyperlink r:id="rId58" w:history="1">
         <w:r>
           <w:rPr>
             <w:rStyle w:val="Hiperhivatkozs"/>
@@ -31954,7 +31989,7 @@
       <w:r>
         <w:t xml:space="preserve">: </w:t>
       </w:r>
-      <w:hyperlink r:id="rId58" w:history="1">
+      <w:hyperlink r:id="rId59" w:history="1">
         <w:r>
           <w:rPr>
             <w:rStyle w:val="Hiperhivatkozs"/>
@@ -31968,7 +32003,7 @@
         <w:tab/>
         <w:t xml:space="preserve">Felső szövegdoboz: </w:t>
       </w:r>
-      <w:hyperlink r:id="rId59" w:history="1">
+      <w:hyperlink r:id="rId60" w:history="1">
         <w:r>
           <w:rPr>
             <w:rStyle w:val="Hiperhivatkozs"/>
@@ -31981,7 +32016,7 @@
       <w:r>
         <w:t xml:space="preserve">„Fizetés” oldali kártya: </w:t>
       </w:r>
-      <w:hyperlink r:id="rId60" w:history="1">
+      <w:hyperlink r:id="rId61" w:history="1">
         <w:r>
           <w:rPr>
             <w:rStyle w:val="Hiperhivatkozs"/>
@@ -31994,7 +32029,7 @@
       <w:r>
         <w:t xml:space="preserve">Telefonszám ellenőrzés: </w:t>
       </w:r>
-      <w:hyperlink r:id="rId61" w:history="1">
+      <w:hyperlink r:id="rId62" w:history="1">
         <w:r>
           <w:rPr>
             <w:rStyle w:val="Hiperhivatkozs"/>
@@ -32006,8 +32041,8 @@
     <w:p/>
     <w:p/>
     <w:sectPr>
-      <w:headerReference w:type="default" r:id="rId62"/>
-      <w:footerReference w:type="default" r:id="rId63"/>
+      <w:headerReference w:type="default" r:id="rId63"/>
+      <w:footerReference w:type="default" r:id="rId64"/>
       <w:pgSz w:w="11906" w:h="16838"/>
       <w:pgMar w:top="1417" w:right="1417" w:bottom="1417" w:left="1417" w:header="708" w:footer="708" w:gutter="0"/>
       <w:cols w:space="708"/>
@@ -32019,7 +32054,7 @@
 </file>
 
 <file path=word/endnotes.xml><?xml version="1.0" encoding="utf-8"?>
-<w:endnotes xmlns:wpc="http://schemas.microsoft.com/office/word/2010/wordprocessingCanvas" xmlns:cx="http://schemas.microsoft.com/office/drawing/2014/chartex" xmlns:cx1="http://schemas.microsoft.com/office/drawing/2015/9/8/chartex" xmlns:cx2="http://schemas.microsoft.com/office/drawing/2015/10/21/chartex" xmlns:cx3="http://schemas.microsoft.com/office/drawing/2016/5/9/chartex" xmlns:cx4="http://schemas.microsoft.com/office/drawing/2016/5/10/chartex" xmlns:cx5="http://schemas.microsoft.com/office/drawing/2016/5/11/chartex" xmlns:cx6="http://schemas.microsoft.com/office/drawing/2016/5/12/chartex" xmlns:cx7="http://schemas.microsoft.com/office/drawing/2016/5/13/chartex" xmlns:cx8="http://schemas.microsoft.com/office/drawing/2016/5/14/chartex" xmlns:mc="http://schemas.openxmlformats.org/markup-compatibility/2006" xmlns:aink="http://schemas.microsoft.com/office/drawing/2016/ink" xmlns:am3d="http://schemas.microsoft.com/office/drawing/2017/model3d" xmlns:o="urn:schemas-microsoft-com:office:office" xmlns:r="http://schemas.openxmlformats.org/officeDocument/2006/relationships" xmlns:m="http://schemas.openxmlformats.org/officeDocument/2006/math" xmlns:v="urn:schemas-microsoft-com:vml" xmlns:wp14="http://schemas.microsoft.com/office/word/2010/wordprocessingDrawing" xmlns:wp="http://schemas.openxmlformats.org/drawingml/2006/wordprocessingDrawing" xmlns:w10="urn:schemas-microsoft-com:office:word" xmlns:w="http://schemas.openxmlformats.org/wordprocessingml/2006/main" xmlns:w14="http://schemas.microsoft.com/office/word/2010/wordml" xmlns:w15="http://schemas.microsoft.com/office/word/2012/wordml" xmlns:w16cex="http://schemas.microsoft.com/office/word/2018/wordml/cex" xmlns:w16cid="http://schemas.microsoft.com/office/word/2016/wordml/cid" xmlns:w16="http://schemas.microsoft.com/office/word/2018/wordml" xmlns:w16sdtdh="http://schemas.microsoft.com/office/word/2020/wordml/sdtdatahash" xmlns:w16se="http://schemas.microsoft.com/office/word/2015/wordml/symex" xmlns:wpg="http://schemas.microsoft.com/office/word/2010/wordprocessingGroup" xmlns:wpi="http://schemas.microsoft.com/office/word/2010/wordprocessingInk" xmlns:wne="http://schemas.microsoft.com/office/word/2006/wordml" xmlns:wps="http://schemas.microsoft.com/office/word/2010/wordprocessingShape" mc:Ignorable="w14 w15 w16se w16cid w16 w16cex w16sdtdh wp14">
+<w:endnotes xmlns:wpc="http://schemas.microsoft.com/office/word/2010/wordprocessingCanvas" xmlns:cx="http://schemas.microsoft.com/office/drawing/2014/chartex" xmlns:mc="http://schemas.openxmlformats.org/markup-compatibility/2006" xmlns:o="urn:schemas-microsoft-com:office:office" xmlns:r="http://schemas.openxmlformats.org/officeDocument/2006/relationships" xmlns:m="http://schemas.openxmlformats.org/officeDocument/2006/math" xmlns:v="urn:schemas-microsoft-com:vml" xmlns:wp14="http://schemas.microsoft.com/office/word/2010/wordprocessingDrawing" xmlns:wp="http://schemas.openxmlformats.org/drawingml/2006/wordprocessingDrawing" xmlns:w10="urn:schemas-microsoft-com:office:word" xmlns:w="http://schemas.openxmlformats.org/wordprocessingml/2006/main" xmlns:w14="http://schemas.microsoft.com/office/word/2010/wordml" xmlns:w15="http://schemas.microsoft.com/office/word/2012/wordml" xmlns:w16se="http://schemas.microsoft.com/office/word/2015/wordml/symex" xmlns:wpg="http://schemas.microsoft.com/office/word/2010/wordprocessingGroup" xmlns:wpi="http://schemas.microsoft.com/office/word/2010/wordprocessingInk" xmlns:wne="http://schemas.microsoft.com/office/word/2006/wordml" xmlns:wps="http://schemas.microsoft.com/office/word/2010/wordprocessingShape" mc:Ignorable="w14 w15 w16se wp14">
   <w:endnote w:type="separator" w:id="-1">
     <w:p>
       <w:pPr>
@@ -32044,7 +32079,7 @@
 </file>
 
 <file path=word/footer1.xml><?xml version="1.0" encoding="utf-8"?>
-<w:ftr xmlns:wpc="http://schemas.microsoft.com/office/word/2010/wordprocessingCanvas" xmlns:cx="http://schemas.microsoft.com/office/drawing/2014/chartex" xmlns:cx1="http://schemas.microsoft.com/office/drawing/2015/9/8/chartex" xmlns:cx2="http://schemas.microsoft.com/office/drawing/2015/10/21/chartex" xmlns:cx3="http://schemas.microsoft.com/office/drawing/2016/5/9/chartex" xmlns:cx4="http://schemas.microsoft.com/office/drawing/2016/5/10/chartex" xmlns:cx5="http://schemas.microsoft.com/office/drawing/2016/5/11/chartex" xmlns:cx6="http://schemas.microsoft.com/office/drawing/2016/5/12/chartex" xmlns:cx7="http://schemas.microsoft.com/office/drawing/2016/5/13/chartex" xmlns:cx8="http://schemas.microsoft.com/office/drawing/2016/5/14/chartex" xmlns:mc="http://schemas.openxmlformats.org/markup-compatibility/2006" xmlns:aink="http://schemas.microsoft.com/office/drawing/2016/ink" xmlns:am3d="http://schemas.microsoft.com/office/drawing/2017/model3d" xmlns:o="urn:schemas-microsoft-com:office:office" xmlns:r="http://schemas.openxmlformats.org/officeDocument/2006/relationships" xmlns:m="http://schemas.openxmlformats.org/officeDocument/2006/math" xmlns:v="urn:schemas-microsoft-com:vml" xmlns:wp14="http://schemas.microsoft.com/office/word/2010/wordprocessingDrawing" xmlns:wp="http://schemas.openxmlformats.org/drawingml/2006/wordprocessingDrawing" xmlns:w10="urn:schemas-microsoft-com:office:word" xmlns:w="http://schemas.openxmlformats.org/wordprocessingml/2006/main" xmlns:w14="http://schemas.microsoft.com/office/word/2010/wordml" xmlns:w15="http://schemas.microsoft.com/office/word/2012/wordml" xmlns:w16cex="http://schemas.microsoft.com/office/word/2018/wordml/cex" xmlns:w16cid="http://schemas.microsoft.com/office/word/2016/wordml/cid" xmlns:w16="http://schemas.microsoft.com/office/word/2018/wordml" xmlns:w16sdtdh="http://schemas.microsoft.com/office/word/2020/wordml/sdtdatahash" xmlns:w16se="http://schemas.microsoft.com/office/word/2015/wordml/symex" xmlns:wpg="http://schemas.microsoft.com/office/word/2010/wordprocessingGroup" xmlns:wpi="http://schemas.microsoft.com/office/word/2010/wordprocessingInk" xmlns:wne="http://schemas.microsoft.com/office/word/2006/wordml" xmlns:wps="http://schemas.microsoft.com/office/word/2010/wordprocessingShape" mc:Ignorable="w14 w15 w16se w16cid w16 w16cex w16sdtdh wp14">
+<w:ftr xmlns:wpc="http://schemas.microsoft.com/office/word/2010/wordprocessingCanvas" xmlns:cx="http://schemas.microsoft.com/office/drawing/2014/chartex" xmlns:mc="http://schemas.openxmlformats.org/markup-compatibility/2006" xmlns:o="urn:schemas-microsoft-com:office:office" xmlns:r="http://schemas.openxmlformats.org/officeDocument/2006/relationships" xmlns:m="http://schemas.openxmlformats.org/officeDocument/2006/math" xmlns:v="urn:schemas-microsoft-com:vml" xmlns:wp14="http://schemas.microsoft.com/office/word/2010/wordprocessingDrawing" xmlns:wp="http://schemas.openxmlformats.org/drawingml/2006/wordprocessingDrawing" xmlns:w10="urn:schemas-microsoft-com:office:word" xmlns:w="http://schemas.openxmlformats.org/wordprocessingml/2006/main" xmlns:w14="http://schemas.microsoft.com/office/word/2010/wordml" xmlns:w15="http://schemas.microsoft.com/office/word/2012/wordml" xmlns:w16se="http://schemas.microsoft.com/office/word/2015/wordml/symex" xmlns:wpg="http://schemas.microsoft.com/office/word/2010/wordprocessingGroup" xmlns:wpi="http://schemas.microsoft.com/office/word/2010/wordprocessingInk" xmlns:wne="http://schemas.microsoft.com/office/word/2006/wordml" xmlns:wps="http://schemas.microsoft.com/office/word/2010/wordprocessingShape" mc:Ignorable="w14 w15 w16se wp14">
   <w:sdt>
     <w:sdtPr>
       <w:id w:val="1961682466"/>
@@ -32107,7 +32142,7 @@
                 <w:bCs/>
                 <w:noProof/>
               </w:rPr>
-              <w:t>30</w:t>
+              <w:t>21</w:t>
             </w:r>
             <w:r>
               <w:rPr>
@@ -32180,7 +32215,7 @@
 </file>
 
 <file path=word/footnotes.xml><?xml version="1.0" encoding="utf-8"?>
-<w:footnotes xmlns:wpc="http://schemas.microsoft.com/office/word/2010/wordprocessingCanvas" xmlns:cx="http://schemas.microsoft.com/office/drawing/2014/chartex" xmlns:cx1="http://schemas.microsoft.com/office/drawing/2015/9/8/chartex" xmlns:cx2="http://schemas.microsoft.com/office/drawing/2015/10/21/chartex" xmlns:cx3="http://schemas.microsoft.com/office/drawing/2016/5/9/chartex" xmlns:cx4="http://schemas.microsoft.com/office/drawing/2016/5/10/chartex" xmlns:cx5="http://schemas.microsoft.com/office/drawing/2016/5/11/chartex" xmlns:cx6="http://schemas.microsoft.com/office/drawing/2016/5/12/chartex" xmlns:cx7="http://schemas.microsoft.com/office/drawing/2016/5/13/chartex" xmlns:cx8="http://schemas.microsoft.com/office/drawing/2016/5/14/chartex" xmlns:mc="http://schemas.openxmlformats.org/markup-compatibility/2006" xmlns:aink="http://schemas.microsoft.com/office/drawing/2016/ink" xmlns:am3d="http://schemas.microsoft.com/office/drawing/2017/model3d" xmlns:o="urn:schemas-microsoft-com:office:office" xmlns:r="http://schemas.openxmlformats.org/officeDocument/2006/relationships" xmlns:m="http://schemas.openxmlformats.org/officeDocument/2006/math" xmlns:v="urn:schemas-microsoft-com:vml" xmlns:wp14="http://schemas.microsoft.com/office/word/2010/wordprocessingDrawing" xmlns:wp="http://schemas.openxmlformats.org/drawingml/2006/wordprocessingDrawing" xmlns:w10="urn:schemas-microsoft-com:office:word" xmlns:w="http://schemas.openxmlformats.org/wordprocessingml/2006/main" xmlns:w14="http://schemas.microsoft.com/office/word/2010/wordml" xmlns:w15="http://schemas.microsoft.com/office/word/2012/wordml" xmlns:w16cex="http://schemas.microsoft.com/office/word/2018/wordml/cex" xmlns:w16cid="http://schemas.microsoft.com/office/word/2016/wordml/cid" xmlns:w16="http://schemas.microsoft.com/office/word/2018/wordml" xmlns:w16sdtdh="http://schemas.microsoft.com/office/word/2020/wordml/sdtdatahash" xmlns:w16se="http://schemas.microsoft.com/office/word/2015/wordml/symex" xmlns:wpg="http://schemas.microsoft.com/office/word/2010/wordprocessingGroup" xmlns:wpi="http://schemas.microsoft.com/office/word/2010/wordprocessingInk" xmlns:wne="http://schemas.microsoft.com/office/word/2006/wordml" xmlns:wps="http://schemas.microsoft.com/office/word/2010/wordprocessingShape" mc:Ignorable="w14 w15 w16se w16cid w16 w16cex w16sdtdh wp14">
+<w:footnotes xmlns:wpc="http://schemas.microsoft.com/office/word/2010/wordprocessingCanvas" xmlns:cx="http://schemas.microsoft.com/office/drawing/2014/chartex" xmlns:mc="http://schemas.openxmlformats.org/markup-compatibility/2006" xmlns:o="urn:schemas-microsoft-com:office:office" xmlns:r="http://schemas.openxmlformats.org/officeDocument/2006/relationships" xmlns:m="http://schemas.openxmlformats.org/officeDocument/2006/math" xmlns:v="urn:schemas-microsoft-com:vml" xmlns:wp14="http://schemas.microsoft.com/office/word/2010/wordprocessingDrawing" xmlns:wp="http://schemas.openxmlformats.org/drawingml/2006/wordprocessingDrawing" xmlns:w10="urn:schemas-microsoft-com:office:word" xmlns:w="http://schemas.openxmlformats.org/wordprocessingml/2006/main" xmlns:w14="http://schemas.microsoft.com/office/word/2010/wordml" xmlns:w15="http://schemas.microsoft.com/office/word/2012/wordml" xmlns:w16se="http://schemas.microsoft.com/office/word/2015/wordml/symex" xmlns:wpg="http://schemas.microsoft.com/office/word/2010/wordprocessingGroup" xmlns:wpi="http://schemas.microsoft.com/office/word/2010/wordprocessingInk" xmlns:wne="http://schemas.microsoft.com/office/word/2006/wordml" xmlns:wps="http://schemas.microsoft.com/office/word/2010/wordprocessingShape" mc:Ignorable="w14 w15 w16se wp14">
   <w:footnote w:type="separator" w:id="-1">
     <w:p>
       <w:pPr>
@@ -32205,7 +32240,7 @@
 </file>
 
 <file path=word/header1.xml><?xml version="1.0" encoding="utf-8"?>
-<w:hdr xmlns:wpc="http://schemas.microsoft.com/office/word/2010/wordprocessingCanvas" xmlns:cx="http://schemas.microsoft.com/office/drawing/2014/chartex" xmlns:cx1="http://schemas.microsoft.com/office/drawing/2015/9/8/chartex" xmlns:cx2="http://schemas.microsoft.com/office/drawing/2015/10/21/chartex" xmlns:cx3="http://schemas.microsoft.com/office/drawing/2016/5/9/chartex" xmlns:cx4="http://schemas.microsoft.com/office/drawing/2016/5/10/chartex" xmlns:cx5="http://schemas.microsoft.com/office/drawing/2016/5/11/chartex" xmlns:cx6="http://schemas.microsoft.com/office/drawing/2016/5/12/chartex" xmlns:cx7="http://schemas.microsoft.com/office/drawing/2016/5/13/chartex" xmlns:cx8="http://schemas.microsoft.com/office/drawing/2016/5/14/chartex" xmlns:mc="http://schemas.openxmlformats.org/markup-compatibility/2006" xmlns:aink="http://schemas.microsoft.com/office/drawing/2016/ink" xmlns:am3d="http://schemas.microsoft.com/office/drawing/2017/model3d" xmlns:o="urn:schemas-microsoft-com:office:office" xmlns:r="http://schemas.openxmlformats.org/officeDocument/2006/relationships" xmlns:m="http://schemas.openxmlformats.org/officeDocument/2006/math" xmlns:v="urn:schemas-microsoft-com:vml" xmlns:wp14="http://schemas.microsoft.com/office/word/2010/wordprocessingDrawing" xmlns:wp="http://schemas.openxmlformats.org/drawingml/2006/wordprocessingDrawing" xmlns:w10="urn:schemas-microsoft-com:office:word" xmlns:w="http://schemas.openxmlformats.org/wordprocessingml/2006/main" xmlns:w14="http://schemas.microsoft.com/office/word/2010/wordml" xmlns:w15="http://schemas.microsoft.com/office/word/2012/wordml" xmlns:w16cex="http://schemas.microsoft.com/office/word/2018/wordml/cex" xmlns:w16cid="http://schemas.microsoft.com/office/word/2016/wordml/cid" xmlns:w16="http://schemas.microsoft.com/office/word/2018/wordml" xmlns:w16sdtdh="http://schemas.microsoft.com/office/word/2020/wordml/sdtdatahash" xmlns:w16se="http://schemas.microsoft.com/office/word/2015/wordml/symex" xmlns:wpg="http://schemas.microsoft.com/office/word/2010/wordprocessingGroup" xmlns:wpi="http://schemas.microsoft.com/office/word/2010/wordprocessingInk" xmlns:wne="http://schemas.microsoft.com/office/word/2006/wordml" xmlns:wps="http://schemas.microsoft.com/office/word/2010/wordprocessingShape" mc:Ignorable="w14 w15 w16se w16cid w16 w16cex w16sdtdh wp14">
+<w:hdr xmlns:wpc="http://schemas.microsoft.com/office/word/2010/wordprocessingCanvas" xmlns:cx="http://schemas.microsoft.com/office/drawing/2014/chartex" xmlns:mc="http://schemas.openxmlformats.org/markup-compatibility/2006" xmlns:o="urn:schemas-microsoft-com:office:office" xmlns:r="http://schemas.openxmlformats.org/officeDocument/2006/relationships" xmlns:m="http://schemas.openxmlformats.org/officeDocument/2006/math" xmlns:v="urn:schemas-microsoft-com:vml" xmlns:wp14="http://schemas.microsoft.com/office/word/2010/wordprocessingDrawing" xmlns:wp="http://schemas.openxmlformats.org/drawingml/2006/wordprocessingDrawing" xmlns:w10="urn:schemas-microsoft-com:office:word" xmlns:w="http://schemas.openxmlformats.org/wordprocessingml/2006/main" xmlns:w14="http://schemas.microsoft.com/office/word/2010/wordml" xmlns:w15="http://schemas.microsoft.com/office/word/2012/wordml" xmlns:w16se="http://schemas.microsoft.com/office/word/2015/wordml/symex" xmlns:wpg="http://schemas.microsoft.com/office/word/2010/wordprocessingGroup" xmlns:wpi="http://schemas.microsoft.com/office/word/2010/wordprocessingInk" xmlns:wne="http://schemas.microsoft.com/office/word/2006/wordml" xmlns:wps="http://schemas.microsoft.com/office/word/2010/wordprocessingShape" mc:Ignorable="w14 w15 w16se wp14">
   <w:p>
     <w:pPr>
       <w:pStyle w:val="lfej"/>
@@ -32282,7 +32317,7 @@
 </file>
 
 <file path=word/numbering.xml><?xml version="1.0" encoding="utf-8"?>
-<w:numbering xmlns:wpc="http://schemas.microsoft.com/office/word/2010/wordprocessingCanvas" xmlns:cx="http://schemas.microsoft.com/office/drawing/2014/chartex" xmlns:cx1="http://schemas.microsoft.com/office/drawing/2015/9/8/chartex" xmlns:cx2="http://schemas.microsoft.com/office/drawing/2015/10/21/chartex" xmlns:cx3="http://schemas.microsoft.com/office/drawing/2016/5/9/chartex" xmlns:cx4="http://schemas.microsoft.com/office/drawing/2016/5/10/chartex" xmlns:cx5="http://schemas.microsoft.com/office/drawing/2016/5/11/chartex" xmlns:cx6="http://schemas.microsoft.com/office/drawing/2016/5/12/chartex" xmlns:cx7="http://schemas.microsoft.com/office/drawing/2016/5/13/chartex" xmlns:cx8="http://schemas.microsoft.com/office/drawing/2016/5/14/chartex" xmlns:mc="http://schemas.openxmlformats.org/markup-compatibility/2006" xmlns:aink="http://schemas.microsoft.com/office/drawing/2016/ink" xmlns:am3d="http://schemas.microsoft.com/office/drawing/2017/model3d" xmlns:o="urn:schemas-microsoft-com:office:office" xmlns:r="http://schemas.openxmlformats.org/officeDocument/2006/relationships" xmlns:m="http://schemas.openxmlformats.org/officeDocument/2006/math" xmlns:v="urn:schemas-microsoft-com:vml" xmlns:wp14="http://schemas.microsoft.com/office/word/2010/wordprocessingDrawing" xmlns:wp="http://schemas.openxmlformats.org/drawingml/2006/wordprocessingDrawing" xmlns:w10="urn:schemas-microsoft-com:office:word" xmlns:w="http://schemas.openxmlformats.org/wordprocessingml/2006/main" xmlns:w14="http://schemas.microsoft.com/office/word/2010/wordml" xmlns:w15="http://schemas.microsoft.com/office/word/2012/wordml" xmlns:w16cex="http://schemas.microsoft.com/office/word/2018/wordml/cex" xmlns:w16cid="http://schemas.microsoft.com/office/word/2016/wordml/cid" xmlns:w16="http://schemas.microsoft.com/office/word/2018/wordml" xmlns:w16sdtdh="http://schemas.microsoft.com/office/word/2020/wordml/sdtdatahash" xmlns:w16se="http://schemas.microsoft.com/office/word/2015/wordml/symex" xmlns:wpg="http://schemas.microsoft.com/office/word/2010/wordprocessingGroup" xmlns:wpi="http://schemas.microsoft.com/office/word/2010/wordprocessingInk" xmlns:wne="http://schemas.microsoft.com/office/word/2006/wordml" xmlns:wps="http://schemas.microsoft.com/office/word/2010/wordprocessingShape" mc:Ignorable="w14 w15 w16se w16cid w16 w16cex w16sdtdh wp14">
+<w:numbering xmlns:wpc="http://schemas.microsoft.com/office/word/2010/wordprocessingCanvas" xmlns:cx="http://schemas.microsoft.com/office/drawing/2014/chartex" xmlns:mc="http://schemas.openxmlformats.org/markup-compatibility/2006" xmlns:o="urn:schemas-microsoft-com:office:office" xmlns:r="http://schemas.openxmlformats.org/officeDocument/2006/relationships" xmlns:m="http://schemas.openxmlformats.org/officeDocument/2006/math" xmlns:v="urn:schemas-microsoft-com:vml" xmlns:wp14="http://schemas.microsoft.com/office/word/2010/wordprocessingDrawing" xmlns:wp="http://schemas.openxmlformats.org/drawingml/2006/wordprocessingDrawing" xmlns:w10="urn:schemas-microsoft-com:office:word" xmlns:w="http://schemas.openxmlformats.org/wordprocessingml/2006/main" xmlns:w14="http://schemas.microsoft.com/office/word/2010/wordml" xmlns:w15="http://schemas.microsoft.com/office/word/2012/wordml" xmlns:w16se="http://schemas.microsoft.com/office/word/2015/wordml/symex" xmlns:wpg="http://schemas.microsoft.com/office/word/2010/wordprocessingGroup" xmlns:wpi="http://schemas.microsoft.com/office/word/2010/wordprocessingInk" xmlns:wne="http://schemas.microsoft.com/office/word/2006/wordml" xmlns:wps="http://schemas.microsoft.com/office/word/2010/wordprocessingShape" mc:Ignorable="w14 w15 w16se wp14">
   <w:abstractNum w:abstractNumId="0" w15:restartNumberingAfterBreak="0">
     <w:nsid w:val="01C51024"/>
     <w:multiLevelType w:val="hybridMultilevel"/>
@@ -36236,7 +36271,7 @@
 </file>
 
 <file path=word/styles.xml><?xml version="1.0" encoding="utf-8"?>
-<w:styles xmlns:mc="http://schemas.openxmlformats.org/markup-compatibility/2006" xmlns:r="http://schemas.openxmlformats.org/officeDocument/2006/relationships" xmlns:w="http://schemas.openxmlformats.org/wordprocessingml/2006/main" xmlns:w14="http://schemas.microsoft.com/office/word/2010/wordml" xmlns:w15="http://schemas.microsoft.com/office/word/2012/wordml" xmlns:w16cex="http://schemas.microsoft.com/office/word/2018/wordml/cex" xmlns:w16cid="http://schemas.microsoft.com/office/word/2016/wordml/cid" xmlns:w16="http://schemas.microsoft.com/office/word/2018/wordml" xmlns:w16sdtdh="http://schemas.microsoft.com/office/word/2020/wordml/sdtdatahash" xmlns:w16se="http://schemas.microsoft.com/office/word/2015/wordml/symex" mc:Ignorable="w14 w15 w16se w16cid w16 w16cex w16sdtdh">
+<w:styles xmlns:mc="http://schemas.openxmlformats.org/markup-compatibility/2006" xmlns:r="http://schemas.openxmlformats.org/officeDocument/2006/relationships" xmlns:w="http://schemas.openxmlformats.org/wordprocessingml/2006/main" xmlns:w14="http://schemas.microsoft.com/office/word/2010/wordml" xmlns:w15="http://schemas.microsoft.com/office/word/2012/wordml" xmlns:w16se="http://schemas.microsoft.com/office/word/2015/wordml/symex" mc:Ignorable="w14 w15 w16se">
   <w:docDefaults>
     <w:rPrDefault>
       <w:rPr>
@@ -36252,7 +36287,7 @@
       </w:pPr>
     </w:pPrDefault>
   </w:docDefaults>
-  <w:latentStyles w:defLockedState="0" w:defUIPriority="99" w:defSemiHidden="0" w:defUnhideWhenUsed="0" w:defQFormat="0" w:count="376">
+  <w:latentStyles w:defLockedState="0" w:defUIPriority="99" w:defSemiHidden="0" w:defUnhideWhenUsed="0" w:defQFormat="0" w:count="371">
     <w:lsdException w:name="Normal" w:uiPriority="0" w:qFormat="1"/>
     <w:lsdException w:name="heading 1" w:uiPriority="9" w:qFormat="1"/>
     <w:lsdException w:name="heading 2" w:semiHidden="1" w:uiPriority="9" w:unhideWhenUsed="1" w:qFormat="1"/>
@@ -36624,11 +36659,6 @@
     <w:lsdException w:name="List Table 5 Dark Accent 6" w:uiPriority="50"/>
     <w:lsdException w:name="List Table 6 Colorful Accent 6" w:uiPriority="51"/>
     <w:lsdException w:name="List Table 7 Colorful Accent 6" w:uiPriority="52"/>
-    <w:lsdException w:name="Mention" w:semiHidden="1" w:unhideWhenUsed="1"/>
-    <w:lsdException w:name="Smart Hyperlink" w:semiHidden="1" w:unhideWhenUsed="1"/>
-    <w:lsdException w:name="Hashtag" w:semiHidden="1" w:unhideWhenUsed="1"/>
-    <w:lsdException w:name="Unresolved Mention" w:semiHidden="1" w:unhideWhenUsed="1"/>
-    <w:lsdException w:name="Smart Link" w:semiHidden="1" w:unhideWhenUsed="1"/>
   </w:latentStyles>
   <w:style w:type="paragraph" w:default="1" w:styleId="Norml">
     <w:name w:val="Normal"/>
@@ -37494,7 +37524,7 @@
       <w:szCs w:val="24"/>
     </w:rPr>
   </w:style>
-  <w:style w:type="character" w:styleId="Feloldatlanmegemlts">
+  <w:style w:type="character" w:customStyle="1" w:styleId="UnresolvedMention">
     <w:name w:val="Unresolved Mention"/>
     <w:basedOn w:val="Bekezdsalapbettpusa"/>
     <w:uiPriority w:val="99"/>
@@ -37809,7 +37839,7 @@
 </file>
 
 <file path=customXml/itemProps1.xml><?xml version="1.0" encoding="utf-8"?>
-<ds:datastoreItem xmlns:ds="http://schemas.openxmlformats.org/officeDocument/2006/customXml" ds:itemID="{A7318734-06C7-4253-9A01-C8DEBCCD09BE}">
+<ds:datastoreItem xmlns:ds="http://schemas.openxmlformats.org/officeDocument/2006/customXml" ds:itemID="{59B8AB54-3832-43AC-8F1C-B3F1CBFB3BCA}">
   <ds:schemaRefs>
     <ds:schemaRef ds:uri="http://schemas.openxmlformats.org/officeDocument/2006/bibliography"/>
   </ds:schemaRefs>
